--- a/report/report.docx
+++ b/report/report.docx
@@ -1,6 +1,6 @@
 
 <file path=word/document.xml><?xml version="1.0" encoding="utf-8"?>
-<w:document xmlns:a="http://schemas.openxmlformats.org/drawingml/2006/main" xmlns:mc="http://schemas.openxmlformats.org/markup-compatibility/2006" xmlns:ns4="http://schemas.microsoft.com/office/word/2010/wordprocessingDrawing" xmlns:pic="http://schemas.openxmlformats.org/drawingml/2006/picture" xmlns:r="http://schemas.openxmlformats.org/officeDocument/2006/relationships" xmlns:w="http://schemas.openxmlformats.org/wordprocessingml/2006/main" xmlns:w14="http://schemas.microsoft.com/office/word/2010/wordml" xmlns:wp="http://schemas.openxmlformats.org/drawingml/2006/wordprocessingDrawing" mc:Ignorable="w14 w15 w16se w16cid w16 w16cex w16sdtdh w16sdtfl w16du wp14">
+<w:document xmlns:wpc="http://schemas.microsoft.com/office/word/2010/wordprocessingCanvas" xmlns:cx="http://schemas.microsoft.com/office/drawing/2014/chartex" xmlns:cx1="http://schemas.microsoft.com/office/drawing/2015/9/8/chartex" xmlns:cx2="http://schemas.microsoft.com/office/drawing/2015/10/21/chartex" xmlns:cx3="http://schemas.microsoft.com/office/drawing/2016/5/9/chartex" xmlns:cx4="http://schemas.microsoft.com/office/drawing/2016/5/10/chartex" xmlns:cx5="http://schemas.microsoft.com/office/drawing/2016/5/11/chartex" xmlns:cx6="http://schemas.microsoft.com/office/drawing/2016/5/12/chartex" xmlns:cx7="http://schemas.microsoft.com/office/drawing/2016/5/13/chartex" xmlns:cx8="http://schemas.microsoft.com/office/drawing/2016/5/14/chartex" xmlns:mc="http://schemas.openxmlformats.org/markup-compatibility/2006" xmlns:aink="http://schemas.microsoft.com/office/drawing/2016/ink" xmlns:am3d="http://schemas.microsoft.com/office/drawing/2017/model3d" xmlns:o="urn:schemas-microsoft-com:office:office" xmlns:oel="http://schemas.microsoft.com/office/2019/extlst" xmlns:r="http://schemas.openxmlformats.org/officeDocument/2006/relationships" xmlns:m="http://schemas.openxmlformats.org/officeDocument/2006/math" xmlns:v="urn:schemas-microsoft-com:vml" xmlns:wp14="http://schemas.microsoft.com/office/word/2010/wordprocessingDrawing" xmlns:wp="http://schemas.openxmlformats.org/drawingml/2006/wordprocessingDrawing" xmlns:w10="urn:schemas-microsoft-com:office:word" xmlns:w="http://schemas.openxmlformats.org/wordprocessingml/2006/main" xmlns:w14="http://schemas.microsoft.com/office/word/2010/wordml" xmlns:w15="http://schemas.microsoft.com/office/word/2012/wordml" xmlns:w16cex="http://schemas.microsoft.com/office/word/2018/wordml/cex" xmlns:w16cid="http://schemas.microsoft.com/office/word/2016/wordml/cid" xmlns:w16="http://schemas.microsoft.com/office/word/2018/wordml" xmlns:w16du="http://schemas.microsoft.com/office/word/2023/wordml/word16du" xmlns:w16sdtdh="http://schemas.microsoft.com/office/word/2020/wordml/sdtdatahash" xmlns:w16sdtfl="http://schemas.microsoft.com/office/word/2024/wordml/sdtformatlock" xmlns:w16se="http://schemas.microsoft.com/office/word/2015/wordml/symex" xmlns:wpg="http://schemas.microsoft.com/office/word/2010/wordprocessingGroup" xmlns:wpi="http://schemas.microsoft.com/office/word/2010/wordprocessingInk" xmlns:wne="http://schemas.microsoft.com/office/word/2006/wordml" xmlns:wps="http://schemas.microsoft.com/office/word/2010/wordprocessingShape" mc:Ignorable="w14 w15 w16se w16cid w16 w16cex w16sdtdh w16sdtfl w16du wp14">
   <w:body>
     <w:p>
       <w:pPr>
@@ -74,33 +74,49 @@
       </w:r>
     </w:p>
     <w:p>
-      <w:r>
-        <w:t>The main risk areas covered by the black-box tests are:</w:t>
+      <w:pPr>
+        <w:pStyle w:val="21"/>
+      </w:pPr>
+      <w:r>
+        <w:t>1.1 Test Oracles</w:t>
       </w:r>
     </w:p>
     <w:p>
       <w:r>
-        <w:t>• Different operating systems and Python versions.</w:t>
+        <w:t>The test oracles are implemented mainly in src/oracles.py and are used consistently across the black-box tests:</w:t>
       </w:r>
     </w:p>
     <w:p>
       <w:r>
-        <w:t>• Special floating-point values such as NaN, Inf, and -0.0.</w:t>
+        <w:t>• Hash stability oracle: calls marshal.dumps(x) repeatedly and compares SHA-256 hashes.</w:t>
       </w:r>
     </w:p>
     <w:p>
       <w:r>
-        <w:t>• Recursive, cyclic, and shared-reference data structures.</w:t>
+        <w:t>• Round-trip oracle: checks marshal.loads(marshal.dumps(x)) with custom structural equivalence.</w:t>
       </w:r>
     </w:p>
     <w:p>
       <w:r>
-        <w:t>• Empty objects, very large objects, and deeply nested collections.</w:t>
+        <w:t>• Exception oracle: accepts controlled exceptions such as TypeError, ValueError, EOFError, and RecursionError for invalid inputs.</w:t>
       </w:r>
     </w:p>
     <w:p>
       <w:r>
-        <w:t>• Unsupported object types and corrupted marshal byte streams.</w:t>
+        <w:t>• Special-behavior oracle: records expected lossy behavior, such as bytearray values loading back as bytes.</w:t>
+      </w:r>
+    </w:p>
+    <w:p>
+      <w:pPr>
+        <w:pStyle w:val="1"/>
+      </w:pPr>
+      <w:r>
+        <w:t>2 Black-Box Testing</w:t>
+      </w:r>
+    </w:p>
+    <w:p>
+      <w:r>
+        <w:t>Black-box testing treats marshal as a public API. This part does not rely on CPython internal implementation details; it checks whether selected inputs can be serialized, loaded, repeated, or rejected in observable and controlled ways. The evidence is based on byte streams, SHA-256 hashes, reconstructed objects, and exceptions.</w:t>
       </w:r>
     </w:p>
     <w:p>
@@ -108,32 +124,94 @@
         <w:pStyle w:val="21"/>
       </w:pPr>
       <w:r>
-        <w:t>1.1 Test Oracles</w:t>
+        <w:t>2.1 Equivalence Partitioning</w:t>
       </w:r>
     </w:p>
     <w:p>
       <w:r>
-        <w:t>The test oracles are implemented mainly in src/oracles.py and are used consistently across the black-box tests:</w:t>
+        <w:t>Equivalence partitioning was used to avoid testing every possible value one by one. Inputs with similar expected marshal behavior were grouped, and representative examples were selected from each group so the suite still covered the main API outcomes.</w:t>
       </w:r>
     </w:p>
     <w:p>
       <w:r>
-        <w:t>• Hash stability oracle: calls marshal.dumps(x) repeatedly and compares SHA-256 hashes.</w:t>
+        <w:lastRenderedPageBreak/>
+        <w:t>How it was completed:</w:t>
       </w:r>
     </w:p>
     <w:p>
       <w:r>
-        <w:t>• Round-trip oracle: checks marshal.loads(marshal.dumps(x)) with custom structural equivalence.</w:t>
+        <w:t>1. Defined supported partitions in src/specimens.py, including primitive values, containers, code objects, recursive containers, and shared-reference structures.</w:t>
       </w:r>
     </w:p>
     <w:p>
       <w:r>
-        <w:t>• Exception oracle: accepts controlled exceptions such as TypeError, ValueError, EOFError, and RecursionError for invalid inputs.</w:t>
+        <w:t>2. Defined unsupported or special partitions such as functions, generators, file handles, custom instances, and bytearray behavior.</w:t>
       </w:r>
     </w:p>
     <w:p>
       <w:r>
-        <w:t>• Special-behavior oracle: records expected lossy behavior, such as bytearray values loading back as bytes.</w:t>
+        <w:t>3. Verified the partitions through tests/test_roundtrip.py, tests/test_cycles.py, tests/test_special_behaviors.py, and tests/test_invalid_inputs.py using round-trip, stability, and exception oracles.</w:t>
+      </w:r>
+    </w:p>
+    <w:p>
+      <w:pPr>
+        <w:pStyle w:val="21"/>
+      </w:pPr>
+      <w:r>
+        <w:t>2.2 Boundary Value Analysis</w:t>
+      </w:r>
+    </w:p>
+    <w:p>
+      <w:r>
+        <w:t>Boundary value analysis focused on values most likely to expose encoding, size, or comparison problems. Instead of only testing ordinary examples, the suite checks extremes and special cases where marshal behavior is easier to break.</w:t>
+      </w:r>
+    </w:p>
+    <w:p>
+      <w:r>
+        <w:t>How it was completed:</w:t>
+      </w:r>
+    </w:p>
+    <w:p>
+      <w:r>
+        <w:t>1. Collected boundary cases in src/specimens.py, including integer limits, -0.0, NaN, Inf, empty containers, large strings and bytes, large collections, and deep nesting.</w:t>
+      </w:r>
+    </w:p>
+    <w:p>
+      <w:r>
+        <w:t>2. Ran tests/test_boundaries.py to confirm that supported boundary cases round-trip correctly and that repeated dumps in the same process remain hash-identical.</w:t>
+      </w:r>
+    </w:p>
+    <w:p>
+      <w:pPr>
+        <w:pStyle w:val="21"/>
+      </w:pPr>
+      <w:r>
+        <w:t>2.3 Fuzz Testing</w:t>
+      </w:r>
+    </w:p>
+    <w:p>
+      <w:r>
+        <w:t>Fuzz testing was used as a supplement to the designed cases. Its purpose was not to prove complete correctness, but to expose unexpected behavior by exercising generated or mutated inputs beyond the hand-written examples.</w:t>
+      </w:r>
+    </w:p>
+    <w:p>
+      <w:r>
+        <w:t>How it was completed:</w:t>
+      </w:r>
+    </w:p>
+    <w:p>
+      <w:r>
+        <w:t>1. Used generation-based fuzzing in src/fuzz_generator.py and tests/test_fuzzing.py to create legal nested values with a fixed seed.</w:t>
+      </w:r>
+    </w:p>
+    <w:p>
+      <w:r>
+        <w:t>2. Used lexical fuzzing in tests/test_invalid_inputs.py to mutate marshal byte streams through truncation, byte changes, inserted bytes, and random suffixes.</w:t>
+      </w:r>
+    </w:p>
+    <w:p>
+      <w:r>
+        <w:t>3. Interpreted mutated-stream results as acceptable when they either decoded into a valid object or raised a controlled exception, while generated valid values still had to pass round-trip and stability checks.</w:t>
       </w:r>
     </w:p>
     <w:p>
@@ -141,217 +219,46 @@
         <w:pStyle w:val="1"/>
       </w:pPr>
       <w:r>
-        <w:t>2 Black-Box Testing</w:t>
+        <w:t>3 White-Box Testing</w:t>
       </w:r>
     </w:p>
     <w:p>
       <w:r>
-        <w:t>Black-box testing treats marshal as an API. The tests are designed from input classes and observable outputs, not from the internal C implementation. The observable outputs are serialized bytes, SHA-256 hashes, loaded objects, and raised exceptions.</w:t>
+        <w:t>White-Box Testing focuses on the internal structure and implementation paths of the program under test. In the strict form taught in structural testing, statement coverage, branch coverage, and condition coverage are measured from real executed source-code paths.</w:t>
       </w:r>
     </w:p>
     <w:p>
       <w:r>
-        <w:t>The black-box design uses three techniques:</w:t>
+        <w:t xml:space="preserve">For Python's marshal module, exact C-level coverage would require rebuilding </w:t>
+      </w:r>
+      <w:proofErr w:type="spellStart"/>
+      <w:r>
+        <w:t>CPython</w:t>
+      </w:r>
+      <w:proofErr w:type="spellEnd"/>
+      <w:r>
+        <w:t xml:space="preserve"> with coverage instrumentation and then running the test suite with that specially built interpreter. This project does not rebuild or instrument </w:t>
+      </w:r>
+      <w:proofErr w:type="spellStart"/>
+      <w:r>
+        <w:t>CPython</w:t>
+      </w:r>
+      <w:proofErr w:type="spellEnd"/>
+      <w:r>
+        <w:t>, so it does not report exact statement, branch, or condition coverage percentages for Python/</w:t>
+      </w:r>
+      <w:proofErr w:type="spellStart"/>
+      <w:r>
+        <w:t>marshal.c</w:t>
+      </w:r>
+      <w:proofErr w:type="spellEnd"/>
+      <w:r>
+        <w:t>.</w:t>
       </w:r>
     </w:p>
     <w:p>
       <w:r>
-        <w:t>• Equivalence partitioning for representative supported and unsupported object classes.</w:t>
-      </w:r>
-    </w:p>
-    <w:p>
-      <w:r>
-        <w:t>• Boundary value analysis for values likely to expose encoding or comparison problems.</w:t>
-      </w:r>
-    </w:p>
-    <w:p>
-      <w:r>
-        <w:t>• Fuzz testing for broader random and mutated input exploration.</w:t>
-      </w:r>
-    </w:p>
-    <w:p>
-      <w:pPr>
-        <w:pStyle w:val="21"/>
-      </w:pPr>
-      <w:r>
-        <w:t>2.1 Equivalence Partitioning</w:t>
-      </w:r>
-    </w:p>
-    <w:p>
-      <w:r>
-        <w:t>Representative inputs are defined in src/specimens.py. The partitions are:</w:t>
-      </w:r>
-    </w:p>
-    <w:p>
-      <w:r>
-        <w:t>• Atomic values: None, bool, int, float, complex, str, and bytes.</w:t>
-      </w:r>
-    </w:p>
-    <w:p>
-      <w:r>
-        <w:t>• Containers: list, tuple, dict, set, and frozenset.</w:t>
-      </w:r>
-    </w:p>
-    <w:p>
-      <w:r>
-        <w:t>• Special supported values: code objects, recursive containers, and shared-reference structures.</w:t>
-      </w:r>
-    </w:p>
-    <w:p>
-      <w:r>
-        <w:t>• Unsupported values: functions, lambdas, generators, instances, file handles, OrderedDict, Counter, defaultdict, datetime, Decimal, and UUID.</w:t>
-      </w:r>
-    </w:p>
-    <w:p>
-      <w:r>
-        <w:t>The corresponding tests are:</w:t>
-      </w:r>
-    </w:p>
-    <w:p>
-      <w:r>
-        <w:t>• tests/test_roundtrip.py: valid partitions, file API round-trip, and repeated-dumps hash stability.</w:t>
-      </w:r>
-    </w:p>
-    <w:p>
-      <w:r>
-        <w:t>• tests/test_cycles.py: recursive containers and shared-reference preservation.</w:t>
-      </w:r>
-    </w:p>
-    <w:p>
-      <w:r>
-        <w:t>• tests/test_special_behaviors.py: bytearray loading back as bytes.</w:t>
-      </w:r>
-    </w:p>
-    <w:p>
-      <w:r>
-        <w:t>• tests/test_invalid_inputs.py: unsupported objects and malformed byte streams.</w:t>
-      </w:r>
-    </w:p>
-    <w:p>
-      <w:pPr>
-        <w:pStyle w:val="21"/>
-      </w:pPr>
-      <w:r>
-        <w:t>2.2 Boundary Value Analysis</w:t>
-      </w:r>
-    </w:p>
-    <w:p>
-      <w:r>
-        <w:t>Boundary cases are listed by all_boundary_case_ids() in src/specimens.py and executed in tests/test_boundaries.py. They include:</w:t>
-      </w:r>
-    </w:p>
-    <w:p>
-      <w:r>
-        <w:t>• Integer boundaries around -1, 0, 1, 255/256, 2**31, 2**63, and very large integers.</w:t>
-      </w:r>
-    </w:p>
-    <w:p>
-      <w:r>
-        <w:t>• Floating-point boundaries such as 0.0, -0.0, NaN, Inf, and -Inf.</w:t>
-      </w:r>
-    </w:p>
-    <w:p>
-      <w:r>
-        <w:t>• Empty strings, bytes, lists, dictionaries, sets, and frozensets.</w:t>
-      </w:r>
-    </w:p>
-    <w:p>
-      <w:r>
-        <w:t>• Large strings, long bytes, large containers, and deeply nested structures.</w:t>
-      </w:r>
-    </w:p>
-    <w:p>
-      <w:r>
-        <w:t>The boundary tests check two outcomes:</w:t>
-      </w:r>
-    </w:p>
-    <w:p>
-      <w:r>
-        <w:t>• test_boundary_cases_roundtrip(): the loaded object remains structurally equivalent to the original.</w:t>
-      </w:r>
-    </w:p>
-    <w:p>
-      <w:r>
-        <w:t>• test_boundary_cases_stable_in_process(): five repeated dumps produce identical SHA-256 hashes.</w:t>
-      </w:r>
-    </w:p>
-    <w:p>
-      <w:pPr>
-        <w:pStyle w:val="21"/>
-      </w:pPr>
-      <w:r>
-        <w:t>2.3 Fuzz Testing</w:t>
-      </w:r>
-    </w:p>
-    <w:p>
-      <w:r>
-        <w:t>Fuzz testing complements the hand-picked partitions and boundaries. It is implemented in src/fuzz_generator.py and exercised by tests/test_fuzzing.py and tests/test_invalid_inputs.py.</w:t>
-      </w:r>
-    </w:p>
-    <w:p>
-      <w:r>
-        <w:t>The suite uses two fuzzing modes:</w:t>
-      </w:r>
-    </w:p>
-    <w:p>
-      <w:r>
-        <w:t>• Generation-based fuzzing: creates legal nested objects with a fixed seed and checks round-trip correctness plus repeated-dumps stability.</w:t>
-      </w:r>
-    </w:p>
-    <w:p>
-      <w:r>
-        <w:t>• Lexical fuzzing: mutates existing marshal byte streams through truncation, dropped bytes, type-tag replacement, bit flips, inserted bytes, and random suffixes.</w:t>
-      </w:r>
-    </w:p>
-    <w:p>
-      <w:r>
-        <w:t>For generated valid inputs, no failure is expected. For mutated byte streams, the expected result is either a valid decoded object or a controlled exception. This checks robustness, while still acknowledging that fuzzing is sample-based and cannot prove complete correctness.</w:t>
-      </w:r>
-    </w:p>
-    <w:p>
-      <w:pPr>
-        <w:pStyle w:val="1"/>
-      </w:pPr>
-      <w:r>
-        <w:t>3 White-Box Testing</w:t>
-      </w:r>
-    </w:p>
-    <w:p>
-      <w:r>
-        <w:t>White-Box Testing focuses on the internal structure and implementation paths of the program under test. In the strict form taught in structural testing, statement coverage, branch coverage, and condition coverage are measured from real executed source-code paths.</w:t>
-      </w:r>
-    </w:p>
-    <w:p>
-      <w:r>
-        <w:t xml:space="preserve">For Python's marshal module, exact C-level coverage would require rebuilding </w:t>
-      </w:r>
-      <w:proofErr w:type="spellStart"/>
-      <w:r>
-        <w:t>CPython</w:t>
-      </w:r>
-      <w:proofErr w:type="spellEnd"/>
-      <w:r>
-        <w:t xml:space="preserve"> with coverage instrumentation and then running the test suite with that specially built interpreter. This project does not rebuild or instrument </w:t>
-      </w:r>
-      <w:proofErr w:type="spellStart"/>
-      <w:r>
-        <w:t>CPython</w:t>
-      </w:r>
-      <w:proofErr w:type="spellEnd"/>
-      <w:r>
-        <w:t>, so it does not report exact statement, branch, or condition coverage percentages for Python/</w:t>
-      </w:r>
-      <w:proofErr w:type="spellStart"/>
-      <w:r>
-        <w:t>marshal.c</w:t>
-      </w:r>
-      <w:proofErr w:type="spellEnd"/>
-      <w:r>
-        <w:t>.</w:t>
-      </w:r>
-    </w:p>
-    <w:p>
-      <w:r>
+        <w:lastRenderedPageBreak/>
         <w:t xml:space="preserve">Instead, the project uses a source-guided representative-path approach. It reads the major type-dispatch and error-handling paths in </w:t>
       </w:r>
       <w:proofErr w:type="spellStart"/>
@@ -471,7 +378,6 @@
           <w:szCs w:val="24"/>
           <w:lang w:eastAsia="en-US"/>
         </w:rPr>
-        <w:lastRenderedPageBreak/>
         <w:t>numeric objects, text and binary objects, container objects, and special cases such as code objects, recursive</w:t>
       </w:r>
       <w:r>
@@ -1208,6 +1114,7 @@
           <w:sz w:val="24"/>
           <w:szCs w:val="24"/>
         </w:rPr>
+        <w:lastRenderedPageBreak/>
         <w:t>test_targeted_corrupted_streams_raise_reasonable_</w:t>
       </w:r>
       <w:proofErr w:type="gramStart"/>
@@ -1407,16 +1314,7 @@
           <w:color w:val="111111"/>
           <w:szCs w:val="24"/>
         </w:rPr>
-        <w:t xml:space="preserve">, whether a zero-valued </w:t>
-      </w:r>
-      <w:r>
-        <w:rPr>
-          <w:rFonts w:ascii="Cambria" w:eastAsia="Cambria" w:hAnsi="Cambria" w:cs="Cambria"/>
-          <w:color w:val="111111"/>
-          <w:szCs w:val="24"/>
-        </w:rPr>
-        <w:lastRenderedPageBreak/>
-        <w:t xml:space="preserve">float has a </w:t>
+        <w:t xml:space="preserve">, whether a zero-valued float has a </w:t>
       </w:r>
       <w:proofErr w:type="gramStart"/>
       <w:r>
@@ -2003,6 +1901,7 @@
         <w:spacing w:after="120"/>
       </w:pPr>
       <w:r>
+        <w:lastRenderedPageBreak/>
         <w:t>5 Traceability Matrix</w:t>
       </w:r>
     </w:p>
@@ -2015,7 +1914,7 @@
           <w:rFonts w:ascii="Calibri" w:hAnsi="Calibri"/>
           <w:sz w:val="21"/>
         </w:rPr>
-        <w:t>This section links the requirements and relations verified by the marshal test suite to the automated test cases that provide evidence for them. The matrix is recorded at the test-function level so that each reported result can be traced back to executable code.</w:t>
+        <w:t>This section links the requirements and relations verified by the marshal test suite to the automated test cases that provide evidence for them. R represents a requirement or relation; TC represents a test case; in this report, one TC is one Python test file, and the TC definition lists the test category, test methods, and project functions used inside that file. A check mark indicates that the TC directly verifies or provides evidence for the corresponding R item.</w:t>
       </w:r>
     </w:p>
     <w:p>
@@ -2028,20 +1927,27 @@
           <w:rFonts w:ascii="Calibri" w:hAnsi="Calibri"/>
           <w:sz w:val="21"/>
         </w:rPr>
-        <w:t>5.1 Identifier Definitions</w:t>
+        <w:t>5.1 Requirement Definitions</w:t>
       </w:r>
     </w:p>
     <w:tbl>
       <w:tblPr>
-        <w:tblStyle w:val="af5"/>
         <w:tblW w:w="0" w:type="auto"/>
         <w:jc w:val="center"/>
+        <w:tblBorders>
+          <w:top w:val="single" w:sz="4" w:space="0" w:color="auto"/>
+          <w:left w:val="single" w:sz="4" w:space="0" w:color="auto"/>
+          <w:bottom w:val="single" w:sz="4" w:space="0" w:color="auto"/>
+          <w:right w:val="single" w:sz="4" w:space="0" w:color="auto"/>
+          <w:insideH w:val="single" w:sz="4" w:space="0" w:color="auto"/>
+          <w:insideV w:val="single" w:sz="4" w:space="0" w:color="auto"/>
+        </w:tblBorders>
         <w:tblLayout w:type="fixed"/>
         <w:tblLook w:val="04A0" w:firstRow="1" w:lastRow="0" w:firstColumn="1" w:lastColumn="0" w:noHBand="0" w:noVBand="1"/>
       </w:tblPr>
       <w:tblGrid>
-        <w:gridCol w:w="1296"/>
-        <w:gridCol w:w="8063"/>
+        <w:gridCol w:w="2600"/>
+        <w:gridCol w:w="7192"/>
       </w:tblGrid>
       <w:tr>
         <w:trPr>
@@ -2049,7 +1955,7 @@
         </w:trPr>
         <w:tc>
           <w:tcPr>
-            <w:tcW w:w="1296" w:type="dxa"/>
+            <w:tcW w:w="2600" w:type="dxa"/>
             <w:shd w:val="clear" w:color="auto" w:fill="D9EAF7"/>
             <w:tcMar>
               <w:top w:w="72" w:type="dxa"/>
@@ -2071,13 +1977,13 @@
                 <w:color w:val="0F172A"/>
                 <w:sz w:val="18"/>
               </w:rPr>
-              <w:t>Identifier</w:t>
+              <w:t>R ID</w:t>
             </w:r>
           </w:p>
         </w:tc>
         <w:tc>
           <w:tcPr>
-            <w:tcW w:w="8063" w:type="dxa"/>
+            <w:tcW w:w="7192" w:type="dxa"/>
             <w:shd w:val="clear" w:color="auto" w:fill="D9EAF7"/>
             <w:tcMar>
               <w:top w:w="72" w:type="dxa"/>
@@ -2099,7 +2005,7 @@
                 <w:color w:val="0F172A"/>
                 <w:sz w:val="18"/>
               </w:rPr>
-              <w:t>Definition</w:t>
+              <w:t>Requirement</w:t>
             </w:r>
           </w:p>
         </w:tc>
@@ -2110,7 +2016,7 @@
         </w:trPr>
         <w:tc>
           <w:tcPr>
-            <w:tcW w:w="1296" w:type="dxa"/>
+            <w:tcW w:w="2600" w:type="dxa"/>
             <w:shd w:val="clear" w:color="auto" w:fill="FFFFFF"/>
             <w:tcMar>
               <w:top w:w="72" w:type="dxa"/>
@@ -2128,17 +2034,16 @@
             <w:r>
               <w:rPr>
                 <w:rFonts w:ascii="Calibri" w:hAnsi="Calibri"/>
-                <w:b/>
                 <w:color w:val="111827"/>
                 <w:sz w:val="18"/>
               </w:rPr>
-              <w:t>R</w:t>
+              <w:t>R1</w:t>
             </w:r>
           </w:p>
         </w:tc>
         <w:tc>
           <w:tcPr>
-            <w:tcW w:w="8063" w:type="dxa"/>
+            <w:tcW w:w="7192" w:type="dxa"/>
             <w:shd w:val="clear" w:color="auto" w:fill="FFFFFF"/>
             <w:tcMar>
               <w:top w:w="72" w:type="dxa"/>
@@ -2158,7 +2063,7 @@
                 <w:color w:val="111827"/>
                 <w:sz w:val="18"/>
               </w:rPr>
-              <w:t>Requirement or relation that the test suite is expected to verify.</w:t>
+              <w:t>Compatibility Testing: Cross-platform stability: for the same Python version, representative supported inputs produce hash-identical marshal byte streams across the tested operating systems.</w:t>
             </w:r>
           </w:p>
         </w:tc>
@@ -2169,93 +2074,7 @@
         </w:trPr>
         <w:tc>
           <w:tcPr>
-            <w:tcW w:w="1296" w:type="dxa"/>
-            <w:shd w:val="clear" w:color="auto" w:fill="F8FAFC"/>
-            <w:tcMar>
-              <w:top w:w="72" w:type="dxa"/>
-              <w:left w:w="72" w:type="dxa"/>
-              <w:bottom w:w="72" w:type="dxa"/>
-              <w:right w:w="72" w:type="dxa"/>
-            </w:tcMar>
-            <w:vAlign w:val="center"/>
-          </w:tcPr>
-          <w:p>
-            <w:pPr>
-              <w:spacing w:after="0"/>
-              <w:jc w:val="center"/>
-            </w:pPr>
-            <w:r>
-              <w:rPr>
-                <w:rFonts w:ascii="Calibri" w:hAnsi="Calibri"/>
-                <w:b/>
-                <w:color w:val="111827"/>
-                <w:sz w:val="18"/>
-              </w:rPr>
-              <w:t>TC</w:t>
-            </w:r>
-          </w:p>
-        </w:tc>
-        <w:tc>
-          <w:tcPr>
-            <w:tcW w:w="8063" w:type="dxa"/>
-            <w:shd w:val="clear" w:color="auto" w:fill="F8FAFC"/>
-            <w:tcMar>
-              <w:top w:w="72" w:type="dxa"/>
-              <w:left w:w="72" w:type="dxa"/>
-              <w:bottom w:w="72" w:type="dxa"/>
-              <w:right w:w="72" w:type="dxa"/>
-            </w:tcMar>
-            <w:vAlign w:val="center"/>
-          </w:tcPr>
-          <w:p>
-            <w:pPr>
-              <w:spacing w:after="0"/>
-            </w:pPr>
-            <w:r>
-              <w:rPr>
-                <w:rFonts w:ascii="Calibri" w:hAnsi="Calibri"/>
-                <w:color w:val="111827"/>
-                <w:sz w:val="18"/>
-              </w:rPr>
-              <w:t xml:space="preserve">Test Case. In this report, one TC is one executable </w:t>
-            </w:r>
-            <w:proofErr w:type="spellStart"/>
-            <w:r>
-              <w:rPr>
-                <w:rFonts w:ascii="Calibri" w:hAnsi="Calibri"/>
-                <w:color w:val="111827"/>
-                <w:sz w:val="18"/>
-              </w:rPr>
-              <w:t>unittest</w:t>
-            </w:r>
-            <w:proofErr w:type="spellEnd"/>
-            <w:r>
-              <w:rPr>
-                <w:rFonts w:ascii="Calibri" w:hAnsi="Calibri"/>
-                <w:color w:val="111827"/>
-                <w:sz w:val="18"/>
-              </w:rPr>
-              <w:t xml:space="preserve"> test function; a TC may cover one or more R </w:t>
-            </w:r>
-            <w:r>
-              <w:rPr>
-                <w:rFonts w:ascii="Calibri" w:hAnsi="Calibri"/>
-                <w:color w:val="111827"/>
-                <w:sz w:val="18"/>
-              </w:rPr>
-              <w:lastRenderedPageBreak/>
-              <w:t>items.</w:t>
-            </w:r>
-          </w:p>
-        </w:tc>
-      </w:tr>
-      <w:tr>
-        <w:trPr>
-          <w:jc w:val="center"/>
-        </w:trPr>
-        <w:tc>
-          <w:tcPr>
-            <w:tcW w:w="1296" w:type="dxa"/>
+            <w:tcW w:w="2600" w:type="dxa"/>
             <w:shd w:val="clear" w:color="auto" w:fill="FFFFFF"/>
             <w:tcMar>
               <w:top w:w="72" w:type="dxa"/>
@@ -2273,18 +2092,16 @@
             <w:r>
               <w:rPr>
                 <w:rFonts w:ascii="Calibri" w:hAnsi="Calibri"/>
-                <w:b/>
                 <w:color w:val="111827"/>
                 <w:sz w:val="18"/>
               </w:rPr>
-              <w:lastRenderedPageBreak/>
-              <w:t>✓</w:t>
+              <w:t>R2</w:t>
             </w:r>
           </w:p>
         </w:tc>
         <w:tc>
           <w:tcPr>
-            <w:tcW w:w="8063" w:type="dxa"/>
+            <w:tcW w:w="7192" w:type="dxa"/>
             <w:shd w:val="clear" w:color="auto" w:fill="FFFFFF"/>
             <w:tcMar>
               <w:top w:w="72" w:type="dxa"/>
@@ -2304,7 +2121,529 @@
                 <w:color w:val="111827"/>
                 <w:sz w:val="18"/>
               </w:rPr>
-              <w:t>The TC directly verifies or provides evidence for the corresponding R item.</w:t>
+              <w:t>Equivalence Class Partitioning: Valid supported objects satisfy round-trip correctness: loads(dumps(x)) reconstructs an equivalent object.</w:t>
+            </w:r>
+          </w:p>
+        </w:tc>
+      </w:tr>
+      <w:tr>
+        <w:trPr>
+          <w:jc w:val="center"/>
+        </w:trPr>
+        <w:tc>
+          <w:tcPr>
+            <w:tcW w:w="2600" w:type="dxa"/>
+            <w:shd w:val="clear" w:color="auto" w:fill="FFFFFF"/>
+            <w:tcMar>
+              <w:top w:w="72" w:type="dxa"/>
+              <w:left w:w="72" w:type="dxa"/>
+              <w:bottom w:w="72" w:type="dxa"/>
+              <w:right w:w="72" w:type="dxa"/>
+            </w:tcMar>
+            <w:vAlign w:val="center"/>
+          </w:tcPr>
+          <w:p>
+            <w:pPr>
+              <w:spacing w:after="0"/>
+              <w:jc w:val="center"/>
+            </w:pPr>
+            <w:r>
+              <w:rPr>
+                <w:rFonts w:ascii="Calibri" w:hAnsi="Calibri"/>
+                <w:color w:val="111827"/>
+                <w:sz w:val="18"/>
+              </w:rPr>
+              <w:t>R3</w:t>
+            </w:r>
+          </w:p>
+        </w:tc>
+        <w:tc>
+          <w:tcPr>
+            <w:tcW w:w="7192" w:type="dxa"/>
+            <w:shd w:val="clear" w:color="auto" w:fill="FFFFFF"/>
+            <w:tcMar>
+              <w:top w:w="72" w:type="dxa"/>
+              <w:left w:w="72" w:type="dxa"/>
+              <w:bottom w:w="72" w:type="dxa"/>
+              <w:right w:w="72" w:type="dxa"/>
+            </w:tcMar>
+            <w:vAlign w:val="center"/>
+          </w:tcPr>
+          <w:p>
+            <w:pPr>
+              <w:spacing w:after="0"/>
+            </w:pPr>
+            <w:r>
+              <w:rPr>
+                <w:rFonts w:ascii="Calibri" w:hAnsi="Calibri"/>
+                <w:color w:val="111827"/>
+                <w:sz w:val="18"/>
+              </w:rPr>
+              <w:t>Equivalence Class Partitioning: Same-process repeated dumps(x) is stable and produces identical byte streams.</w:t>
+            </w:r>
+          </w:p>
+        </w:tc>
+      </w:tr>
+      <w:tr>
+        <w:trPr>
+          <w:jc w:val="center"/>
+        </w:trPr>
+        <w:tc>
+          <w:tcPr>
+            <w:tcW w:w="2600" w:type="dxa"/>
+            <w:shd w:val="clear" w:color="auto" w:fill="FFFFFF"/>
+            <w:tcMar>
+              <w:top w:w="72" w:type="dxa"/>
+              <w:left w:w="72" w:type="dxa"/>
+              <w:bottom w:w="72" w:type="dxa"/>
+              <w:right w:w="72" w:type="dxa"/>
+            </w:tcMar>
+            <w:vAlign w:val="center"/>
+          </w:tcPr>
+          <w:p>
+            <w:pPr>
+              <w:spacing w:after="0"/>
+              <w:jc w:val="center"/>
+            </w:pPr>
+            <w:r>
+              <w:rPr>
+                <w:rFonts w:ascii="Calibri" w:hAnsi="Calibri"/>
+                <w:color w:val="111827"/>
+                <w:sz w:val="18"/>
+              </w:rPr>
+              <w:t>R4</w:t>
+            </w:r>
+          </w:p>
+        </w:tc>
+        <w:tc>
+          <w:tcPr>
+            <w:tcW w:w="7192" w:type="dxa"/>
+            <w:shd w:val="clear" w:color="auto" w:fill="FFFFFF"/>
+            <w:tcMar>
+              <w:top w:w="72" w:type="dxa"/>
+              <w:left w:w="72" w:type="dxa"/>
+              <w:bottom w:w="72" w:type="dxa"/>
+              <w:right w:w="72" w:type="dxa"/>
+            </w:tcMar>
+            <w:vAlign w:val="center"/>
+          </w:tcPr>
+          <w:p>
+            <w:pPr>
+              <w:spacing w:after="0"/>
+            </w:pPr>
+            <w:r>
+              <w:rPr>
+                <w:rFonts w:ascii="Calibri" w:hAnsi="Calibri"/>
+                <w:color w:val="111827"/>
+                <w:sz w:val="18"/>
+              </w:rPr>
+              <w:t>Boundary Value Analysis: Boundary values and special values such as NaN, Inf, -0.0, empty objects, and large collections are handled correctly.</w:t>
+            </w:r>
+          </w:p>
+        </w:tc>
+      </w:tr>
+      <w:tr>
+        <w:trPr>
+          <w:jc w:val="center"/>
+        </w:trPr>
+        <w:tc>
+          <w:tcPr>
+            <w:tcW w:w="2600" w:type="dxa"/>
+            <w:shd w:val="clear" w:color="auto" w:fill="FFFFFF"/>
+            <w:tcMar>
+              <w:top w:w="72" w:type="dxa"/>
+              <w:left w:w="72" w:type="dxa"/>
+              <w:bottom w:w="72" w:type="dxa"/>
+              <w:right w:w="72" w:type="dxa"/>
+            </w:tcMar>
+            <w:vAlign w:val="center"/>
+          </w:tcPr>
+          <w:p>
+            <w:pPr>
+              <w:spacing w:after="0"/>
+              <w:jc w:val="center"/>
+            </w:pPr>
+            <w:r>
+              <w:rPr>
+                <w:rFonts w:ascii="Calibri" w:hAnsi="Calibri"/>
+                <w:color w:val="111827"/>
+                <w:sz w:val="18"/>
+              </w:rPr>
+              <w:t>R5</w:t>
+            </w:r>
+          </w:p>
+        </w:tc>
+        <w:tc>
+          <w:tcPr>
+            <w:tcW w:w="7192" w:type="dxa"/>
+            <w:shd w:val="clear" w:color="auto" w:fill="FFFFFF"/>
+            <w:tcMar>
+              <w:top w:w="72" w:type="dxa"/>
+              <w:left w:w="72" w:type="dxa"/>
+              <w:bottom w:w="72" w:type="dxa"/>
+              <w:right w:w="72" w:type="dxa"/>
+            </w:tcMar>
+            <w:vAlign w:val="center"/>
+          </w:tcPr>
+          <w:p>
+            <w:pPr>
+              <w:spacing w:after="0"/>
+            </w:pPr>
+            <w:r>
+              <w:rPr>
+                <w:rFonts w:ascii="Calibri" w:hAnsi="Calibri"/>
+                <w:color w:val="111827"/>
+                <w:sz w:val="18"/>
+              </w:rPr>
+              <w:t>Condition Coverage: Recursive structures and shared references are preserved or compared correctly without infinite recursion.</w:t>
+            </w:r>
+          </w:p>
+        </w:tc>
+      </w:tr>
+      <w:tr>
+        <w:trPr>
+          <w:jc w:val="center"/>
+        </w:trPr>
+        <w:tc>
+          <w:tcPr>
+            <w:tcW w:w="2600" w:type="dxa"/>
+            <w:shd w:val="clear" w:color="auto" w:fill="FFFFFF"/>
+            <w:tcMar>
+              <w:top w:w="72" w:type="dxa"/>
+              <w:left w:w="72" w:type="dxa"/>
+              <w:bottom w:w="72" w:type="dxa"/>
+              <w:right w:w="72" w:type="dxa"/>
+            </w:tcMar>
+            <w:vAlign w:val="center"/>
+          </w:tcPr>
+          <w:p>
+            <w:pPr>
+              <w:spacing w:after="0"/>
+              <w:jc w:val="center"/>
+            </w:pPr>
+            <w:r>
+              <w:rPr>
+                <w:rFonts w:ascii="Calibri" w:hAnsi="Calibri"/>
+                <w:color w:val="111827"/>
+                <w:sz w:val="18"/>
+              </w:rPr>
+              <w:t>R6</w:t>
+            </w:r>
+          </w:p>
+        </w:tc>
+        <w:tc>
+          <w:tcPr>
+            <w:tcW w:w="7192" w:type="dxa"/>
+            <w:shd w:val="clear" w:color="auto" w:fill="FFFFFF"/>
+            <w:tcMar>
+              <w:top w:w="72" w:type="dxa"/>
+              <w:left w:w="72" w:type="dxa"/>
+              <w:bottom w:w="72" w:type="dxa"/>
+              <w:right w:w="72" w:type="dxa"/>
+            </w:tcMar>
+            <w:vAlign w:val="center"/>
+          </w:tcPr>
+          <w:p>
+            <w:pPr>
+              <w:spacing w:after="0"/>
+            </w:pPr>
+            <w:r>
+              <w:rPr>
+                <w:rFonts w:ascii="Calibri" w:hAnsi="Calibri"/>
+                <w:color w:val="111827"/>
+                <w:sz w:val="18"/>
+              </w:rPr>
+              <w:t>Branch Coverage: Unsupported objects raise reasonable exceptions.</w:t>
+            </w:r>
+          </w:p>
+        </w:tc>
+      </w:tr>
+      <w:tr>
+        <w:trPr>
+          <w:jc w:val="center"/>
+        </w:trPr>
+        <w:tc>
+          <w:tcPr>
+            <w:tcW w:w="2600" w:type="dxa"/>
+            <w:shd w:val="clear" w:color="auto" w:fill="FFFFFF"/>
+            <w:tcMar>
+              <w:top w:w="72" w:type="dxa"/>
+              <w:left w:w="72" w:type="dxa"/>
+              <w:bottom w:w="72" w:type="dxa"/>
+              <w:right w:w="72" w:type="dxa"/>
+            </w:tcMar>
+            <w:vAlign w:val="center"/>
+          </w:tcPr>
+          <w:p>
+            <w:pPr>
+              <w:spacing w:after="0"/>
+              <w:jc w:val="center"/>
+            </w:pPr>
+            <w:r>
+              <w:rPr>
+                <w:rFonts w:ascii="Calibri" w:hAnsi="Calibri"/>
+                <w:color w:val="111827"/>
+                <w:sz w:val="18"/>
+              </w:rPr>
+              <w:t>R7</w:t>
+            </w:r>
+          </w:p>
+        </w:tc>
+        <w:tc>
+          <w:tcPr>
+            <w:tcW w:w="7192" w:type="dxa"/>
+            <w:shd w:val="clear" w:color="auto" w:fill="FFFFFF"/>
+            <w:tcMar>
+              <w:top w:w="72" w:type="dxa"/>
+              <w:left w:w="72" w:type="dxa"/>
+              <w:bottom w:w="72" w:type="dxa"/>
+              <w:right w:w="72" w:type="dxa"/>
+            </w:tcMar>
+            <w:vAlign w:val="center"/>
+          </w:tcPr>
+          <w:p>
+            <w:pPr>
+              <w:spacing w:after="0"/>
+            </w:pPr>
+            <w:r>
+              <w:rPr>
+                <w:rFonts w:ascii="Calibri" w:hAnsi="Calibri"/>
+                <w:color w:val="111827"/>
+                <w:sz w:val="18"/>
+              </w:rPr>
+              <w:t>Condition Coverage: Corrupted byte streams are handled safely without crashing the interpreter.</w:t>
+            </w:r>
+          </w:p>
+        </w:tc>
+      </w:tr>
+      <w:tr>
+        <w:trPr>
+          <w:jc w:val="center"/>
+        </w:trPr>
+        <w:tc>
+          <w:tcPr>
+            <w:tcW w:w="2600" w:type="dxa"/>
+            <w:shd w:val="clear" w:color="auto" w:fill="FFFFFF"/>
+            <w:tcMar>
+              <w:top w:w="72" w:type="dxa"/>
+              <w:left w:w="72" w:type="dxa"/>
+              <w:bottom w:w="72" w:type="dxa"/>
+              <w:right w:w="72" w:type="dxa"/>
+            </w:tcMar>
+            <w:vAlign w:val="center"/>
+          </w:tcPr>
+          <w:p>
+            <w:pPr>
+              <w:spacing w:after="0"/>
+              <w:jc w:val="center"/>
+            </w:pPr>
+            <w:r>
+              <w:rPr>
+                <w:rFonts w:ascii="Calibri" w:hAnsi="Calibri"/>
+                <w:color w:val="111827"/>
+                <w:sz w:val="18"/>
+              </w:rPr>
+              <w:t>R8</w:t>
+            </w:r>
+          </w:p>
+        </w:tc>
+        <w:tc>
+          <w:tcPr>
+            <w:tcW w:w="7192" w:type="dxa"/>
+            <w:shd w:val="clear" w:color="auto" w:fill="FFFFFF"/>
+            <w:tcMar>
+              <w:top w:w="72" w:type="dxa"/>
+              <w:left w:w="72" w:type="dxa"/>
+              <w:bottom w:w="72" w:type="dxa"/>
+              <w:right w:w="72" w:type="dxa"/>
+            </w:tcMar>
+            <w:vAlign w:val="center"/>
+          </w:tcPr>
+          <w:p>
+            <w:pPr>
+              <w:spacing w:after="0"/>
+            </w:pPr>
+            <w:r>
+              <w:rPr>
+                <w:rFonts w:ascii="Calibri" w:hAnsi="Calibri"/>
+                <w:color w:val="111827"/>
+                <w:sz w:val="18"/>
+              </w:rPr>
+              <w:t>Fuzz Testing: Generated valid fuzz inputs satisfy round-trip correctness and stability.</w:t>
+            </w:r>
+          </w:p>
+        </w:tc>
+      </w:tr>
+      <w:tr>
+        <w:trPr>
+          <w:jc w:val="center"/>
+        </w:trPr>
+        <w:tc>
+          <w:tcPr>
+            <w:tcW w:w="2600" w:type="dxa"/>
+            <w:shd w:val="clear" w:color="auto" w:fill="FFFFFF"/>
+            <w:tcMar>
+              <w:top w:w="72" w:type="dxa"/>
+              <w:left w:w="72" w:type="dxa"/>
+              <w:bottom w:w="72" w:type="dxa"/>
+              <w:right w:w="72" w:type="dxa"/>
+            </w:tcMar>
+            <w:vAlign w:val="center"/>
+          </w:tcPr>
+          <w:p>
+            <w:pPr>
+              <w:spacing w:after="0"/>
+              <w:jc w:val="center"/>
+            </w:pPr>
+            <w:r>
+              <w:rPr>
+                <w:rFonts w:ascii="Calibri" w:hAnsi="Calibri"/>
+                <w:color w:val="111827"/>
+                <w:sz w:val="18"/>
+              </w:rPr>
+              <w:t>R9</w:t>
+            </w:r>
+          </w:p>
+        </w:tc>
+        <w:tc>
+          <w:tcPr>
+            <w:tcW w:w="7192" w:type="dxa"/>
+            <w:shd w:val="clear" w:color="auto" w:fill="FFFFFF"/>
+            <w:tcMar>
+              <w:top w:w="72" w:type="dxa"/>
+              <w:left w:w="72" w:type="dxa"/>
+              <w:bottom w:w="72" w:type="dxa"/>
+              <w:right w:w="72" w:type="dxa"/>
+            </w:tcMar>
+            <w:vAlign w:val="center"/>
+          </w:tcPr>
+          <w:p>
+            <w:pPr>
+              <w:spacing w:after="0"/>
+            </w:pPr>
+            <w:r>
+              <w:rPr>
+                <w:rFonts w:ascii="Calibri" w:hAnsi="Calibri"/>
+                <w:color w:val="111827"/>
+                <w:sz w:val="18"/>
+              </w:rPr>
+              <w:t>Fuzz Testing: Lexical fuzzing does not crash the interpreter.</w:t>
+            </w:r>
+          </w:p>
+        </w:tc>
+      </w:tr>
+      <w:tr>
+        <w:trPr>
+          <w:jc w:val="center"/>
+        </w:trPr>
+        <w:tc>
+          <w:tcPr>
+            <w:tcW w:w="2600" w:type="dxa"/>
+            <w:shd w:val="clear" w:color="auto" w:fill="FFFFFF"/>
+            <w:tcMar>
+              <w:top w:w="72" w:type="dxa"/>
+              <w:left w:w="72" w:type="dxa"/>
+              <w:bottom w:w="72" w:type="dxa"/>
+              <w:right w:w="72" w:type="dxa"/>
+            </w:tcMar>
+            <w:vAlign w:val="center"/>
+          </w:tcPr>
+          <w:p>
+            <w:pPr>
+              <w:spacing w:after="0"/>
+              <w:jc w:val="center"/>
+            </w:pPr>
+            <w:r>
+              <w:rPr>
+                <w:rFonts w:ascii="Calibri" w:hAnsi="Calibri"/>
+                <w:color w:val="111827"/>
+                <w:sz w:val="18"/>
+              </w:rPr>
+              <w:t>R10</w:t>
+            </w:r>
+          </w:p>
+        </w:tc>
+        <w:tc>
+          <w:tcPr>
+            <w:tcW w:w="7192" w:type="dxa"/>
+            <w:shd w:val="clear" w:color="auto" w:fill="FFFFFF"/>
+            <w:tcMar>
+              <w:top w:w="72" w:type="dxa"/>
+              <w:left w:w="72" w:type="dxa"/>
+              <w:bottom w:w="72" w:type="dxa"/>
+              <w:right w:w="72" w:type="dxa"/>
+            </w:tcMar>
+            <w:vAlign w:val="center"/>
+          </w:tcPr>
+          <w:p>
+            <w:pPr>
+              <w:spacing w:after="0"/>
+            </w:pPr>
+            <w:r>
+              <w:rPr>
+                <w:rFonts w:ascii="Calibri" w:hAnsi="Calibri"/>
+                <w:color w:val="111827"/>
+                <w:sz w:val="18"/>
+              </w:rPr>
+              <w:t>Equivalence Class Partitioning: Special marshal behavior, such as bytearray loading back as bytes, is documented and verified.</w:t>
+            </w:r>
+          </w:p>
+        </w:tc>
+      </w:tr>
+      <w:tr>
+        <w:trPr>
+          <w:jc w:val="center"/>
+        </w:trPr>
+        <w:tc>
+          <w:tcPr>
+            <w:tcW w:w="2600" w:type="dxa"/>
+            <w:shd w:val="clear" w:color="auto" w:fill="FFFFFF"/>
+            <w:tcMar>
+              <w:top w:w="72" w:type="dxa"/>
+              <w:left w:w="72" w:type="dxa"/>
+              <w:bottom w:w="72" w:type="dxa"/>
+              <w:right w:w="72" w:type="dxa"/>
+            </w:tcMar>
+            <w:vAlign w:val="center"/>
+          </w:tcPr>
+          <w:p>
+            <w:pPr>
+              <w:spacing w:after="0"/>
+              <w:jc w:val="center"/>
+            </w:pPr>
+            <w:r>
+              <w:rPr>
+                <w:rFonts w:ascii="Calibri" w:hAnsi="Calibri"/>
+                <w:color w:val="111827"/>
+                <w:sz w:val="18"/>
+              </w:rPr>
+              <w:t>R11</w:t>
+            </w:r>
+          </w:p>
+        </w:tc>
+        <w:tc>
+          <w:tcPr>
+            <w:tcW w:w="7192" w:type="dxa"/>
+            <w:shd w:val="clear" w:color="auto" w:fill="FFFFFF"/>
+            <w:tcMar>
+              <w:top w:w="72" w:type="dxa"/>
+              <w:left w:w="72" w:type="dxa"/>
+              <w:bottom w:w="72" w:type="dxa"/>
+              <w:right w:w="72" w:type="dxa"/>
+            </w:tcMar>
+            <w:vAlign w:val="center"/>
+          </w:tcPr>
+          <w:p>
+            <w:pPr>
+              <w:spacing w:after="0"/>
+            </w:pPr>
+            <w:r>
+              <w:rPr>
+                <w:rFonts w:ascii="Calibri" w:hAnsi="Calibri"/>
+                <w:color w:val="111827"/>
+                <w:sz w:val="18"/>
+              </w:rPr>
+              <w:t>Statement Coverage: White-box representative paths such as _register_pair() are exercised.</w:t>
             </w:r>
           </w:p>
         </w:tc>
@@ -2325,20 +2664,27 @@
           <w:rFonts w:ascii="Calibri" w:hAnsi="Calibri"/>
           <w:sz w:val="21"/>
         </w:rPr>
-        <w:t>5.2 Requirement / Relation Definitions</w:t>
+        <w:t>5.2 Test Case Definitions</w:t>
       </w:r>
     </w:p>
     <w:tbl>
       <w:tblPr>
-        <w:tblStyle w:val="af5"/>
         <w:tblW w:w="0" w:type="auto"/>
         <w:jc w:val="center"/>
+        <w:tblBorders>
+          <w:top w:val="single" w:sz="4" w:space="0" w:color="auto"/>
+          <w:left w:val="single" w:sz="4" w:space="0" w:color="auto"/>
+          <w:bottom w:val="single" w:sz="4" w:space="0" w:color="auto"/>
+          <w:right w:val="single" w:sz="4" w:space="0" w:color="auto"/>
+          <w:insideH w:val="single" w:sz="4" w:space="0" w:color="auto"/>
+          <w:insideV w:val="single" w:sz="4" w:space="0" w:color="auto"/>
+        </w:tblBorders>
         <w:tblLayout w:type="fixed"/>
         <w:tblLook w:val="04A0" w:firstRow="1" w:lastRow="0" w:firstColumn="1" w:lastColumn="0" w:noHBand="0" w:noVBand="1"/>
       </w:tblPr>
       <w:tblGrid>
-        <w:gridCol w:w="1080"/>
-        <w:gridCol w:w="8280"/>
+        <w:gridCol w:w="2600"/>
+        <w:gridCol w:w="7192"/>
       </w:tblGrid>
       <w:tr>
         <w:trPr>
@@ -2346,7 +2692,7 @@
         </w:trPr>
         <w:tc>
           <w:tcPr>
-            <w:tcW w:w="1080" w:type="dxa"/>
+            <w:tcW w:w="2600" w:type="dxa"/>
             <w:shd w:val="clear" w:color="auto" w:fill="D9EAF7"/>
             <w:tcMar>
               <w:top w:w="72" w:type="dxa"/>
@@ -2368,13 +2714,13 @@
                 <w:color w:val="0F172A"/>
                 <w:sz w:val="18"/>
               </w:rPr>
-              <w:t>R ID</w:t>
+              <w:t>TC ID</w:t>
             </w:r>
           </w:p>
         </w:tc>
         <w:tc>
           <w:tcPr>
-            <w:tcW w:w="8280" w:type="dxa"/>
+            <w:tcW w:w="7192" w:type="dxa"/>
             <w:shd w:val="clear" w:color="auto" w:fill="D9EAF7"/>
             <w:tcMar>
               <w:top w:w="72" w:type="dxa"/>
@@ -2396,7 +2742,7 @@
                 <w:color w:val="0F172A"/>
                 <w:sz w:val="18"/>
               </w:rPr>
-              <w:t>Requirement / Relation</w:t>
+              <w:t>Python test file, test category, and functions used</w:t>
             </w:r>
           </w:p>
         </w:tc>
@@ -2407,7 +2753,7 @@
         </w:trPr>
         <w:tc>
           <w:tcPr>
-            <w:tcW w:w="1080" w:type="dxa"/>
+            <w:tcW w:w="2600" w:type="dxa"/>
             <w:shd w:val="clear" w:color="auto" w:fill="FFFFFF"/>
             <w:tcMar>
               <w:top w:w="72" w:type="dxa"/>
@@ -2421,21 +2767,43 @@
             <w:pPr>
               <w:spacing w:after="0"/>
               <w:jc w:val="center"/>
+              <w:rPr>
+                <w:rFonts w:ascii="Calibri" w:eastAsia="宋体" w:hAnsi="Calibri"/>
+                <w:color w:val="111827"/>
+                <w:sz w:val="18"/>
+                <w:lang w:eastAsia="zh-CN"/>
+              </w:rPr>
             </w:pPr>
             <w:r>
               <w:rPr>
                 <w:rFonts w:ascii="Calibri" w:hAnsi="Calibri"/>
-                <w:b/>
                 <w:color w:val="111827"/>
                 <w:sz w:val="18"/>
               </w:rPr>
-              <w:t>R1</w:t>
+              <w:t>TC1</w:t>
+            </w:r>
+          </w:p>
+          <w:p>
+            <w:pPr>
+              <w:spacing w:after="0"/>
+              <w:jc w:val="center"/>
+              <w:rPr>
+                <w:rFonts w:eastAsia="宋体" w:hint="eastAsia"/>
+                <w:lang w:eastAsia="zh-CN"/>
+              </w:rPr>
+            </w:pPr>
+            <w:r>
+              <w:rPr>
+                <w:rFonts w:eastAsia="宋体"/>
+                <w:lang w:eastAsia="zh-CN"/>
+              </w:rPr>
+              <w:t>test_roundtrip.py</w:t>
             </w:r>
           </w:p>
         </w:tc>
         <w:tc>
           <w:tcPr>
-            <w:tcW w:w="8280" w:type="dxa"/>
+            <w:tcW w:w="7192" w:type="dxa"/>
             <w:shd w:val="clear" w:color="auto" w:fill="FFFFFF"/>
             <w:tcMar>
               <w:top w:w="72" w:type="dxa"/>
@@ -2448,15 +2816,47 @@
           <w:p>
             <w:pPr>
               <w:spacing w:after="0"/>
+              <w:rPr>
+                <w:rFonts w:ascii="Calibri" w:eastAsia="宋体" w:hAnsi="Calibri"/>
+                <w:color w:val="111827"/>
+                <w:sz w:val="18"/>
+                <w:lang w:eastAsia="zh-CN"/>
+              </w:rPr>
             </w:pPr>
-            <w:proofErr w:type="gramStart"/>
             <w:r>
               <w:rPr>
                 <w:rFonts w:ascii="Calibri" w:hAnsi="Calibri"/>
                 <w:color w:val="111827"/>
                 <w:sz w:val="18"/>
               </w:rPr>
-              <w:t>Int(</w:t>
+              <w:t xml:space="preserve">test methods: </w:t>
+            </w:r>
+            <w:proofErr w:type="spellStart"/>
+            <w:r>
+              <w:rPr>
+                <w:rFonts w:ascii="Calibri" w:hAnsi="Calibri"/>
+                <w:color w:val="111827"/>
+                <w:sz w:val="18"/>
+              </w:rPr>
+              <w:t>test_all_valid_specimens_</w:t>
+            </w:r>
+            <w:proofErr w:type="gramStart"/>
+            <w:r>
+              <w:rPr>
+                <w:rFonts w:ascii="Calibri" w:hAnsi="Calibri"/>
+                <w:color w:val="111827"/>
+                <w:sz w:val="18"/>
+              </w:rPr>
+              <w:t>roundtrip</w:t>
+            </w:r>
+            <w:proofErr w:type="spellEnd"/>
+            <w:r>
+              <w:rPr>
+                <w:rFonts w:ascii="Calibri" w:hAnsi="Calibri"/>
+                <w:color w:val="111827"/>
+                <w:sz w:val="18"/>
+              </w:rPr>
+              <w:t>(</w:t>
             </w:r>
             <w:proofErr w:type="gramEnd"/>
             <w:r>
@@ -2465,7 +2865,16 @@
                 <w:color w:val="111827"/>
                 <w:sz w:val="18"/>
               </w:rPr>
-              <w:t xml:space="preserve">Linux) = </w:t>
+              <w:t xml:space="preserve">), </w:t>
+            </w:r>
+            <w:proofErr w:type="spellStart"/>
+            <w:r>
+              <w:rPr>
+                <w:rFonts w:ascii="Calibri" w:hAnsi="Calibri"/>
+                <w:color w:val="111827"/>
+                <w:sz w:val="18"/>
+              </w:rPr>
+              <w:t>test_all_valid_specimens_stable_in_</w:t>
             </w:r>
             <w:proofErr w:type="gramStart"/>
             <w:r>
@@ -2474,7 +2883,16 @@
                 <w:color w:val="111827"/>
                 <w:sz w:val="18"/>
               </w:rPr>
-              <w:t>Int(</w:t>
+              <w:t>process</w:t>
+            </w:r>
+            <w:proofErr w:type="spellEnd"/>
+            <w:r>
+              <w:rPr>
+                <w:rFonts w:ascii="Calibri" w:hAnsi="Calibri"/>
+                <w:color w:val="111827"/>
+                <w:sz w:val="18"/>
+              </w:rPr>
+              <w:t>(</w:t>
             </w:r>
             <w:proofErr w:type="gramEnd"/>
             <w:r>
@@ -2483,7 +2901,52 @@
                 <w:color w:val="111827"/>
                 <w:sz w:val="18"/>
               </w:rPr>
-              <w:t>Windows)</w:t>
+              <w:t xml:space="preserve">), </w:t>
+            </w:r>
+            <w:proofErr w:type="spellStart"/>
+            <w:r>
+              <w:rPr>
+                <w:rFonts w:ascii="Calibri" w:hAnsi="Calibri"/>
+                <w:color w:val="111827"/>
+                <w:sz w:val="18"/>
+              </w:rPr>
+              <w:t>test_file_api_</w:t>
+            </w:r>
+            <w:proofErr w:type="gramStart"/>
+            <w:r>
+              <w:rPr>
+                <w:rFonts w:ascii="Calibri" w:hAnsi="Calibri"/>
+                <w:color w:val="111827"/>
+                <w:sz w:val="18"/>
+              </w:rPr>
+              <w:t>roundtri</w:t>
+            </w:r>
+            <w:proofErr w:type="spellEnd"/>
+            <w:proofErr w:type="gramEnd"/>
+            <w:r>
+              <w:rPr>
+                <w:rFonts w:ascii="Calibri" w:hAnsi="Calibri"/>
+                <w:color w:val="111827"/>
+                <w:sz w:val="18"/>
+              </w:rPr>
+              <w:t>p();</w:t>
+            </w:r>
+          </w:p>
+          <w:p>
+            <w:pPr>
+              <w:spacing w:after="0"/>
+              <w:rPr>
+                <w:rFonts w:eastAsia="宋体" w:hint="eastAsia"/>
+                <w:lang w:eastAsia="zh-CN"/>
+              </w:rPr>
+            </w:pPr>
+            <w:r>
+              <w:rPr>
+                <w:rFonts w:ascii="Calibri" w:hAnsi="Calibri"/>
+                <w:color w:val="111827"/>
+                <w:sz w:val="18"/>
+              </w:rPr>
+              <w:t>uses: assert_roundtrip(), assert_stable_dumps(), assert_file_roundtrip(), all_valid_case_ids(), build_specimen()</w:t>
             </w:r>
           </w:p>
         </w:tc>
@@ -2494,94 +2957,7 @@
         </w:trPr>
         <w:tc>
           <w:tcPr>
-            <w:tcW w:w="1080" w:type="dxa"/>
-            <w:shd w:val="clear" w:color="auto" w:fill="F8FAFC"/>
-            <w:tcMar>
-              <w:top w:w="72" w:type="dxa"/>
-              <w:left w:w="72" w:type="dxa"/>
-              <w:bottom w:w="72" w:type="dxa"/>
-              <w:right w:w="72" w:type="dxa"/>
-            </w:tcMar>
-            <w:vAlign w:val="center"/>
-          </w:tcPr>
-          <w:p>
-            <w:pPr>
-              <w:spacing w:after="0"/>
-              <w:jc w:val="center"/>
-            </w:pPr>
-            <w:r>
-              <w:rPr>
-                <w:rFonts w:ascii="Calibri" w:hAnsi="Calibri"/>
-                <w:b/>
-                <w:color w:val="111827"/>
-                <w:sz w:val="18"/>
-              </w:rPr>
-              <w:t>R2</w:t>
-            </w:r>
-          </w:p>
-        </w:tc>
-        <w:tc>
-          <w:tcPr>
-            <w:tcW w:w="8280" w:type="dxa"/>
-            <w:shd w:val="clear" w:color="auto" w:fill="F8FAFC"/>
-            <w:tcMar>
-              <w:top w:w="72" w:type="dxa"/>
-              <w:left w:w="72" w:type="dxa"/>
-              <w:bottom w:w="72" w:type="dxa"/>
-              <w:right w:w="72" w:type="dxa"/>
-            </w:tcMar>
-            <w:vAlign w:val="center"/>
-          </w:tcPr>
-          <w:p>
-            <w:pPr>
-              <w:spacing w:after="0"/>
-            </w:pPr>
-            <w:proofErr w:type="gramStart"/>
-            <w:r>
-              <w:rPr>
-                <w:rFonts w:ascii="Calibri" w:hAnsi="Calibri"/>
-                <w:color w:val="111827"/>
-                <w:sz w:val="18"/>
-              </w:rPr>
-              <w:t>Float(</w:t>
-            </w:r>
-            <w:proofErr w:type="gramEnd"/>
-            <w:r>
-              <w:rPr>
-                <w:rFonts w:ascii="Calibri" w:hAnsi="Calibri"/>
-                <w:color w:val="111827"/>
-                <w:sz w:val="18"/>
-              </w:rPr>
-              <w:t xml:space="preserve">Linux) = </w:t>
-            </w:r>
-            <w:proofErr w:type="gramStart"/>
-            <w:r>
-              <w:rPr>
-                <w:rFonts w:ascii="Calibri" w:hAnsi="Calibri"/>
-                <w:color w:val="111827"/>
-                <w:sz w:val="18"/>
-              </w:rPr>
-              <w:t>Float(</w:t>
-            </w:r>
-            <w:proofErr w:type="gramEnd"/>
-            <w:r>
-              <w:rPr>
-                <w:rFonts w:ascii="Calibri" w:hAnsi="Calibri"/>
-                <w:color w:val="111827"/>
-                <w:sz w:val="18"/>
-              </w:rPr>
-              <w:t>Windows)</w:t>
-            </w:r>
-          </w:p>
-        </w:tc>
-      </w:tr>
-      <w:tr>
-        <w:trPr>
-          <w:jc w:val="center"/>
-        </w:trPr>
-        <w:tc>
-          <w:tcPr>
-            <w:tcW w:w="1080" w:type="dxa"/>
+            <w:tcW w:w="2600" w:type="dxa"/>
             <w:shd w:val="clear" w:color="auto" w:fill="FFFFFF"/>
             <w:tcMar>
               <w:top w:w="72" w:type="dxa"/>
@@ -2595,21 +2971,43 @@
             <w:pPr>
               <w:spacing w:after="0"/>
               <w:jc w:val="center"/>
+              <w:rPr>
+                <w:rFonts w:ascii="Calibri" w:eastAsia="宋体" w:hAnsi="Calibri"/>
+                <w:color w:val="111827"/>
+                <w:sz w:val="18"/>
+                <w:lang w:eastAsia="zh-CN"/>
+              </w:rPr>
             </w:pPr>
             <w:r>
               <w:rPr>
                 <w:rFonts w:ascii="Calibri" w:hAnsi="Calibri"/>
-                <w:b/>
                 <w:color w:val="111827"/>
                 <w:sz w:val="18"/>
               </w:rPr>
-              <w:t>R3</w:t>
+              <w:t>TC2</w:t>
+            </w:r>
+          </w:p>
+          <w:p>
+            <w:pPr>
+              <w:spacing w:after="0"/>
+              <w:jc w:val="center"/>
+              <w:rPr>
+                <w:rFonts w:eastAsia="宋体" w:hint="eastAsia"/>
+                <w:lang w:eastAsia="zh-CN"/>
+              </w:rPr>
+            </w:pPr>
+            <w:r>
+              <w:rPr>
+                <w:rFonts w:eastAsia="宋体"/>
+                <w:lang w:eastAsia="zh-CN"/>
+              </w:rPr>
+              <w:t>test_boundaries.py;</w:t>
             </w:r>
           </w:p>
         </w:tc>
         <w:tc>
           <w:tcPr>
-            <w:tcW w:w="8280" w:type="dxa"/>
+            <w:tcW w:w="7192" w:type="dxa"/>
             <w:shd w:val="clear" w:color="auto" w:fill="FFFFFF"/>
             <w:tcMar>
               <w:top w:w="72" w:type="dxa"/>
@@ -2629,43 +3027,7 @@
                 <w:color w:val="111827"/>
                 <w:sz w:val="18"/>
               </w:rPr>
-              <w:t>String/</w:t>
-            </w:r>
-            <w:proofErr w:type="gramStart"/>
-            <w:r>
-              <w:rPr>
-                <w:rFonts w:ascii="Calibri" w:hAnsi="Calibri"/>
-                <w:color w:val="111827"/>
-                <w:sz w:val="18"/>
-              </w:rPr>
-              <w:t>Bytes(</w:t>
-            </w:r>
-            <w:proofErr w:type="gramEnd"/>
-            <w:r>
-              <w:rPr>
-                <w:rFonts w:ascii="Calibri" w:hAnsi="Calibri"/>
-                <w:color w:val="111827"/>
-                <w:sz w:val="18"/>
-              </w:rPr>
-              <w:t>Linux) = String/</w:t>
-            </w:r>
-            <w:proofErr w:type="gramStart"/>
-            <w:r>
-              <w:rPr>
-                <w:rFonts w:ascii="Calibri" w:hAnsi="Calibri"/>
-                <w:color w:val="111827"/>
-                <w:sz w:val="18"/>
-              </w:rPr>
-              <w:t>Bytes(</w:t>
-            </w:r>
-            <w:proofErr w:type="gramEnd"/>
-            <w:r>
-              <w:rPr>
-                <w:rFonts w:ascii="Calibri" w:hAnsi="Calibri"/>
-                <w:color w:val="111827"/>
-                <w:sz w:val="18"/>
-              </w:rPr>
-              <w:t>Windows)</w:t>
+              <w:t>test methods: test_boundary_cases_roundtrip(), test_boundary_cases_stable_in_process(); uses: assert_roundtrip(), assert_stable_dumps(), all_boundary_case_ids(), build_specimen()</w:t>
             </w:r>
           </w:p>
         </w:tc>
@@ -2676,94 +3038,7 @@
         </w:trPr>
         <w:tc>
           <w:tcPr>
-            <w:tcW w:w="1080" w:type="dxa"/>
-            <w:shd w:val="clear" w:color="auto" w:fill="F8FAFC"/>
-            <w:tcMar>
-              <w:top w:w="72" w:type="dxa"/>
-              <w:left w:w="72" w:type="dxa"/>
-              <w:bottom w:w="72" w:type="dxa"/>
-              <w:right w:w="72" w:type="dxa"/>
-            </w:tcMar>
-            <w:vAlign w:val="center"/>
-          </w:tcPr>
-          <w:p>
-            <w:pPr>
-              <w:spacing w:after="0"/>
-              <w:jc w:val="center"/>
-            </w:pPr>
-            <w:r>
-              <w:rPr>
-                <w:rFonts w:ascii="Calibri" w:hAnsi="Calibri"/>
-                <w:b/>
-                <w:color w:val="111827"/>
-                <w:sz w:val="18"/>
-              </w:rPr>
-              <w:t>R4</w:t>
-            </w:r>
-          </w:p>
-        </w:tc>
-        <w:tc>
-          <w:tcPr>
-            <w:tcW w:w="8280" w:type="dxa"/>
-            <w:shd w:val="clear" w:color="auto" w:fill="F8FAFC"/>
-            <w:tcMar>
-              <w:top w:w="72" w:type="dxa"/>
-              <w:left w:w="72" w:type="dxa"/>
-              <w:bottom w:w="72" w:type="dxa"/>
-              <w:right w:w="72" w:type="dxa"/>
-            </w:tcMar>
-            <w:vAlign w:val="center"/>
-          </w:tcPr>
-          <w:p>
-            <w:pPr>
-              <w:spacing w:after="0"/>
-            </w:pPr>
-            <w:proofErr w:type="gramStart"/>
-            <w:r>
-              <w:rPr>
-                <w:rFonts w:ascii="Calibri" w:hAnsi="Calibri"/>
-                <w:color w:val="111827"/>
-                <w:sz w:val="18"/>
-              </w:rPr>
-              <w:t>Container(</w:t>
-            </w:r>
-            <w:proofErr w:type="gramEnd"/>
-            <w:r>
-              <w:rPr>
-                <w:rFonts w:ascii="Calibri" w:hAnsi="Calibri"/>
-                <w:color w:val="111827"/>
-                <w:sz w:val="18"/>
-              </w:rPr>
-              <w:t xml:space="preserve">Linux) = </w:t>
-            </w:r>
-            <w:proofErr w:type="gramStart"/>
-            <w:r>
-              <w:rPr>
-                <w:rFonts w:ascii="Calibri" w:hAnsi="Calibri"/>
-                <w:color w:val="111827"/>
-                <w:sz w:val="18"/>
-              </w:rPr>
-              <w:t>Container(</w:t>
-            </w:r>
-            <w:proofErr w:type="gramEnd"/>
-            <w:r>
-              <w:rPr>
-                <w:rFonts w:ascii="Calibri" w:hAnsi="Calibri"/>
-                <w:color w:val="111827"/>
-                <w:sz w:val="18"/>
-              </w:rPr>
-              <w:t>Windows)</w:t>
-            </w:r>
-          </w:p>
-        </w:tc>
-      </w:tr>
-      <w:tr>
-        <w:trPr>
-          <w:jc w:val="center"/>
-        </w:trPr>
-        <w:tc>
-          <w:tcPr>
-            <w:tcW w:w="1080" w:type="dxa"/>
+            <w:tcW w:w="2600" w:type="dxa"/>
             <w:shd w:val="clear" w:color="auto" w:fill="FFFFFF"/>
             <w:tcMar>
               <w:top w:w="72" w:type="dxa"/>
@@ -2777,235 +3052,43 @@
             <w:pPr>
               <w:spacing w:after="0"/>
               <w:jc w:val="center"/>
+              <w:rPr>
+                <w:rFonts w:ascii="Calibri" w:eastAsia="宋体" w:hAnsi="Calibri"/>
+                <w:color w:val="111827"/>
+                <w:sz w:val="18"/>
+                <w:lang w:eastAsia="zh-CN"/>
+              </w:rPr>
             </w:pPr>
             <w:r>
               <w:rPr>
                 <w:rFonts w:ascii="Calibri" w:hAnsi="Calibri"/>
-                <w:b/>
                 <w:color w:val="111827"/>
                 <w:sz w:val="18"/>
               </w:rPr>
-              <w:t>R5</w:t>
+              <w:t>TC3</w:t>
+            </w:r>
+          </w:p>
+          <w:p>
+            <w:pPr>
+              <w:spacing w:after="0"/>
+              <w:jc w:val="center"/>
+              <w:rPr>
+                <w:rFonts w:eastAsia="宋体" w:hint="eastAsia"/>
+                <w:lang w:eastAsia="zh-CN"/>
+              </w:rPr>
+            </w:pPr>
+            <w:r>
+              <w:rPr>
+                <w:rFonts w:eastAsia="宋体"/>
+                <w:lang w:eastAsia="zh-CN"/>
+              </w:rPr>
+              <w:t>test_cycles.py; category</w:t>
             </w:r>
           </w:p>
         </w:tc>
         <w:tc>
           <w:tcPr>
-            <w:tcW w:w="8280" w:type="dxa"/>
-            <w:shd w:val="clear" w:color="auto" w:fill="FFFFFF"/>
-            <w:tcMar>
-              <w:top w:w="72" w:type="dxa"/>
-              <w:left w:w="72" w:type="dxa"/>
-              <w:bottom w:w="72" w:type="dxa"/>
-              <w:right w:w="72" w:type="dxa"/>
-            </w:tcMar>
-            <w:vAlign w:val="center"/>
-          </w:tcPr>
-          <w:p>
-            <w:pPr>
-              <w:spacing w:after="0"/>
-            </w:pPr>
-            <w:proofErr w:type="spellStart"/>
-            <w:proofErr w:type="gramStart"/>
-            <w:r>
-              <w:rPr>
-                <w:rFonts w:ascii="Calibri" w:hAnsi="Calibri"/>
-                <w:color w:val="111827"/>
-                <w:sz w:val="18"/>
-              </w:rPr>
-              <w:t>RecursiveStructure</w:t>
-            </w:r>
-            <w:proofErr w:type="spellEnd"/>
-            <w:r>
-              <w:rPr>
-                <w:rFonts w:ascii="Calibri" w:hAnsi="Calibri"/>
-                <w:color w:val="111827"/>
-                <w:sz w:val="18"/>
-              </w:rPr>
-              <w:t>(</w:t>
-            </w:r>
-            <w:proofErr w:type="gramEnd"/>
-            <w:r>
-              <w:rPr>
-                <w:rFonts w:ascii="Calibri" w:hAnsi="Calibri"/>
-                <w:color w:val="111827"/>
-                <w:sz w:val="18"/>
-              </w:rPr>
-              <w:t xml:space="preserve">Linux) = </w:t>
-            </w:r>
-            <w:proofErr w:type="spellStart"/>
-            <w:proofErr w:type="gramStart"/>
-            <w:r>
-              <w:rPr>
-                <w:rFonts w:ascii="Calibri" w:hAnsi="Calibri"/>
-                <w:color w:val="111827"/>
-                <w:sz w:val="18"/>
-              </w:rPr>
-              <w:t>RecursiveStructure</w:t>
-            </w:r>
-            <w:proofErr w:type="spellEnd"/>
-            <w:r>
-              <w:rPr>
-                <w:rFonts w:ascii="Calibri" w:hAnsi="Calibri"/>
-                <w:color w:val="111827"/>
-                <w:sz w:val="18"/>
-              </w:rPr>
-              <w:t>(</w:t>
-            </w:r>
-            <w:proofErr w:type="gramEnd"/>
-            <w:r>
-              <w:rPr>
-                <w:rFonts w:ascii="Calibri" w:hAnsi="Calibri"/>
-                <w:color w:val="111827"/>
-                <w:sz w:val="18"/>
-              </w:rPr>
-              <w:t>Windows)</w:t>
-            </w:r>
-          </w:p>
-        </w:tc>
-      </w:tr>
-      <w:tr>
-        <w:trPr>
-          <w:jc w:val="center"/>
-        </w:trPr>
-        <w:tc>
-          <w:tcPr>
-            <w:tcW w:w="1080" w:type="dxa"/>
-            <w:shd w:val="clear" w:color="auto" w:fill="F8FAFC"/>
-            <w:tcMar>
-              <w:top w:w="72" w:type="dxa"/>
-              <w:left w:w="72" w:type="dxa"/>
-              <w:bottom w:w="72" w:type="dxa"/>
-              <w:right w:w="72" w:type="dxa"/>
-            </w:tcMar>
-            <w:vAlign w:val="center"/>
-          </w:tcPr>
-          <w:p>
-            <w:pPr>
-              <w:spacing w:after="0"/>
-              <w:jc w:val="center"/>
-            </w:pPr>
-            <w:r>
-              <w:rPr>
-                <w:rFonts w:ascii="Calibri" w:hAnsi="Calibri"/>
-                <w:b/>
-                <w:color w:val="111827"/>
-                <w:sz w:val="18"/>
-              </w:rPr>
-              <w:t>R6</w:t>
-            </w:r>
-          </w:p>
-        </w:tc>
-        <w:tc>
-          <w:tcPr>
-            <w:tcW w:w="8280" w:type="dxa"/>
-            <w:shd w:val="clear" w:color="auto" w:fill="F8FAFC"/>
-            <w:tcMar>
-              <w:top w:w="72" w:type="dxa"/>
-              <w:left w:w="72" w:type="dxa"/>
-              <w:bottom w:w="72" w:type="dxa"/>
-              <w:right w:w="72" w:type="dxa"/>
-            </w:tcMar>
-            <w:vAlign w:val="center"/>
-          </w:tcPr>
-          <w:p>
-            <w:pPr>
-              <w:spacing w:after="0"/>
-            </w:pPr>
-            <w:proofErr w:type="spellStart"/>
-            <w:proofErr w:type="gramStart"/>
-            <w:r>
-              <w:rPr>
-                <w:rFonts w:ascii="Calibri" w:hAnsi="Calibri"/>
-                <w:color w:val="111827"/>
-                <w:sz w:val="18"/>
-              </w:rPr>
-              <w:t>CodeObject</w:t>
-            </w:r>
-            <w:proofErr w:type="spellEnd"/>
-            <w:r>
-              <w:rPr>
-                <w:rFonts w:ascii="Calibri" w:hAnsi="Calibri"/>
-                <w:color w:val="111827"/>
-                <w:sz w:val="18"/>
-              </w:rPr>
-              <w:t>(</w:t>
-            </w:r>
-            <w:proofErr w:type="gramEnd"/>
-            <w:r>
-              <w:rPr>
-                <w:rFonts w:ascii="Calibri" w:hAnsi="Calibri"/>
-                <w:color w:val="111827"/>
-                <w:sz w:val="18"/>
-              </w:rPr>
-              <w:t xml:space="preserve">Linux) = </w:t>
-            </w:r>
-            <w:proofErr w:type="spellStart"/>
-            <w:proofErr w:type="gramStart"/>
-            <w:r>
-              <w:rPr>
-                <w:rFonts w:ascii="Calibri" w:hAnsi="Calibri"/>
-                <w:color w:val="111827"/>
-                <w:sz w:val="18"/>
-              </w:rPr>
-              <w:t>CodeObject</w:t>
-            </w:r>
-            <w:proofErr w:type="spellEnd"/>
-            <w:r>
-              <w:rPr>
-                <w:rFonts w:ascii="Calibri" w:hAnsi="Calibri"/>
-                <w:color w:val="111827"/>
-                <w:sz w:val="18"/>
-              </w:rPr>
-              <w:t>(</w:t>
-            </w:r>
-            <w:proofErr w:type="gramEnd"/>
-            <w:r>
-              <w:rPr>
-                <w:rFonts w:ascii="Calibri" w:hAnsi="Calibri"/>
-                <w:color w:val="111827"/>
-                <w:sz w:val="18"/>
-              </w:rPr>
-              <w:t>Windows)</w:t>
-            </w:r>
-          </w:p>
-        </w:tc>
-      </w:tr>
-      <w:tr>
-        <w:trPr>
-          <w:jc w:val="center"/>
-        </w:trPr>
-        <w:tc>
-          <w:tcPr>
-            <w:tcW w:w="1080" w:type="dxa"/>
-            <w:shd w:val="clear" w:color="auto" w:fill="FFFFFF"/>
-            <w:tcMar>
-              <w:top w:w="72" w:type="dxa"/>
-              <w:left w:w="72" w:type="dxa"/>
-              <w:bottom w:w="72" w:type="dxa"/>
-              <w:right w:w="72" w:type="dxa"/>
-            </w:tcMar>
-            <w:vAlign w:val="center"/>
-          </w:tcPr>
-          <w:p>
-            <w:pPr>
-              <w:spacing w:after="0"/>
-              <w:jc w:val="center"/>
-            </w:pPr>
-            <w:r>
-              <w:rPr>
-                <w:rFonts w:ascii="Calibri" w:hAnsi="Calibri"/>
-                <w:b/>
-                <w:color w:val="111827"/>
-                <w:sz w:val="18"/>
-              </w:rPr>
-              <w:t>R7</w:t>
-            </w:r>
-          </w:p>
-        </w:tc>
-        <w:tc>
-          <w:tcPr>
-            <w:tcW w:w="8280" w:type="dxa"/>
+            <w:tcW w:w="7192" w:type="dxa"/>
             <w:shd w:val="clear" w:color="auto" w:fill="FFFFFF"/>
             <w:tcMar>
               <w:top w:w="72" w:type="dxa"/>
@@ -3025,7 +3108,16 @@
                 <w:color w:val="111827"/>
                 <w:sz w:val="18"/>
               </w:rPr>
-              <w:t>Valid objects satisfy round-trip correctness: loads(dumps(x)) ≈ x</w:t>
+              <w:t xml:space="preserve">test methods: test_recursive_list_roundtrip_preserves_cycle(), test_recursive_dict_roundtrip_preserves_cycle(), test_indirect_recursive_list_roundtrip_preserves_cycle(), </w:t>
+            </w:r>
+            <w:r>
+              <w:rPr>
+                <w:rFonts w:ascii="Calibri" w:hAnsi="Calibri"/>
+                <w:color w:val="111827"/>
+                <w:sz w:val="18"/>
+              </w:rPr>
+              <w:lastRenderedPageBreak/>
+              <w:t>test_shared_reference_roundtrip_preserves_aliasing(), test_equivalent_handles_cycles_without_infinite_recursion(); uses: assert_roundtrip(), equivalent(), build_specimen()</w:t>
             </w:r>
           </w:p>
         </w:tc>
@@ -3036,84 +3128,7 @@
         </w:trPr>
         <w:tc>
           <w:tcPr>
-            <w:tcW w:w="1080" w:type="dxa"/>
-            <w:shd w:val="clear" w:color="auto" w:fill="F8FAFC"/>
-            <w:tcMar>
-              <w:top w:w="72" w:type="dxa"/>
-              <w:left w:w="72" w:type="dxa"/>
-              <w:bottom w:w="72" w:type="dxa"/>
-              <w:right w:w="72" w:type="dxa"/>
-            </w:tcMar>
-            <w:vAlign w:val="center"/>
-          </w:tcPr>
-          <w:p>
-            <w:pPr>
-              <w:spacing w:after="0"/>
-              <w:jc w:val="center"/>
-            </w:pPr>
-            <w:r>
-              <w:rPr>
-                <w:rFonts w:ascii="Calibri" w:hAnsi="Calibri"/>
-                <w:b/>
-                <w:color w:val="111827"/>
-                <w:sz w:val="18"/>
-              </w:rPr>
-              <w:t>R8</w:t>
-            </w:r>
-          </w:p>
-        </w:tc>
-        <w:tc>
-          <w:tcPr>
-            <w:tcW w:w="8280" w:type="dxa"/>
-            <w:shd w:val="clear" w:color="auto" w:fill="F8FAFC"/>
-            <w:tcMar>
-              <w:top w:w="72" w:type="dxa"/>
-              <w:left w:w="72" w:type="dxa"/>
-              <w:bottom w:w="72" w:type="dxa"/>
-              <w:right w:w="72" w:type="dxa"/>
-            </w:tcMar>
-            <w:vAlign w:val="center"/>
-          </w:tcPr>
-          <w:p>
-            <w:pPr>
-              <w:spacing w:after="0"/>
-            </w:pPr>
-            <w:r>
-              <w:rPr>
-                <w:rFonts w:ascii="Calibri" w:hAnsi="Calibri"/>
-                <w:color w:val="111827"/>
-                <w:sz w:val="18"/>
-              </w:rPr>
-              <w:t xml:space="preserve">Same-process repeated dumps(x) </w:t>
-            </w:r>
-            <w:proofErr w:type="gramStart"/>
-            <w:r>
-              <w:rPr>
-                <w:rFonts w:ascii="Calibri" w:hAnsi="Calibri"/>
-                <w:color w:val="111827"/>
-                <w:sz w:val="18"/>
-              </w:rPr>
-              <w:t>is</w:t>
-            </w:r>
-            <w:proofErr w:type="gramEnd"/>
-            <w:r>
-              <w:rPr>
-                <w:rFonts w:ascii="Calibri" w:hAnsi="Calibri"/>
-                <w:color w:val="111827"/>
-                <w:sz w:val="18"/>
-              </w:rPr>
-              <w:t xml:space="preserve"> stable</w:t>
-            </w:r>
-          </w:p>
-        </w:tc>
-      </w:tr>
-      <w:tr>
-        <w:trPr>
-          <w:jc w:val="center"/>
-        </w:trPr>
-        <w:tc>
-          <w:tcPr>
-            <w:tcW w:w="1080" w:type="dxa"/>
+            <w:tcW w:w="2600" w:type="dxa"/>
             <w:shd w:val="clear" w:color="auto" w:fill="FFFFFF"/>
             <w:tcMar>
               <w:top w:w="72" w:type="dxa"/>
@@ -3127,21 +3142,244 @@
             <w:pPr>
               <w:spacing w:after="0"/>
               <w:jc w:val="center"/>
+              <w:rPr>
+                <w:rFonts w:ascii="Calibri" w:eastAsia="宋体" w:hAnsi="Calibri"/>
+                <w:color w:val="111827"/>
+                <w:sz w:val="18"/>
+                <w:lang w:eastAsia="zh-CN"/>
+              </w:rPr>
             </w:pPr>
             <w:r>
               <w:rPr>
                 <w:rFonts w:ascii="Calibri" w:hAnsi="Calibri"/>
-                <w:b/>
                 <w:color w:val="111827"/>
                 <w:sz w:val="18"/>
               </w:rPr>
-              <w:t>R9</w:t>
+              <w:lastRenderedPageBreak/>
+              <w:t>TC4</w:t>
+            </w:r>
+          </w:p>
+          <w:p>
+            <w:pPr>
+              <w:spacing w:after="0"/>
+              <w:jc w:val="center"/>
+              <w:rPr>
+                <w:rFonts w:eastAsia="宋体" w:hint="eastAsia"/>
+                <w:lang w:eastAsia="zh-CN"/>
+              </w:rPr>
+            </w:pPr>
+            <w:r>
+              <w:rPr>
+                <w:rFonts w:eastAsia="宋体"/>
+                <w:lang w:eastAsia="zh-CN"/>
+              </w:rPr>
+              <w:t>test_invalid_inputs.py</w:t>
             </w:r>
           </w:p>
         </w:tc>
         <w:tc>
           <w:tcPr>
-            <w:tcW w:w="8280" w:type="dxa"/>
+            <w:tcW w:w="7192" w:type="dxa"/>
+            <w:shd w:val="clear" w:color="auto" w:fill="FFFFFF"/>
+            <w:tcMar>
+              <w:top w:w="72" w:type="dxa"/>
+              <w:left w:w="72" w:type="dxa"/>
+              <w:bottom w:w="72" w:type="dxa"/>
+              <w:right w:w="72" w:type="dxa"/>
+            </w:tcMar>
+            <w:vAlign w:val="center"/>
+          </w:tcPr>
+          <w:p>
+            <w:pPr>
+              <w:spacing w:after="0"/>
+              <w:rPr>
+                <w:rFonts w:ascii="Calibri" w:eastAsia="宋体" w:hAnsi="Calibri"/>
+                <w:color w:val="111827"/>
+                <w:sz w:val="18"/>
+                <w:lang w:eastAsia="zh-CN"/>
+              </w:rPr>
+            </w:pPr>
+            <w:r>
+              <w:rPr>
+                <w:rFonts w:ascii="Calibri" w:hAnsi="Calibri"/>
+                <w:color w:val="111827"/>
+                <w:sz w:val="18"/>
+              </w:rPr>
+              <w:t>test methods: test_unsupported_objects_raise_reasonable_exceptions(), test_targeted_corrupted_streams_raise_reasonable_exceptions(), test_lexical_fuzzing_does_not_crash_process();</w:t>
+            </w:r>
+          </w:p>
+          <w:p>
+            <w:pPr>
+              <w:spacing w:after="0"/>
+            </w:pPr>
+            <w:r>
+              <w:rPr>
+                <w:rFonts w:ascii="Calibri" w:hAnsi="Calibri"/>
+                <w:color w:val="111827"/>
+                <w:sz w:val="18"/>
+              </w:rPr>
+              <w:t>uses: marshal.dumps(), marshal.loads(), assert_raises_reasonable_exception(), summarize_lexical_fuzz(), all_invalid_case_ids(), build_specimen()</w:t>
+            </w:r>
+          </w:p>
+        </w:tc>
+      </w:tr>
+      <w:tr>
+        <w:trPr>
+          <w:jc w:val="center"/>
+        </w:trPr>
+        <w:tc>
+          <w:tcPr>
+            <w:tcW w:w="2600" w:type="dxa"/>
+            <w:shd w:val="clear" w:color="auto" w:fill="FFFFFF"/>
+            <w:tcMar>
+              <w:top w:w="72" w:type="dxa"/>
+              <w:left w:w="72" w:type="dxa"/>
+              <w:bottom w:w="72" w:type="dxa"/>
+              <w:right w:w="72" w:type="dxa"/>
+            </w:tcMar>
+            <w:vAlign w:val="center"/>
+          </w:tcPr>
+          <w:p>
+            <w:pPr>
+              <w:spacing w:after="0"/>
+              <w:jc w:val="center"/>
+              <w:rPr>
+                <w:rFonts w:ascii="Calibri" w:eastAsia="宋体" w:hAnsi="Calibri"/>
+                <w:color w:val="111827"/>
+                <w:sz w:val="18"/>
+                <w:lang w:eastAsia="zh-CN"/>
+              </w:rPr>
+            </w:pPr>
+            <w:r>
+              <w:rPr>
+                <w:rFonts w:ascii="Calibri" w:hAnsi="Calibri"/>
+                <w:color w:val="111827"/>
+                <w:sz w:val="18"/>
+              </w:rPr>
+              <w:t>TC5</w:t>
+            </w:r>
+          </w:p>
+          <w:p>
+            <w:pPr>
+              <w:spacing w:after="0"/>
+              <w:jc w:val="center"/>
+              <w:rPr>
+                <w:rFonts w:eastAsia="宋体" w:hint="eastAsia"/>
+                <w:lang w:eastAsia="zh-CN"/>
+              </w:rPr>
+            </w:pPr>
+            <w:r>
+              <w:rPr>
+                <w:rFonts w:eastAsia="宋体"/>
+                <w:lang w:eastAsia="zh-CN"/>
+              </w:rPr>
+              <w:t>test_fuzzing.py</w:t>
+            </w:r>
+          </w:p>
+        </w:tc>
+        <w:tc>
+          <w:tcPr>
+            <w:tcW w:w="7192" w:type="dxa"/>
+            <w:shd w:val="clear" w:color="auto" w:fill="FFFFFF"/>
+            <w:tcMar>
+              <w:top w:w="72" w:type="dxa"/>
+              <w:left w:w="72" w:type="dxa"/>
+              <w:bottom w:w="72" w:type="dxa"/>
+              <w:right w:w="72" w:type="dxa"/>
+            </w:tcMar>
+            <w:vAlign w:val="center"/>
+          </w:tcPr>
+          <w:p>
+            <w:pPr>
+              <w:spacing w:after="0"/>
+              <w:rPr>
+                <w:rFonts w:ascii="Calibri" w:eastAsia="宋体" w:hAnsi="Calibri"/>
+                <w:color w:val="111827"/>
+                <w:sz w:val="18"/>
+                <w:lang w:eastAsia="zh-CN"/>
+              </w:rPr>
+            </w:pPr>
+            <w:r>
+              <w:rPr>
+                <w:rFonts w:ascii="Calibri" w:hAnsi="Calibri"/>
+                <w:color w:val="111827"/>
+                <w:sz w:val="18"/>
+              </w:rPr>
+              <w:t xml:space="preserve">test method: test_generated_values_roundtrip_and_remain_stable(); </w:t>
+            </w:r>
+          </w:p>
+          <w:p>
+            <w:pPr>
+              <w:spacing w:after="0"/>
+            </w:pPr>
+            <w:r>
+              <w:rPr>
+                <w:rFonts w:ascii="Calibri" w:hAnsi="Calibri"/>
+                <w:color w:val="111827"/>
+                <w:sz w:val="18"/>
+              </w:rPr>
+              <w:t>uses: run_generation_fuzz(), DEFAULT_SEED, os.environ.get()</w:t>
+            </w:r>
+          </w:p>
+        </w:tc>
+      </w:tr>
+      <w:tr>
+        <w:trPr>
+          <w:jc w:val="center"/>
+        </w:trPr>
+        <w:tc>
+          <w:tcPr>
+            <w:tcW w:w="2600" w:type="dxa"/>
+            <w:shd w:val="clear" w:color="auto" w:fill="FFFFFF"/>
+            <w:tcMar>
+              <w:top w:w="72" w:type="dxa"/>
+              <w:left w:w="72" w:type="dxa"/>
+              <w:bottom w:w="72" w:type="dxa"/>
+              <w:right w:w="72" w:type="dxa"/>
+            </w:tcMar>
+            <w:vAlign w:val="center"/>
+          </w:tcPr>
+          <w:p>
+            <w:pPr>
+              <w:spacing w:after="0"/>
+              <w:jc w:val="center"/>
+              <w:rPr>
+                <w:rFonts w:ascii="Calibri" w:eastAsia="宋体" w:hAnsi="Calibri"/>
+                <w:color w:val="111827"/>
+                <w:sz w:val="18"/>
+                <w:lang w:eastAsia="zh-CN"/>
+              </w:rPr>
+            </w:pPr>
+            <w:r>
+              <w:rPr>
+                <w:rFonts w:ascii="Calibri" w:hAnsi="Calibri"/>
+                <w:color w:val="111827"/>
+                <w:sz w:val="18"/>
+              </w:rPr>
+              <w:t>TC6</w:t>
+            </w:r>
+          </w:p>
+          <w:p>
+            <w:pPr>
+              <w:spacing w:after="0"/>
+              <w:jc w:val="center"/>
+              <w:rPr>
+                <w:rFonts w:eastAsia="宋体" w:hint="eastAsia"/>
+                <w:lang w:eastAsia="zh-CN"/>
+              </w:rPr>
+            </w:pPr>
+            <w:r>
+              <w:rPr>
+                <w:rFonts w:eastAsia="宋体"/>
+                <w:lang w:eastAsia="zh-CN"/>
+              </w:rPr>
+              <w:t>test_special_behaviors.py</w:t>
+            </w:r>
+          </w:p>
+        </w:tc>
+        <w:tc>
+          <w:tcPr>
+            <w:tcW w:w="7192" w:type="dxa"/>
             <w:shd w:val="clear" w:color="auto" w:fill="FFFFFF"/>
             <w:tcMar>
               <w:top w:w="72" w:type="dxa"/>
@@ -3161,7 +3399,7 @@
                 <w:color w:val="111827"/>
                 <w:sz w:val="18"/>
               </w:rPr>
-              <w:t>Unsupported objects raise reasonable exceptions</w:t>
+              <w:t>test method: test_bytearray_values_load_as_bytes(); uses: marshal.dumps(), marshal.loads(), all_lossy_case_ids(), build_specimen(), bytes()</w:t>
             </w:r>
           </w:p>
         </w:tc>
@@ -3172,66 +3410,7 @@
         </w:trPr>
         <w:tc>
           <w:tcPr>
-            <w:tcW w:w="1080" w:type="dxa"/>
-            <w:shd w:val="clear" w:color="auto" w:fill="F8FAFC"/>
-            <w:tcMar>
-              <w:top w:w="72" w:type="dxa"/>
-              <w:left w:w="72" w:type="dxa"/>
-              <w:bottom w:w="72" w:type="dxa"/>
-              <w:right w:w="72" w:type="dxa"/>
-            </w:tcMar>
-            <w:vAlign w:val="center"/>
-          </w:tcPr>
-          <w:p>
-            <w:pPr>
-              <w:spacing w:after="0"/>
-              <w:jc w:val="center"/>
-            </w:pPr>
-            <w:r>
-              <w:rPr>
-                <w:rFonts w:ascii="Calibri" w:hAnsi="Calibri"/>
-                <w:b/>
-                <w:color w:val="111827"/>
-                <w:sz w:val="18"/>
-              </w:rPr>
-              <w:t>R10</w:t>
-            </w:r>
-          </w:p>
-        </w:tc>
-        <w:tc>
-          <w:tcPr>
-            <w:tcW w:w="8280" w:type="dxa"/>
-            <w:shd w:val="clear" w:color="auto" w:fill="F8FAFC"/>
-            <w:tcMar>
-              <w:top w:w="72" w:type="dxa"/>
-              <w:left w:w="72" w:type="dxa"/>
-              <w:bottom w:w="72" w:type="dxa"/>
-              <w:right w:w="72" w:type="dxa"/>
-            </w:tcMar>
-            <w:vAlign w:val="center"/>
-          </w:tcPr>
-          <w:p>
-            <w:pPr>
-              <w:spacing w:after="0"/>
-            </w:pPr>
-            <w:r>
-              <w:rPr>
-                <w:rFonts w:ascii="Calibri" w:hAnsi="Calibri"/>
-                <w:color w:val="111827"/>
-                <w:sz w:val="18"/>
-              </w:rPr>
-              <w:t>Corrupted byte streams are handled safely</w:t>
-            </w:r>
-          </w:p>
-        </w:tc>
-      </w:tr>
-      <w:tr>
-        <w:trPr>
-          <w:jc w:val="center"/>
-        </w:trPr>
-        <w:tc>
-          <w:tcPr>
-            <w:tcW w:w="1080" w:type="dxa"/>
+            <w:tcW w:w="2600" w:type="dxa"/>
             <w:shd w:val="clear" w:color="auto" w:fill="FFFFFF"/>
             <w:tcMar>
               <w:top w:w="72" w:type="dxa"/>
@@ -3245,21 +3424,43 @@
             <w:pPr>
               <w:spacing w:after="0"/>
               <w:jc w:val="center"/>
+              <w:rPr>
+                <w:rFonts w:ascii="Calibri" w:eastAsia="宋体" w:hAnsi="Calibri"/>
+                <w:color w:val="111827"/>
+                <w:sz w:val="18"/>
+                <w:lang w:eastAsia="zh-CN"/>
+              </w:rPr>
             </w:pPr>
             <w:r>
               <w:rPr>
                 <w:rFonts w:ascii="Calibri" w:hAnsi="Calibri"/>
-                <w:b/>
                 <w:color w:val="111827"/>
                 <w:sz w:val="18"/>
               </w:rPr>
-              <w:t>R11</w:t>
+              <w:t>TC7</w:t>
+            </w:r>
+          </w:p>
+          <w:p>
+            <w:pPr>
+              <w:spacing w:after="0"/>
+              <w:jc w:val="center"/>
+              <w:rPr>
+                <w:rFonts w:eastAsia="宋体" w:hint="eastAsia"/>
+                <w:lang w:eastAsia="zh-CN"/>
+              </w:rPr>
+            </w:pPr>
+            <w:r>
+              <w:rPr>
+                <w:rFonts w:eastAsia="宋体"/>
+                <w:lang w:eastAsia="zh-CN"/>
+              </w:rPr>
+              <w:t>test_statement_coverage.py</w:t>
             </w:r>
           </w:p>
         </w:tc>
         <w:tc>
           <w:tcPr>
-            <w:tcW w:w="8280" w:type="dxa"/>
+            <w:tcW w:w="7192" w:type="dxa"/>
             <w:shd w:val="clear" w:color="auto" w:fill="FFFFFF"/>
             <w:tcMar>
               <w:top w:w="72" w:type="dxa"/>
@@ -3272,6 +3473,12 @@
           <w:p>
             <w:pPr>
               <w:spacing w:after="0"/>
+              <w:rPr>
+                <w:rFonts w:ascii="Calibri" w:eastAsia="宋体" w:hAnsi="Calibri"/>
+                <w:color w:val="111827"/>
+                <w:sz w:val="18"/>
+                <w:lang w:eastAsia="zh-CN"/>
+              </w:rPr>
             </w:pPr>
             <w:r>
               <w:rPr>
@@ -3279,55 +3486,9 @@
                 <w:color w:val="111827"/>
                 <w:sz w:val="18"/>
               </w:rPr>
-              <w:t>Generated valid fuzz inputs satisfy round-trip and stability</w:t>
+              <w:t xml:space="preserve">test methods: test_register_pair_first_visit(), test_register_pair_revisit(); </w:t>
             </w:r>
           </w:p>
-        </w:tc>
-      </w:tr>
-      <w:tr>
-        <w:trPr>
-          <w:jc w:val="center"/>
-        </w:trPr>
-        <w:tc>
-          <w:tcPr>
-            <w:tcW w:w="1080" w:type="dxa"/>
-            <w:shd w:val="clear" w:color="auto" w:fill="F8FAFC"/>
-            <w:tcMar>
-              <w:top w:w="72" w:type="dxa"/>
-              <w:left w:w="72" w:type="dxa"/>
-              <w:bottom w:w="72" w:type="dxa"/>
-              <w:right w:w="72" w:type="dxa"/>
-            </w:tcMar>
-            <w:vAlign w:val="center"/>
-          </w:tcPr>
-          <w:p>
-            <w:pPr>
-              <w:spacing w:after="0"/>
-              <w:jc w:val="center"/>
-            </w:pPr>
-            <w:r>
-              <w:rPr>
-                <w:rFonts w:ascii="Calibri" w:hAnsi="Calibri"/>
-                <w:b/>
-                <w:color w:val="111827"/>
-                <w:sz w:val="18"/>
-              </w:rPr>
-              <w:t>R12</w:t>
-            </w:r>
-          </w:p>
-        </w:tc>
-        <w:tc>
-          <w:tcPr>
-            <w:tcW w:w="8280" w:type="dxa"/>
-            <w:shd w:val="clear" w:color="auto" w:fill="F8FAFC"/>
-            <w:tcMar>
-              <w:top w:w="72" w:type="dxa"/>
-              <w:left w:w="72" w:type="dxa"/>
-              <w:bottom w:w="72" w:type="dxa"/>
-              <w:right w:w="72" w:type="dxa"/>
-            </w:tcMar>
-            <w:vAlign w:val="center"/>
-          </w:tcPr>
           <w:p>
             <w:pPr>
               <w:spacing w:after="0"/>
@@ -3338,171 +3499,7 @@
                 <w:color w:val="111827"/>
                 <w:sz w:val="18"/>
               </w:rPr>
-              <w:t>Lexical fuzzing does not crash the interpreter</w:t>
-            </w:r>
-          </w:p>
-        </w:tc>
-      </w:tr>
-      <w:tr>
-        <w:trPr>
-          <w:jc w:val="center"/>
-        </w:trPr>
-        <w:tc>
-          <w:tcPr>
-            <w:tcW w:w="1080" w:type="dxa"/>
-            <w:shd w:val="clear" w:color="auto" w:fill="FFFFFF"/>
-            <w:tcMar>
-              <w:top w:w="72" w:type="dxa"/>
-              <w:left w:w="72" w:type="dxa"/>
-              <w:bottom w:w="72" w:type="dxa"/>
-              <w:right w:w="72" w:type="dxa"/>
-            </w:tcMar>
-            <w:vAlign w:val="center"/>
-          </w:tcPr>
-          <w:p>
-            <w:pPr>
-              <w:spacing w:after="0"/>
-              <w:jc w:val="center"/>
-            </w:pPr>
-            <w:r>
-              <w:rPr>
-                <w:rFonts w:ascii="Calibri" w:hAnsi="Calibri"/>
-                <w:b/>
-                <w:color w:val="111827"/>
-                <w:sz w:val="18"/>
-              </w:rPr>
-              <w:t>R13</w:t>
-            </w:r>
-          </w:p>
-        </w:tc>
-        <w:tc>
-          <w:tcPr>
-            <w:tcW w:w="8280" w:type="dxa"/>
-            <w:shd w:val="clear" w:color="auto" w:fill="FFFFFF"/>
-            <w:tcMar>
-              <w:top w:w="72" w:type="dxa"/>
-              <w:left w:w="72" w:type="dxa"/>
-              <w:bottom w:w="72" w:type="dxa"/>
-              <w:right w:w="72" w:type="dxa"/>
-            </w:tcMar>
-            <w:vAlign w:val="center"/>
-          </w:tcPr>
-          <w:p>
-            <w:pPr>
-              <w:spacing w:after="0"/>
-            </w:pPr>
-            <w:proofErr w:type="spellStart"/>
-            <w:r>
-              <w:rPr>
-                <w:rFonts w:ascii="Calibri" w:hAnsi="Calibri"/>
-                <w:color w:val="111827"/>
-                <w:sz w:val="18"/>
-              </w:rPr>
-              <w:t>Bytearray</w:t>
-            </w:r>
-            <w:proofErr w:type="spellEnd"/>
-            <w:r>
-              <w:rPr>
-                <w:rFonts w:ascii="Calibri" w:hAnsi="Calibri"/>
-                <w:color w:val="111827"/>
-                <w:sz w:val="18"/>
-              </w:rPr>
-              <w:t xml:space="preserve"> can be dumped but loads back as bytes</w:t>
-            </w:r>
-          </w:p>
-        </w:tc>
-      </w:tr>
-      <w:tr>
-        <w:trPr>
-          <w:jc w:val="center"/>
-        </w:trPr>
-        <w:tc>
-          <w:tcPr>
-            <w:tcW w:w="1080" w:type="dxa"/>
-            <w:shd w:val="clear" w:color="auto" w:fill="F8FAFC"/>
-            <w:tcMar>
-              <w:top w:w="72" w:type="dxa"/>
-              <w:left w:w="72" w:type="dxa"/>
-              <w:bottom w:w="72" w:type="dxa"/>
-              <w:right w:w="72" w:type="dxa"/>
-            </w:tcMar>
-            <w:vAlign w:val="center"/>
-          </w:tcPr>
-          <w:p>
-            <w:pPr>
-              <w:spacing w:after="0"/>
-              <w:jc w:val="center"/>
-            </w:pPr>
-            <w:r>
-              <w:rPr>
-                <w:rFonts w:ascii="Calibri" w:hAnsi="Calibri"/>
-                <w:b/>
-                <w:color w:val="111827"/>
-                <w:sz w:val="18"/>
-              </w:rPr>
-              <w:t>R14</w:t>
-            </w:r>
-          </w:p>
-        </w:tc>
-        <w:tc>
-          <w:tcPr>
-            <w:tcW w:w="8280" w:type="dxa"/>
-            <w:shd w:val="clear" w:color="auto" w:fill="F8FAFC"/>
-            <w:tcMar>
-              <w:top w:w="72" w:type="dxa"/>
-              <w:left w:w="72" w:type="dxa"/>
-              <w:bottom w:w="72" w:type="dxa"/>
-              <w:right w:w="72" w:type="dxa"/>
-            </w:tcMar>
-            <w:vAlign w:val="center"/>
-          </w:tcPr>
-          <w:p>
-            <w:pPr>
-              <w:spacing w:after="0"/>
-            </w:pPr>
-            <w:r>
-              <w:rPr>
-                <w:rFonts w:ascii="Calibri" w:hAnsi="Calibri"/>
-                <w:color w:val="111827"/>
-                <w:sz w:val="18"/>
-              </w:rPr>
-              <w:t>_</w:t>
-            </w:r>
-            <w:proofErr w:type="spellStart"/>
-            <w:r>
-              <w:rPr>
-                <w:rFonts w:ascii="Calibri" w:hAnsi="Calibri"/>
-                <w:color w:val="111827"/>
-                <w:sz w:val="18"/>
-              </w:rPr>
-              <w:t>register_</w:t>
-            </w:r>
-            <w:proofErr w:type="gramStart"/>
-            <w:r>
-              <w:rPr>
-                <w:rFonts w:ascii="Calibri" w:hAnsi="Calibri"/>
-                <w:color w:val="111827"/>
-                <w:sz w:val="18"/>
-              </w:rPr>
-              <w:t>pair</w:t>
-            </w:r>
-            <w:proofErr w:type="spellEnd"/>
-            <w:r>
-              <w:rPr>
-                <w:rFonts w:ascii="Calibri" w:hAnsi="Calibri"/>
-                <w:color w:val="111827"/>
-                <w:sz w:val="18"/>
-              </w:rPr>
-              <w:t>(</w:t>
-            </w:r>
-            <w:proofErr w:type="gramEnd"/>
-            <w:r>
-              <w:rPr>
-                <w:rFonts w:ascii="Calibri" w:hAnsi="Calibri"/>
-                <w:color w:val="111827"/>
-                <w:sz w:val="18"/>
-              </w:rPr>
-              <w:t>) white-box statement coverage is exercised</w:t>
+              <w:t>uses: _ComparisonState(), _register_pair()</w:t>
             </w:r>
           </w:p>
         </w:tc>
@@ -3535,33 +3532,37 @@
           <w:rFonts w:ascii="Calibri" w:hAnsi="Calibri"/>
           <w:sz w:val="21"/>
         </w:rPr>
-        <w:t>For R1-R6, the same test cases are intended to be executed on Windows and Linux so that object-category behavior can be compared across environments. R7-R14 are verified by the functional, fuzzing, negative, special-behavior, and white-box tests listed below.</w:t>
+        <w:t>R1 summarizes cross-platform byte-stream stability for representative supported object categories. R2-R11 cover round-trip correctness, same-process stability, boundary and special values, recursive structures, exception handling, fuzzing, bytearray behavior, and white-box representative paths. The matrix below is aggregated by Python test file.</w:t>
       </w:r>
     </w:p>
     <w:tbl>
       <w:tblPr>
-        <w:tblStyle w:val="af5"/>
         <w:tblW w:w="0" w:type="auto"/>
         <w:jc w:val="center"/>
+        <w:tblBorders>
+          <w:top w:val="single" w:sz="4" w:space="0" w:color="auto"/>
+          <w:left w:val="single" w:sz="4" w:space="0" w:color="auto"/>
+          <w:bottom w:val="single" w:sz="4" w:space="0" w:color="auto"/>
+          <w:right w:val="single" w:sz="4" w:space="0" w:color="auto"/>
+          <w:insideH w:val="single" w:sz="4" w:space="0" w:color="auto"/>
+          <w:insideV w:val="single" w:sz="4" w:space="0" w:color="auto"/>
+        </w:tblBorders>
         <w:tblLayout w:type="fixed"/>
         <w:tblLook w:val="04A0" w:firstRow="1" w:lastRow="0" w:firstColumn="1" w:lastColumn="0" w:noHBand="0" w:noVBand="1"/>
       </w:tblPr>
       <w:tblGrid>
-        <w:gridCol w:w="3384"/>
-        <w:gridCol w:w="374"/>
-        <w:gridCol w:w="374"/>
-        <w:gridCol w:w="374"/>
-        <w:gridCol w:w="374"/>
-        <w:gridCol w:w="374"/>
-        <w:gridCol w:w="374"/>
-        <w:gridCol w:w="374"/>
-        <w:gridCol w:w="374"/>
-        <w:gridCol w:w="374"/>
-        <w:gridCol w:w="374"/>
-        <w:gridCol w:w="374"/>
-        <w:gridCol w:w="374"/>
-        <w:gridCol w:w="374"/>
-        <w:gridCol w:w="374"/>
+        <w:gridCol w:w="704"/>
+        <w:gridCol w:w="709"/>
+        <w:gridCol w:w="709"/>
+        <w:gridCol w:w="708"/>
+        <w:gridCol w:w="709"/>
+        <w:gridCol w:w="709"/>
+        <w:gridCol w:w="709"/>
+        <w:gridCol w:w="708"/>
+        <w:gridCol w:w="709"/>
+        <w:gridCol w:w="709"/>
+        <w:gridCol w:w="567"/>
+        <w:gridCol w:w="709"/>
       </w:tblGrid>
       <w:tr>
         <w:trPr>
@@ -3569,7 +3570,39 @@
         </w:trPr>
         <w:tc>
           <w:tcPr>
-            <w:tcW w:w="3384" w:type="dxa"/>
+            <w:tcW w:w="704" w:type="dxa"/>
+            <w:shd w:val="clear" w:color="auto" w:fill="D9EAF7"/>
+            <w:tcMar>
+              <w:top w:w="72" w:type="dxa"/>
+              <w:left w:w="72" w:type="dxa"/>
+              <w:bottom w:w="72" w:type="dxa"/>
+              <w:right w:w="72" w:type="dxa"/>
+            </w:tcMar>
+            <w:vAlign w:val="center"/>
+          </w:tcPr>
+          <w:p>
+            <w:pPr>
+              <w:spacing w:after="0"/>
+              <w:jc w:val="center"/>
+              <w:rPr>
+                <w:rFonts w:eastAsia="宋体"/>
+                <w:lang w:eastAsia="zh-CN"/>
+              </w:rPr>
+            </w:pPr>
+            <w:r>
+              <w:rPr>
+                <w:rFonts w:ascii="Calibri" w:hAnsi="Calibri"/>
+                <w:b/>
+                <w:color w:val="0F172A"/>
+                <w:sz w:val="15"/>
+              </w:rPr>
+              <w:t>TC/R</w:t>
+            </w:r>
+          </w:p>
+        </w:tc>
+        <w:tc>
+          <w:tcPr>
+            <w:tcW w:w="709" w:type="dxa"/>
             <w:shd w:val="clear" w:color="auto" w:fill="D9EAF7"/>
             <w:tcMar>
               <w:top w:w="72" w:type="dxa"/>
@@ -3591,13 +3624,13 @@
                 <w:color w:val="0F172A"/>
                 <w:sz w:val="15"/>
               </w:rPr>
-              <w:t>TC</w:t>
+              <w:t>R1</w:t>
             </w:r>
           </w:p>
         </w:tc>
         <w:tc>
           <w:tcPr>
-            <w:tcW w:w="374" w:type="dxa"/>
+            <w:tcW w:w="709" w:type="dxa"/>
             <w:shd w:val="clear" w:color="auto" w:fill="D9EAF7"/>
             <w:tcMar>
               <w:top w:w="72" w:type="dxa"/>
@@ -3619,13 +3652,13 @@
                 <w:color w:val="0F172A"/>
                 <w:sz w:val="15"/>
               </w:rPr>
-              <w:t>R1</w:t>
+              <w:t>R2</w:t>
             </w:r>
           </w:p>
         </w:tc>
         <w:tc>
           <w:tcPr>
-            <w:tcW w:w="374" w:type="dxa"/>
+            <w:tcW w:w="708" w:type="dxa"/>
             <w:shd w:val="clear" w:color="auto" w:fill="D9EAF7"/>
             <w:tcMar>
               <w:top w:w="72" w:type="dxa"/>
@@ -3647,13 +3680,13 @@
                 <w:color w:val="0F172A"/>
                 <w:sz w:val="15"/>
               </w:rPr>
-              <w:t>R2</w:t>
+              <w:t>R3</w:t>
             </w:r>
           </w:p>
         </w:tc>
         <w:tc>
           <w:tcPr>
-            <w:tcW w:w="374" w:type="dxa"/>
+            <w:tcW w:w="709" w:type="dxa"/>
             <w:shd w:val="clear" w:color="auto" w:fill="D9EAF7"/>
             <w:tcMar>
               <w:top w:w="72" w:type="dxa"/>
@@ -3675,13 +3708,13 @@
                 <w:color w:val="0F172A"/>
                 <w:sz w:val="15"/>
               </w:rPr>
-              <w:t>R3</w:t>
+              <w:t>R4</w:t>
             </w:r>
           </w:p>
         </w:tc>
         <w:tc>
           <w:tcPr>
-            <w:tcW w:w="374" w:type="dxa"/>
+            <w:tcW w:w="709" w:type="dxa"/>
             <w:shd w:val="clear" w:color="auto" w:fill="D9EAF7"/>
             <w:tcMar>
               <w:top w:w="72" w:type="dxa"/>
@@ -3703,13 +3736,13 @@
                 <w:color w:val="0F172A"/>
                 <w:sz w:val="15"/>
               </w:rPr>
-              <w:t>R4</w:t>
+              <w:t>R5</w:t>
             </w:r>
           </w:p>
         </w:tc>
         <w:tc>
           <w:tcPr>
-            <w:tcW w:w="374" w:type="dxa"/>
+            <w:tcW w:w="709" w:type="dxa"/>
             <w:shd w:val="clear" w:color="auto" w:fill="D9EAF7"/>
             <w:tcMar>
               <w:top w:w="72" w:type="dxa"/>
@@ -3731,13 +3764,13 @@
                 <w:color w:val="0F172A"/>
                 <w:sz w:val="15"/>
               </w:rPr>
-              <w:t>R5</w:t>
+              <w:t>R6</w:t>
             </w:r>
           </w:p>
         </w:tc>
         <w:tc>
           <w:tcPr>
-            <w:tcW w:w="374" w:type="dxa"/>
+            <w:tcW w:w="708" w:type="dxa"/>
             <w:shd w:val="clear" w:color="auto" w:fill="D9EAF7"/>
             <w:tcMar>
               <w:top w:w="72" w:type="dxa"/>
@@ -3759,13 +3792,13 @@
                 <w:color w:val="0F172A"/>
                 <w:sz w:val="15"/>
               </w:rPr>
-              <w:t>R6</w:t>
+              <w:t>R7</w:t>
             </w:r>
           </w:p>
         </w:tc>
         <w:tc>
           <w:tcPr>
-            <w:tcW w:w="374" w:type="dxa"/>
+            <w:tcW w:w="709" w:type="dxa"/>
             <w:shd w:val="clear" w:color="auto" w:fill="D9EAF7"/>
             <w:tcMar>
               <w:top w:w="72" w:type="dxa"/>
@@ -3787,13 +3820,13 @@
                 <w:color w:val="0F172A"/>
                 <w:sz w:val="15"/>
               </w:rPr>
-              <w:t>R7</w:t>
+              <w:t>R8</w:t>
             </w:r>
           </w:p>
         </w:tc>
         <w:tc>
           <w:tcPr>
-            <w:tcW w:w="374" w:type="dxa"/>
+            <w:tcW w:w="709" w:type="dxa"/>
             <w:shd w:val="clear" w:color="auto" w:fill="D9EAF7"/>
             <w:tcMar>
               <w:top w:w="72" w:type="dxa"/>
@@ -3815,13 +3848,13 @@
                 <w:color w:val="0F172A"/>
                 <w:sz w:val="15"/>
               </w:rPr>
-              <w:t>R8</w:t>
+              <w:t>R9</w:t>
             </w:r>
           </w:p>
         </w:tc>
         <w:tc>
           <w:tcPr>
-            <w:tcW w:w="374" w:type="dxa"/>
+            <w:tcW w:w="567" w:type="dxa"/>
             <w:shd w:val="clear" w:color="auto" w:fill="D9EAF7"/>
             <w:tcMar>
               <w:top w:w="72" w:type="dxa"/>
@@ -3843,13 +3876,13 @@
                 <w:color w:val="0F172A"/>
                 <w:sz w:val="15"/>
               </w:rPr>
-              <w:t>R9</w:t>
+              <w:t>R10</w:t>
             </w:r>
           </w:p>
         </w:tc>
         <w:tc>
           <w:tcPr>
-            <w:tcW w:w="374" w:type="dxa"/>
+            <w:tcW w:w="709" w:type="dxa"/>
             <w:shd w:val="clear" w:color="auto" w:fill="D9EAF7"/>
             <w:tcMar>
               <w:top w:w="72" w:type="dxa"/>
@@ -3871,119 +3904,7 @@
                 <w:color w:val="0F172A"/>
                 <w:sz w:val="15"/>
               </w:rPr>
-              <w:t>R10</w:t>
-            </w:r>
-          </w:p>
-        </w:tc>
-        <w:tc>
-          <w:tcPr>
-            <w:tcW w:w="374" w:type="dxa"/>
-            <w:shd w:val="clear" w:color="auto" w:fill="D9EAF7"/>
-            <w:tcMar>
-              <w:top w:w="72" w:type="dxa"/>
-              <w:left w:w="72" w:type="dxa"/>
-              <w:bottom w:w="72" w:type="dxa"/>
-              <w:right w:w="72" w:type="dxa"/>
-            </w:tcMar>
-            <w:vAlign w:val="center"/>
-          </w:tcPr>
-          <w:p>
-            <w:pPr>
-              <w:spacing w:after="0"/>
-              <w:jc w:val="center"/>
-            </w:pPr>
-            <w:r>
-              <w:rPr>
-                <w:rFonts w:ascii="Calibri" w:hAnsi="Calibri"/>
-                <w:b/>
-                <w:color w:val="0F172A"/>
-                <w:sz w:val="15"/>
-              </w:rPr>
               <w:t>R11</w:t>
-            </w:r>
-          </w:p>
-        </w:tc>
-        <w:tc>
-          <w:tcPr>
-            <w:tcW w:w="374" w:type="dxa"/>
-            <w:shd w:val="clear" w:color="auto" w:fill="D9EAF7"/>
-            <w:tcMar>
-              <w:top w:w="72" w:type="dxa"/>
-              <w:left w:w="72" w:type="dxa"/>
-              <w:bottom w:w="72" w:type="dxa"/>
-              <w:right w:w="72" w:type="dxa"/>
-            </w:tcMar>
-            <w:vAlign w:val="center"/>
-          </w:tcPr>
-          <w:p>
-            <w:pPr>
-              <w:spacing w:after="0"/>
-              <w:jc w:val="center"/>
-            </w:pPr>
-            <w:r>
-              <w:rPr>
-                <w:rFonts w:ascii="Calibri" w:hAnsi="Calibri"/>
-                <w:b/>
-                <w:color w:val="0F172A"/>
-                <w:sz w:val="15"/>
-              </w:rPr>
-              <w:t>R12</w:t>
-            </w:r>
-          </w:p>
-        </w:tc>
-        <w:tc>
-          <w:tcPr>
-            <w:tcW w:w="374" w:type="dxa"/>
-            <w:shd w:val="clear" w:color="auto" w:fill="D9EAF7"/>
-            <w:tcMar>
-              <w:top w:w="72" w:type="dxa"/>
-              <w:left w:w="72" w:type="dxa"/>
-              <w:bottom w:w="72" w:type="dxa"/>
-              <w:right w:w="72" w:type="dxa"/>
-            </w:tcMar>
-            <w:vAlign w:val="center"/>
-          </w:tcPr>
-          <w:p>
-            <w:pPr>
-              <w:spacing w:after="0"/>
-              <w:jc w:val="center"/>
-            </w:pPr>
-            <w:r>
-              <w:rPr>
-                <w:rFonts w:ascii="Calibri" w:hAnsi="Calibri"/>
-                <w:b/>
-                <w:color w:val="0F172A"/>
-                <w:sz w:val="15"/>
-              </w:rPr>
-              <w:t>R13</w:t>
-            </w:r>
-          </w:p>
-        </w:tc>
-        <w:tc>
-          <w:tcPr>
-            <w:tcW w:w="374" w:type="dxa"/>
-            <w:shd w:val="clear" w:color="auto" w:fill="D9EAF7"/>
-            <w:tcMar>
-              <w:top w:w="72" w:type="dxa"/>
-              <w:left w:w="72" w:type="dxa"/>
-              <w:bottom w:w="72" w:type="dxa"/>
-              <w:right w:w="72" w:type="dxa"/>
-            </w:tcMar>
-            <w:vAlign w:val="center"/>
-          </w:tcPr>
-          <w:p>
-            <w:pPr>
-              <w:spacing w:after="0"/>
-              <w:jc w:val="center"/>
-            </w:pPr>
-            <w:r>
-              <w:rPr>
-                <w:rFonts w:ascii="Calibri" w:hAnsi="Calibri"/>
-                <w:b/>
-                <w:color w:val="0F172A"/>
-                <w:sz w:val="15"/>
-              </w:rPr>
-              <w:t>R14</w:t>
             </w:r>
           </w:p>
         </w:tc>
@@ -3994,429 +3915,7 @@
         </w:trPr>
         <w:tc>
           <w:tcPr>
-            <w:tcW w:w="3384" w:type="dxa"/>
-            <w:shd w:val="clear" w:color="auto" w:fill="FFFFFF"/>
-            <w:tcMar>
-              <w:top w:w="72" w:type="dxa"/>
-              <w:left w:w="72" w:type="dxa"/>
-              <w:bottom w:w="72" w:type="dxa"/>
-              <w:right w:w="72" w:type="dxa"/>
-            </w:tcMar>
-          </w:tcPr>
-          <w:p>
-            <w:pPr>
-              <w:spacing w:after="0"/>
-              <w:rPr>
-                <w:sz w:val="16"/>
-                <w:szCs w:val="16"/>
-              </w:rPr>
-            </w:pPr>
-            <w:proofErr w:type="spellStart"/>
-            <w:r>
-              <w:rPr>
-                <w:sz w:val="16"/>
-                <w:szCs w:val="16"/>
-              </w:rPr>
-              <w:t>test_all_valid_specimens_stable_in_</w:t>
-            </w:r>
-            <w:proofErr w:type="gramStart"/>
-            <w:r>
-              <w:rPr>
-                <w:sz w:val="16"/>
-                <w:szCs w:val="16"/>
-              </w:rPr>
-              <w:t>process</w:t>
-            </w:r>
-            <w:proofErr w:type="spellEnd"/>
-            <w:r>
-              <w:rPr>
-                <w:sz w:val="16"/>
-                <w:szCs w:val="16"/>
-              </w:rPr>
-              <w:t>(</w:t>
-            </w:r>
-            <w:proofErr w:type="gramEnd"/>
-            <w:r>
-              <w:rPr>
-                <w:sz w:val="16"/>
-                <w:szCs w:val="16"/>
-              </w:rPr>
-              <w:t>)</w:t>
-            </w:r>
-          </w:p>
-        </w:tc>
-        <w:tc>
-          <w:tcPr>
-            <w:tcW w:w="374" w:type="dxa"/>
-            <w:shd w:val="clear" w:color="auto" w:fill="FFFFFF"/>
-            <w:tcMar>
-              <w:top w:w="72" w:type="dxa"/>
-              <w:left w:w="72" w:type="dxa"/>
-              <w:bottom w:w="72" w:type="dxa"/>
-              <w:right w:w="72" w:type="dxa"/>
-            </w:tcMar>
-          </w:tcPr>
-          <w:p>
-            <w:pPr>
-              <w:spacing w:after="0"/>
-              <w:jc w:val="center"/>
-              <w:rPr>
-                <w:sz w:val="16"/>
-                <w:szCs w:val="16"/>
-              </w:rPr>
-            </w:pPr>
-            <w:r>
-              <w:rPr>
-                <w:rFonts w:ascii="Segoe UI Symbol" w:hAnsi="Segoe UI Symbol" w:cs="Segoe UI Symbol"/>
-                <w:sz w:val="16"/>
-                <w:szCs w:val="16"/>
-              </w:rPr>
-              <w:t>✓</w:t>
-            </w:r>
-          </w:p>
-        </w:tc>
-        <w:tc>
-          <w:tcPr>
-            <w:tcW w:w="374" w:type="dxa"/>
-            <w:shd w:val="clear" w:color="auto" w:fill="FFFFFF"/>
-            <w:tcMar>
-              <w:top w:w="72" w:type="dxa"/>
-              <w:left w:w="72" w:type="dxa"/>
-              <w:bottom w:w="72" w:type="dxa"/>
-              <w:right w:w="72" w:type="dxa"/>
-            </w:tcMar>
-          </w:tcPr>
-          <w:p>
-            <w:pPr>
-              <w:spacing w:after="0"/>
-              <w:jc w:val="center"/>
-              <w:rPr>
-                <w:sz w:val="16"/>
-                <w:szCs w:val="16"/>
-              </w:rPr>
-            </w:pPr>
-            <w:r>
-              <w:rPr>
-                <w:rFonts w:ascii="Segoe UI Symbol" w:hAnsi="Segoe UI Symbol" w:cs="Segoe UI Symbol"/>
-                <w:sz w:val="16"/>
-                <w:szCs w:val="16"/>
-              </w:rPr>
-              <w:t>✓</w:t>
-            </w:r>
-          </w:p>
-        </w:tc>
-        <w:tc>
-          <w:tcPr>
-            <w:tcW w:w="374" w:type="dxa"/>
-            <w:shd w:val="clear" w:color="auto" w:fill="FFFFFF"/>
-            <w:tcMar>
-              <w:top w:w="72" w:type="dxa"/>
-              <w:left w:w="72" w:type="dxa"/>
-              <w:bottom w:w="72" w:type="dxa"/>
-              <w:right w:w="72" w:type="dxa"/>
-            </w:tcMar>
-          </w:tcPr>
-          <w:p>
-            <w:pPr>
-              <w:spacing w:after="0"/>
-              <w:jc w:val="center"/>
-              <w:rPr>
-                <w:sz w:val="16"/>
-                <w:szCs w:val="16"/>
-              </w:rPr>
-            </w:pPr>
-            <w:r>
-              <w:rPr>
-                <w:rFonts w:ascii="Segoe UI Symbol" w:hAnsi="Segoe UI Symbol" w:cs="Segoe UI Symbol"/>
-                <w:sz w:val="16"/>
-                <w:szCs w:val="16"/>
-              </w:rPr>
-              <w:t>✓</w:t>
-            </w:r>
-          </w:p>
-        </w:tc>
-        <w:tc>
-          <w:tcPr>
-            <w:tcW w:w="374" w:type="dxa"/>
-            <w:shd w:val="clear" w:color="auto" w:fill="FFFFFF"/>
-            <w:tcMar>
-              <w:top w:w="72" w:type="dxa"/>
-              <w:left w:w="72" w:type="dxa"/>
-              <w:bottom w:w="72" w:type="dxa"/>
-              <w:right w:w="72" w:type="dxa"/>
-            </w:tcMar>
-          </w:tcPr>
-          <w:p>
-            <w:pPr>
-              <w:spacing w:after="0"/>
-              <w:jc w:val="center"/>
-              <w:rPr>
-                <w:sz w:val="16"/>
-                <w:szCs w:val="16"/>
-              </w:rPr>
-            </w:pPr>
-            <w:r>
-              <w:rPr>
-                <w:rFonts w:ascii="Segoe UI Symbol" w:hAnsi="Segoe UI Symbol" w:cs="Segoe UI Symbol"/>
-                <w:sz w:val="16"/>
-                <w:szCs w:val="16"/>
-              </w:rPr>
-              <w:t>✓</w:t>
-            </w:r>
-          </w:p>
-        </w:tc>
-        <w:tc>
-          <w:tcPr>
-            <w:tcW w:w="374" w:type="dxa"/>
-            <w:shd w:val="clear" w:color="auto" w:fill="FFFFFF"/>
-            <w:tcMar>
-              <w:top w:w="72" w:type="dxa"/>
-              <w:left w:w="72" w:type="dxa"/>
-              <w:bottom w:w="72" w:type="dxa"/>
-              <w:right w:w="72" w:type="dxa"/>
-            </w:tcMar>
-          </w:tcPr>
-          <w:p>
-            <w:pPr>
-              <w:spacing w:after="0"/>
-              <w:jc w:val="center"/>
-              <w:rPr>
-                <w:sz w:val="16"/>
-                <w:szCs w:val="16"/>
-              </w:rPr>
-            </w:pPr>
-            <w:r>
-              <w:rPr>
-                <w:rFonts w:ascii="Segoe UI Symbol" w:hAnsi="Segoe UI Symbol" w:cs="Segoe UI Symbol"/>
-                <w:sz w:val="16"/>
-                <w:szCs w:val="16"/>
-              </w:rPr>
-              <w:t>✓</w:t>
-            </w:r>
-          </w:p>
-        </w:tc>
-        <w:tc>
-          <w:tcPr>
-            <w:tcW w:w="374" w:type="dxa"/>
-            <w:shd w:val="clear" w:color="auto" w:fill="FFFFFF"/>
-            <w:tcMar>
-              <w:top w:w="72" w:type="dxa"/>
-              <w:left w:w="72" w:type="dxa"/>
-              <w:bottom w:w="72" w:type="dxa"/>
-              <w:right w:w="72" w:type="dxa"/>
-            </w:tcMar>
-          </w:tcPr>
-          <w:p>
-            <w:pPr>
-              <w:spacing w:after="0"/>
-              <w:jc w:val="center"/>
-              <w:rPr>
-                <w:sz w:val="16"/>
-                <w:szCs w:val="16"/>
-              </w:rPr>
-            </w:pPr>
-            <w:r>
-              <w:rPr>
-                <w:rFonts w:ascii="Segoe UI Symbol" w:hAnsi="Segoe UI Symbol" w:cs="Segoe UI Symbol"/>
-                <w:sz w:val="16"/>
-                <w:szCs w:val="16"/>
-              </w:rPr>
-              <w:t>✓</w:t>
-            </w:r>
-          </w:p>
-        </w:tc>
-        <w:tc>
-          <w:tcPr>
-            <w:tcW w:w="374" w:type="dxa"/>
-            <w:shd w:val="clear" w:color="auto" w:fill="FFFFFF"/>
-            <w:tcMar>
-              <w:top w:w="72" w:type="dxa"/>
-              <w:left w:w="72" w:type="dxa"/>
-              <w:bottom w:w="72" w:type="dxa"/>
-              <w:right w:w="72" w:type="dxa"/>
-            </w:tcMar>
-          </w:tcPr>
-          <w:p>
-            <w:pPr>
-              <w:spacing w:after="0"/>
-              <w:jc w:val="center"/>
-              <w:rPr>
-                <w:sz w:val="16"/>
-                <w:szCs w:val="16"/>
-              </w:rPr>
-            </w:pPr>
-          </w:p>
-        </w:tc>
-        <w:tc>
-          <w:tcPr>
-            <w:tcW w:w="374" w:type="dxa"/>
-            <w:shd w:val="clear" w:color="auto" w:fill="FFFFFF"/>
-            <w:tcMar>
-              <w:top w:w="72" w:type="dxa"/>
-              <w:left w:w="72" w:type="dxa"/>
-              <w:bottom w:w="72" w:type="dxa"/>
-              <w:right w:w="72" w:type="dxa"/>
-            </w:tcMar>
-          </w:tcPr>
-          <w:p>
-            <w:pPr>
-              <w:spacing w:after="0"/>
-              <w:jc w:val="center"/>
-              <w:rPr>
-                <w:sz w:val="16"/>
-                <w:szCs w:val="16"/>
-              </w:rPr>
-            </w:pPr>
-            <w:r>
-              <w:rPr>
-                <w:rFonts w:ascii="Segoe UI Symbol" w:hAnsi="Segoe UI Symbol" w:cs="Segoe UI Symbol"/>
-                <w:sz w:val="16"/>
-                <w:szCs w:val="16"/>
-              </w:rPr>
-              <w:t>✓</w:t>
-            </w:r>
-          </w:p>
-        </w:tc>
-        <w:tc>
-          <w:tcPr>
-            <w:tcW w:w="374" w:type="dxa"/>
-            <w:shd w:val="clear" w:color="auto" w:fill="FFFFFF"/>
-            <w:tcMar>
-              <w:top w:w="72" w:type="dxa"/>
-              <w:left w:w="72" w:type="dxa"/>
-              <w:bottom w:w="72" w:type="dxa"/>
-              <w:right w:w="72" w:type="dxa"/>
-            </w:tcMar>
-          </w:tcPr>
-          <w:p>
-            <w:pPr>
-              <w:spacing w:after="0"/>
-              <w:jc w:val="center"/>
-              <w:rPr>
-                <w:sz w:val="16"/>
-                <w:szCs w:val="16"/>
-              </w:rPr>
-            </w:pPr>
-          </w:p>
-        </w:tc>
-        <w:tc>
-          <w:tcPr>
-            <w:tcW w:w="374" w:type="dxa"/>
-            <w:shd w:val="clear" w:color="auto" w:fill="FFFFFF"/>
-            <w:tcMar>
-              <w:top w:w="72" w:type="dxa"/>
-              <w:left w:w="72" w:type="dxa"/>
-              <w:bottom w:w="72" w:type="dxa"/>
-              <w:right w:w="72" w:type="dxa"/>
-            </w:tcMar>
-          </w:tcPr>
-          <w:p>
-            <w:pPr>
-              <w:spacing w:after="0"/>
-              <w:jc w:val="center"/>
-              <w:rPr>
-                <w:sz w:val="16"/>
-                <w:szCs w:val="16"/>
-              </w:rPr>
-            </w:pPr>
-          </w:p>
-        </w:tc>
-        <w:tc>
-          <w:tcPr>
-            <w:tcW w:w="374" w:type="dxa"/>
-            <w:shd w:val="clear" w:color="auto" w:fill="FFFFFF"/>
-            <w:tcMar>
-              <w:top w:w="72" w:type="dxa"/>
-              <w:left w:w="72" w:type="dxa"/>
-              <w:bottom w:w="72" w:type="dxa"/>
-              <w:right w:w="72" w:type="dxa"/>
-            </w:tcMar>
-          </w:tcPr>
-          <w:p>
-            <w:pPr>
-              <w:spacing w:after="0"/>
-              <w:jc w:val="center"/>
-              <w:rPr>
-                <w:sz w:val="16"/>
-                <w:szCs w:val="16"/>
-              </w:rPr>
-            </w:pPr>
-          </w:p>
-        </w:tc>
-        <w:tc>
-          <w:tcPr>
-            <w:tcW w:w="374" w:type="dxa"/>
-            <w:shd w:val="clear" w:color="auto" w:fill="FFFFFF"/>
-            <w:tcMar>
-              <w:top w:w="72" w:type="dxa"/>
-              <w:left w:w="72" w:type="dxa"/>
-              <w:bottom w:w="72" w:type="dxa"/>
-              <w:right w:w="72" w:type="dxa"/>
-            </w:tcMar>
-          </w:tcPr>
-          <w:p>
-            <w:pPr>
-              <w:spacing w:after="0"/>
-              <w:jc w:val="center"/>
-              <w:rPr>
-                <w:sz w:val="16"/>
-                <w:szCs w:val="16"/>
-              </w:rPr>
-            </w:pPr>
-          </w:p>
-        </w:tc>
-        <w:tc>
-          <w:tcPr>
-            <w:tcW w:w="374" w:type="dxa"/>
-            <w:shd w:val="clear" w:color="auto" w:fill="FFFFFF"/>
-            <w:tcMar>
-              <w:top w:w="72" w:type="dxa"/>
-              <w:left w:w="72" w:type="dxa"/>
-              <w:bottom w:w="72" w:type="dxa"/>
-              <w:right w:w="72" w:type="dxa"/>
-            </w:tcMar>
-          </w:tcPr>
-          <w:p>
-            <w:pPr>
-              <w:spacing w:after="0"/>
-              <w:jc w:val="center"/>
-              <w:rPr>
-                <w:sz w:val="16"/>
-                <w:szCs w:val="16"/>
-              </w:rPr>
-            </w:pPr>
-          </w:p>
-        </w:tc>
-        <w:tc>
-          <w:tcPr>
-            <w:tcW w:w="374" w:type="dxa"/>
-            <w:shd w:val="clear" w:color="auto" w:fill="FFFFFF"/>
-            <w:tcMar>
-              <w:top w:w="72" w:type="dxa"/>
-              <w:left w:w="72" w:type="dxa"/>
-              <w:bottom w:w="72" w:type="dxa"/>
-              <w:right w:w="72" w:type="dxa"/>
-            </w:tcMar>
-          </w:tcPr>
-          <w:p>
-            <w:pPr>
-              <w:spacing w:after="0"/>
-              <w:jc w:val="center"/>
-              <w:rPr>
-                <w:sz w:val="16"/>
-                <w:szCs w:val="16"/>
-              </w:rPr>
-            </w:pPr>
-          </w:p>
-        </w:tc>
-      </w:tr>
-      <w:tr>
-        <w:trPr>
-          <w:jc w:val="center"/>
-        </w:trPr>
-        <w:tc>
-          <w:tcPr>
-            <w:tcW w:w="3384" w:type="dxa"/>
+            <w:tcW w:w="704" w:type="dxa"/>
             <w:shd w:val="clear" w:color="auto" w:fill="FFFFFF"/>
             <w:tcMar>
               <w:top w:w="72" w:type="dxa"/>
@@ -4429,56 +3928,20 @@
           <w:p>
             <w:pPr>
               <w:spacing w:after="0"/>
+            </w:pPr>
+            <w:r>
               <w:rPr>
                 <w:rFonts w:ascii="Calibri" w:hAnsi="Calibri"/>
                 <w:color w:val="111827"/>
                 <w:sz w:val="14"/>
               </w:rPr>
-            </w:pPr>
-            <w:proofErr w:type="spellStart"/>
-            <w:r>
-              <w:rPr>
-                <w:rFonts w:ascii="Calibri" w:hAnsi="Calibri"/>
-                <w:color w:val="111827"/>
-                <w:sz w:val="14"/>
-              </w:rPr>
-              <w:t>test_all_valid_specimens</w:t>
-            </w:r>
-            <w:proofErr w:type="spellEnd"/>
-            <w:r>
-              <w:rPr>
-                <w:rFonts w:ascii="Calibri" w:hAnsi="Calibri"/>
-                <w:color w:val="111827"/>
-                <w:sz w:val="14"/>
-              </w:rPr>
-              <w:t>_</w:t>
-            </w:r>
-            <w:r>
-              <w:br/>
-            </w:r>
-            <w:proofErr w:type="gramStart"/>
-            <w:r>
-              <w:rPr>
-                <w:rFonts w:ascii="Calibri" w:hAnsi="Calibri"/>
-                <w:color w:val="111827"/>
-                <w:sz w:val="14"/>
-              </w:rPr>
-              <w:t>roundtrip(</w:t>
-            </w:r>
-            <w:proofErr w:type="gramEnd"/>
-            <w:r>
-              <w:rPr>
-                <w:rFonts w:ascii="Calibri" w:hAnsi="Calibri"/>
-                <w:color w:val="111827"/>
-                <w:sz w:val="14"/>
-              </w:rPr>
-              <w:t>)</w:t>
+              <w:t>TC1</w:t>
             </w:r>
           </w:p>
         </w:tc>
         <w:tc>
           <w:tcPr>
-            <w:tcW w:w="374" w:type="dxa"/>
+            <w:tcW w:w="709" w:type="dxa"/>
             <w:shd w:val="clear" w:color="auto" w:fill="FFFFFF"/>
             <w:tcMar>
               <w:top w:w="72" w:type="dxa"/>
@@ -4493,18 +3956,17 @@
               <w:spacing w:after="0"/>
               <w:jc w:val="center"/>
               <w:rPr>
-                <w:rFonts w:ascii="Calibri" w:hAnsi="Calibri"/>
-                <w:b/>
+                <w:rFonts w:asciiTheme="minorHAnsi" w:hAnsiTheme="minorHAnsi"/>
+                <w:sz w:val="17"/>
+                <w:szCs w:val="17"/>
+              </w:rPr>
+            </w:pPr>
+            <w:r>
+              <w:rPr>
+                <w:rFonts w:asciiTheme="minorHAnsi" w:hAnsiTheme="minorHAnsi"/>
                 <w:color w:val="0F5132"/>
                 <w:sz w:val="17"/>
-              </w:rPr>
-            </w:pPr>
-            <w:r>
-              <w:rPr>
-                <w:rFonts w:ascii="Calibri" w:hAnsi="Calibri"/>
-                <w:b/>
-                <w:color w:val="0F5132"/>
-                <w:sz w:val="17"/>
+                <w:szCs w:val="17"/>
               </w:rPr>
               <w:t>✓</w:t>
             </w:r>
@@ -4512,7 +3974,7 @@
         </w:tc>
         <w:tc>
           <w:tcPr>
-            <w:tcW w:w="374" w:type="dxa"/>
+            <w:tcW w:w="709" w:type="dxa"/>
             <w:shd w:val="clear" w:color="auto" w:fill="FFFFFF"/>
             <w:tcMar>
               <w:top w:w="72" w:type="dxa"/>
@@ -4527,18 +3989,17 @@
               <w:spacing w:after="0"/>
               <w:jc w:val="center"/>
               <w:rPr>
-                <w:rFonts w:ascii="Calibri" w:hAnsi="Calibri"/>
-                <w:b/>
+                <w:rFonts w:asciiTheme="minorHAnsi" w:hAnsiTheme="minorHAnsi"/>
+                <w:sz w:val="17"/>
+                <w:szCs w:val="17"/>
+              </w:rPr>
+            </w:pPr>
+            <w:r>
+              <w:rPr>
+                <w:rFonts w:asciiTheme="minorHAnsi" w:hAnsiTheme="minorHAnsi"/>
                 <w:color w:val="0F5132"/>
                 <w:sz w:val="17"/>
-              </w:rPr>
-            </w:pPr>
-            <w:r>
-              <w:rPr>
-                <w:rFonts w:ascii="Calibri" w:hAnsi="Calibri"/>
-                <w:b/>
-                <w:color w:val="0F5132"/>
-                <w:sz w:val="17"/>
+                <w:szCs w:val="17"/>
               </w:rPr>
               <w:t>✓</w:t>
             </w:r>
@@ -4546,7 +4007,7 @@
         </w:tc>
         <w:tc>
           <w:tcPr>
-            <w:tcW w:w="374" w:type="dxa"/>
+            <w:tcW w:w="708" w:type="dxa"/>
             <w:shd w:val="clear" w:color="auto" w:fill="FFFFFF"/>
             <w:tcMar>
               <w:top w:w="72" w:type="dxa"/>
@@ -4561,26 +4022,19 @@
               <w:spacing w:after="0"/>
               <w:jc w:val="center"/>
               <w:rPr>
-                <w:rFonts w:ascii="Calibri" w:hAnsi="Calibri"/>
-                <w:b/>
-                <w:color w:val="0F5132"/>
+                <w:rFonts w:asciiTheme="minorHAnsi" w:hAnsiTheme="minorHAnsi"/>
                 <w:sz w:val="17"/>
+                <w:szCs w:val="17"/>
               </w:rPr>
             </w:pPr>
             <w:r>
-              <w:rPr>
-                <w:rFonts w:ascii="Calibri" w:hAnsi="Calibri"/>
-                <w:b/>
-                <w:color w:val="0F5132"/>
-                <w:sz w:val="17"/>
-              </w:rPr>
               <w:t>✓</w:t>
             </w:r>
           </w:p>
         </w:tc>
         <w:tc>
           <w:tcPr>
-            <w:tcW w:w="374" w:type="dxa"/>
+            <w:tcW w:w="709" w:type="dxa"/>
             <w:shd w:val="clear" w:color="auto" w:fill="FFFFFF"/>
             <w:tcMar>
               <w:top w:w="72" w:type="dxa"/>
@@ -4595,26 +4049,16 @@
               <w:spacing w:after="0"/>
               <w:jc w:val="center"/>
               <w:rPr>
-                <w:rFonts w:ascii="Calibri" w:hAnsi="Calibri"/>
-                <w:b/>
-                <w:color w:val="0F5132"/>
+                <w:rFonts w:asciiTheme="minorHAnsi" w:hAnsiTheme="minorHAnsi"/>
                 <w:sz w:val="17"/>
+                <w:szCs w:val="17"/>
               </w:rPr>
             </w:pPr>
-            <w:r>
-              <w:rPr>
-                <w:rFonts w:ascii="Calibri" w:hAnsi="Calibri"/>
-                <w:b/>
-                <w:color w:val="0F5132"/>
-                <w:sz w:val="17"/>
-              </w:rPr>
-              <w:t>✓</w:t>
-            </w:r>
           </w:p>
         </w:tc>
         <w:tc>
           <w:tcPr>
-            <w:tcW w:w="374" w:type="dxa"/>
+            <w:tcW w:w="709" w:type="dxa"/>
             <w:shd w:val="clear" w:color="auto" w:fill="FFFFFF"/>
             <w:tcMar>
               <w:top w:w="72" w:type="dxa"/>
@@ -4629,26 +4073,16 @@
               <w:spacing w:after="0"/>
               <w:jc w:val="center"/>
               <w:rPr>
-                <w:rFonts w:ascii="Calibri" w:hAnsi="Calibri"/>
-                <w:b/>
-                <w:color w:val="0F5132"/>
+                <w:rFonts w:asciiTheme="minorHAnsi" w:hAnsiTheme="minorHAnsi"/>
                 <w:sz w:val="17"/>
+                <w:szCs w:val="17"/>
               </w:rPr>
             </w:pPr>
-            <w:r>
-              <w:rPr>
-                <w:rFonts w:ascii="Calibri" w:hAnsi="Calibri"/>
-                <w:b/>
-                <w:color w:val="0F5132"/>
-                <w:sz w:val="17"/>
-              </w:rPr>
-              <w:t>✓</w:t>
-            </w:r>
           </w:p>
         </w:tc>
         <w:tc>
           <w:tcPr>
-            <w:tcW w:w="374" w:type="dxa"/>
+            <w:tcW w:w="709" w:type="dxa"/>
             <w:shd w:val="clear" w:color="auto" w:fill="FFFFFF"/>
             <w:tcMar>
               <w:top w:w="72" w:type="dxa"/>
@@ -4663,26 +4097,16 @@
               <w:spacing w:after="0"/>
               <w:jc w:val="center"/>
               <w:rPr>
-                <w:rFonts w:ascii="Calibri" w:hAnsi="Calibri"/>
-                <w:b/>
-                <w:color w:val="0F5132"/>
+                <w:rFonts w:asciiTheme="minorHAnsi" w:hAnsiTheme="minorHAnsi"/>
                 <w:sz w:val="17"/>
+                <w:szCs w:val="17"/>
               </w:rPr>
             </w:pPr>
-            <w:r>
-              <w:rPr>
-                <w:rFonts w:ascii="Calibri" w:hAnsi="Calibri"/>
-                <w:b/>
-                <w:color w:val="0F5132"/>
-                <w:sz w:val="17"/>
-              </w:rPr>
-              <w:t>✓</w:t>
-            </w:r>
           </w:p>
         </w:tc>
         <w:tc>
           <w:tcPr>
-            <w:tcW w:w="374" w:type="dxa"/>
+            <w:tcW w:w="708" w:type="dxa"/>
             <w:shd w:val="clear" w:color="auto" w:fill="FFFFFF"/>
             <w:tcMar>
               <w:top w:w="72" w:type="dxa"/>
@@ -4697,26 +4121,16 @@
               <w:spacing w:after="0"/>
               <w:jc w:val="center"/>
               <w:rPr>
-                <w:rFonts w:ascii="Calibri" w:hAnsi="Calibri"/>
-                <w:b/>
-                <w:color w:val="0F5132"/>
+                <w:rFonts w:asciiTheme="minorHAnsi" w:hAnsiTheme="minorHAnsi"/>
                 <w:sz w:val="17"/>
+                <w:szCs w:val="17"/>
               </w:rPr>
             </w:pPr>
-            <w:r>
-              <w:rPr>
-                <w:rFonts w:ascii="Calibri" w:hAnsi="Calibri"/>
-                <w:b/>
-                <w:color w:val="0F5132"/>
-                <w:sz w:val="17"/>
-              </w:rPr>
-              <w:t>✓</w:t>
-            </w:r>
           </w:p>
         </w:tc>
         <w:tc>
           <w:tcPr>
-            <w:tcW w:w="374" w:type="dxa"/>
+            <w:tcW w:w="709" w:type="dxa"/>
             <w:shd w:val="clear" w:color="auto" w:fill="FFFFFF"/>
             <w:tcMar>
               <w:top w:w="72" w:type="dxa"/>
@@ -4730,12 +4144,17 @@
             <w:pPr>
               <w:spacing w:after="0"/>
               <w:jc w:val="center"/>
+              <w:rPr>
+                <w:rFonts w:asciiTheme="minorHAnsi" w:hAnsiTheme="minorHAnsi"/>
+                <w:sz w:val="17"/>
+                <w:szCs w:val="17"/>
+              </w:rPr>
             </w:pPr>
           </w:p>
         </w:tc>
         <w:tc>
           <w:tcPr>
-            <w:tcW w:w="374" w:type="dxa"/>
+            <w:tcW w:w="709" w:type="dxa"/>
             <w:shd w:val="clear" w:color="auto" w:fill="FFFFFF"/>
             <w:tcMar>
               <w:top w:w="72" w:type="dxa"/>
@@ -4749,12 +4168,17 @@
             <w:pPr>
               <w:spacing w:after="0"/>
               <w:jc w:val="center"/>
+              <w:rPr>
+                <w:rFonts w:asciiTheme="minorHAnsi" w:hAnsiTheme="minorHAnsi"/>
+                <w:sz w:val="17"/>
+                <w:szCs w:val="17"/>
+              </w:rPr>
             </w:pPr>
           </w:p>
         </w:tc>
         <w:tc>
           <w:tcPr>
-            <w:tcW w:w="374" w:type="dxa"/>
+            <w:tcW w:w="567" w:type="dxa"/>
             <w:shd w:val="clear" w:color="auto" w:fill="FFFFFF"/>
             <w:tcMar>
               <w:top w:w="72" w:type="dxa"/>
@@ -4768,12 +4192,17 @@
             <w:pPr>
               <w:spacing w:after="0"/>
               <w:jc w:val="center"/>
+              <w:rPr>
+                <w:rFonts w:asciiTheme="minorHAnsi" w:hAnsiTheme="minorHAnsi"/>
+                <w:sz w:val="17"/>
+                <w:szCs w:val="17"/>
+              </w:rPr>
             </w:pPr>
           </w:p>
         </w:tc>
         <w:tc>
           <w:tcPr>
-            <w:tcW w:w="374" w:type="dxa"/>
+            <w:tcW w:w="709" w:type="dxa"/>
             <w:shd w:val="clear" w:color="auto" w:fill="FFFFFF"/>
             <w:tcMar>
               <w:top w:w="72" w:type="dxa"/>
@@ -4787,12 +4216,48 @@
             <w:pPr>
               <w:spacing w:after="0"/>
               <w:jc w:val="center"/>
+              <w:rPr>
+                <w:rFonts w:asciiTheme="minorHAnsi" w:hAnsiTheme="minorHAnsi"/>
+                <w:sz w:val="17"/>
+                <w:szCs w:val="17"/>
+              </w:rPr>
             </w:pPr>
+          </w:p>
+        </w:tc>
+      </w:tr>
+      <w:tr>
+        <w:trPr>
+          <w:jc w:val="center"/>
+        </w:trPr>
+        <w:tc>
+          <w:tcPr>
+            <w:tcW w:w="704" w:type="dxa"/>
+            <w:shd w:val="clear" w:color="auto" w:fill="FFFFFF"/>
+            <w:tcMar>
+              <w:top w:w="72" w:type="dxa"/>
+              <w:left w:w="72" w:type="dxa"/>
+              <w:bottom w:w="72" w:type="dxa"/>
+              <w:right w:w="72" w:type="dxa"/>
+            </w:tcMar>
+            <w:vAlign w:val="center"/>
+          </w:tcPr>
+          <w:p>
+            <w:pPr>
+              <w:spacing w:after="0"/>
+            </w:pPr>
+            <w:r>
+              <w:rPr>
+                <w:rFonts w:ascii="Calibri" w:hAnsi="Calibri"/>
+                <w:color w:val="111827"/>
+                <w:sz w:val="14"/>
+              </w:rPr>
+              <w:t>TC2</w:t>
+            </w:r>
           </w:p>
         </w:tc>
         <w:tc>
           <w:tcPr>
-            <w:tcW w:w="374" w:type="dxa"/>
+            <w:tcW w:w="709" w:type="dxa"/>
             <w:shd w:val="clear" w:color="auto" w:fill="FFFFFF"/>
             <w:tcMar>
               <w:top w:w="72" w:type="dxa"/>
@@ -4806,12 +4271,26 @@
             <w:pPr>
               <w:spacing w:after="0"/>
               <w:jc w:val="center"/>
+              <w:rPr>
+                <w:rFonts w:asciiTheme="minorHAnsi" w:hAnsiTheme="minorHAnsi"/>
+                <w:sz w:val="17"/>
+                <w:szCs w:val="17"/>
+              </w:rPr>
             </w:pPr>
+            <w:r>
+              <w:rPr>
+                <w:rFonts w:asciiTheme="minorHAnsi" w:hAnsiTheme="minorHAnsi"/>
+                <w:color w:val="0F5132"/>
+                <w:sz w:val="17"/>
+                <w:szCs w:val="17"/>
+              </w:rPr>
+              <w:t>✓</w:t>
+            </w:r>
           </w:p>
         </w:tc>
         <w:tc>
           <w:tcPr>
-            <w:tcW w:w="374" w:type="dxa"/>
+            <w:tcW w:w="709" w:type="dxa"/>
             <w:shd w:val="clear" w:color="auto" w:fill="FFFFFF"/>
             <w:tcMar>
               <w:top w:w="72" w:type="dxa"/>
@@ -4825,12 +4304,26 @@
             <w:pPr>
               <w:spacing w:after="0"/>
               <w:jc w:val="center"/>
+              <w:rPr>
+                <w:rFonts w:asciiTheme="minorHAnsi" w:hAnsiTheme="minorHAnsi"/>
+                <w:sz w:val="17"/>
+                <w:szCs w:val="17"/>
+              </w:rPr>
             </w:pPr>
+            <w:r>
+              <w:rPr>
+                <w:rFonts w:asciiTheme="minorHAnsi" w:hAnsiTheme="minorHAnsi"/>
+                <w:color w:val="0F5132"/>
+                <w:sz w:val="17"/>
+                <w:szCs w:val="17"/>
+              </w:rPr>
+              <w:t>✓</w:t>
+            </w:r>
           </w:p>
         </w:tc>
         <w:tc>
           <w:tcPr>
-            <w:tcW w:w="374" w:type="dxa"/>
+            <w:tcW w:w="708" w:type="dxa"/>
             <w:shd w:val="clear" w:color="auto" w:fill="FFFFFF"/>
             <w:tcMar>
               <w:top w:w="72" w:type="dxa"/>
@@ -4844,72 +4337,21 @@
             <w:pPr>
               <w:spacing w:after="0"/>
               <w:jc w:val="center"/>
+              <w:rPr>
+                <w:rFonts w:asciiTheme="minorHAnsi" w:hAnsiTheme="minorHAnsi"/>
+                <w:sz w:val="17"/>
+                <w:szCs w:val="17"/>
+              </w:rPr>
             </w:pPr>
-          </w:p>
-        </w:tc>
-      </w:tr>
-      <w:tr>
-        <w:trPr>
-          <w:jc w:val="center"/>
-        </w:trPr>
-        <w:tc>
-          <w:tcPr>
-            <w:tcW w:w="3384" w:type="dxa"/>
-            <w:shd w:val="clear" w:color="auto" w:fill="F8FAFC"/>
-            <w:tcMar>
-              <w:top w:w="72" w:type="dxa"/>
-              <w:left w:w="72" w:type="dxa"/>
-              <w:bottom w:w="72" w:type="dxa"/>
-              <w:right w:w="72" w:type="dxa"/>
-            </w:tcMar>
-            <w:vAlign w:val="center"/>
-          </w:tcPr>
-          <w:p>
-            <w:pPr>
-              <w:spacing w:after="0"/>
-            </w:pPr>
-            <w:proofErr w:type="spellStart"/>
             <w:r>
-              <w:rPr>
-                <w:rFonts w:ascii="Calibri" w:hAnsi="Calibri"/>
-                <w:color w:val="111827"/>
-                <w:sz w:val="14"/>
-              </w:rPr>
-              <w:t>test_file_api_</w:t>
-            </w:r>
-            <w:proofErr w:type="gramStart"/>
-            <w:r>
-              <w:rPr>
-                <w:rFonts w:ascii="Calibri" w:hAnsi="Calibri"/>
-                <w:color w:val="111827"/>
-                <w:sz w:val="14"/>
-              </w:rPr>
-              <w:t>roundtrip</w:t>
-            </w:r>
-            <w:proofErr w:type="spellEnd"/>
-            <w:r>
-              <w:rPr>
-                <w:rFonts w:ascii="Calibri" w:hAnsi="Calibri"/>
-                <w:color w:val="111827"/>
-                <w:sz w:val="14"/>
-              </w:rPr>
-              <w:t>(</w:t>
-            </w:r>
-            <w:proofErr w:type="gramEnd"/>
-            <w:r>
-              <w:rPr>
-                <w:rFonts w:ascii="Calibri" w:hAnsi="Calibri"/>
-                <w:color w:val="111827"/>
-                <w:sz w:val="14"/>
-              </w:rPr>
-              <w:t>)</w:t>
+              <w:t>✓</w:t>
             </w:r>
           </w:p>
         </w:tc>
         <w:tc>
           <w:tcPr>
-            <w:tcW w:w="374" w:type="dxa"/>
-            <w:shd w:val="clear" w:color="auto" w:fill="F8FAFC"/>
+            <w:tcW w:w="709" w:type="dxa"/>
+            <w:shd w:val="clear" w:color="auto" w:fill="FFFFFF"/>
             <w:tcMar>
               <w:top w:w="72" w:type="dxa"/>
               <w:left w:w="72" w:type="dxa"/>
@@ -4922,22 +4364,21 @@
             <w:pPr>
               <w:spacing w:after="0"/>
               <w:jc w:val="center"/>
+              <w:rPr>
+                <w:rFonts w:asciiTheme="minorHAnsi" w:hAnsiTheme="minorHAnsi"/>
+                <w:sz w:val="17"/>
+                <w:szCs w:val="17"/>
+              </w:rPr>
             </w:pPr>
             <w:r>
-              <w:rPr>
-                <w:rFonts w:ascii="Calibri" w:hAnsi="Calibri"/>
-                <w:b/>
-                <w:color w:val="0F5132"/>
-                <w:sz w:val="17"/>
-              </w:rPr>
               <w:t>✓</w:t>
             </w:r>
           </w:p>
         </w:tc>
         <w:tc>
           <w:tcPr>
-            <w:tcW w:w="374" w:type="dxa"/>
-            <w:shd w:val="clear" w:color="auto" w:fill="F8FAFC"/>
+            <w:tcW w:w="709" w:type="dxa"/>
+            <w:shd w:val="clear" w:color="auto" w:fill="FFFFFF"/>
             <w:tcMar>
               <w:top w:w="72" w:type="dxa"/>
               <w:left w:w="72" w:type="dxa"/>
@@ -4950,22 +4391,18 @@
             <w:pPr>
               <w:spacing w:after="0"/>
               <w:jc w:val="center"/>
+              <w:rPr>
+                <w:rFonts w:asciiTheme="minorHAnsi" w:hAnsiTheme="minorHAnsi"/>
+                <w:sz w:val="17"/>
+                <w:szCs w:val="17"/>
+              </w:rPr>
             </w:pPr>
-            <w:r>
-              <w:rPr>
-                <w:rFonts w:ascii="Calibri" w:hAnsi="Calibri"/>
-                <w:b/>
-                <w:color w:val="0F5132"/>
-                <w:sz w:val="17"/>
-              </w:rPr>
-              <w:t>✓</w:t>
-            </w:r>
           </w:p>
         </w:tc>
         <w:tc>
           <w:tcPr>
-            <w:tcW w:w="374" w:type="dxa"/>
-            <w:shd w:val="clear" w:color="auto" w:fill="F8FAFC"/>
+            <w:tcW w:w="709" w:type="dxa"/>
+            <w:shd w:val="clear" w:color="auto" w:fill="FFFFFF"/>
             <w:tcMar>
               <w:top w:w="72" w:type="dxa"/>
               <w:left w:w="72" w:type="dxa"/>
@@ -4978,22 +4415,18 @@
             <w:pPr>
               <w:spacing w:after="0"/>
               <w:jc w:val="center"/>
+              <w:rPr>
+                <w:rFonts w:asciiTheme="minorHAnsi" w:hAnsiTheme="minorHAnsi"/>
+                <w:sz w:val="17"/>
+                <w:szCs w:val="17"/>
+              </w:rPr>
             </w:pPr>
-            <w:r>
-              <w:rPr>
-                <w:rFonts w:ascii="Calibri" w:hAnsi="Calibri"/>
-                <w:b/>
-                <w:color w:val="0F5132"/>
-                <w:sz w:val="17"/>
-              </w:rPr>
-              <w:t>✓</w:t>
-            </w:r>
           </w:p>
         </w:tc>
         <w:tc>
           <w:tcPr>
-            <w:tcW w:w="374" w:type="dxa"/>
-            <w:shd w:val="clear" w:color="auto" w:fill="F8FAFC"/>
+            <w:tcW w:w="708" w:type="dxa"/>
+            <w:shd w:val="clear" w:color="auto" w:fill="FFFFFF"/>
             <w:tcMar>
               <w:top w:w="72" w:type="dxa"/>
               <w:left w:w="72" w:type="dxa"/>
@@ -5006,22 +4439,18 @@
             <w:pPr>
               <w:spacing w:after="0"/>
               <w:jc w:val="center"/>
+              <w:rPr>
+                <w:rFonts w:asciiTheme="minorHAnsi" w:hAnsiTheme="minorHAnsi"/>
+                <w:sz w:val="17"/>
+                <w:szCs w:val="17"/>
+              </w:rPr>
             </w:pPr>
-            <w:r>
-              <w:rPr>
-                <w:rFonts w:ascii="Calibri" w:hAnsi="Calibri"/>
-                <w:b/>
-                <w:color w:val="0F5132"/>
-                <w:sz w:val="17"/>
-              </w:rPr>
-              <w:t>✓</w:t>
-            </w:r>
           </w:p>
         </w:tc>
         <w:tc>
           <w:tcPr>
-            <w:tcW w:w="374" w:type="dxa"/>
-            <w:shd w:val="clear" w:color="auto" w:fill="F8FAFC"/>
+            <w:tcW w:w="709" w:type="dxa"/>
+            <w:shd w:val="clear" w:color="auto" w:fill="FFFFFF"/>
             <w:tcMar>
               <w:top w:w="72" w:type="dxa"/>
               <w:left w:w="72" w:type="dxa"/>
@@ -5034,13 +4463,18 @@
             <w:pPr>
               <w:spacing w:after="0"/>
               <w:jc w:val="center"/>
+              <w:rPr>
+                <w:rFonts w:asciiTheme="minorHAnsi" w:hAnsiTheme="minorHAnsi"/>
+                <w:sz w:val="17"/>
+                <w:szCs w:val="17"/>
+              </w:rPr>
             </w:pPr>
           </w:p>
         </w:tc>
         <w:tc>
           <w:tcPr>
-            <w:tcW w:w="374" w:type="dxa"/>
-            <w:shd w:val="clear" w:color="auto" w:fill="F8FAFC"/>
+            <w:tcW w:w="709" w:type="dxa"/>
+            <w:shd w:val="clear" w:color="auto" w:fill="FFFFFF"/>
             <w:tcMar>
               <w:top w:w="72" w:type="dxa"/>
               <w:left w:w="72" w:type="dxa"/>
@@ -5053,22 +4487,18 @@
             <w:pPr>
               <w:spacing w:after="0"/>
               <w:jc w:val="center"/>
+              <w:rPr>
+                <w:rFonts w:asciiTheme="minorHAnsi" w:hAnsiTheme="minorHAnsi"/>
+                <w:sz w:val="17"/>
+                <w:szCs w:val="17"/>
+              </w:rPr>
             </w:pPr>
-            <w:r>
-              <w:rPr>
-                <w:rFonts w:ascii="Calibri" w:hAnsi="Calibri"/>
-                <w:b/>
-                <w:color w:val="0F5132"/>
-                <w:sz w:val="17"/>
-              </w:rPr>
-              <w:t>✓</w:t>
-            </w:r>
           </w:p>
         </w:tc>
         <w:tc>
           <w:tcPr>
-            <w:tcW w:w="374" w:type="dxa"/>
-            <w:shd w:val="clear" w:color="auto" w:fill="F8FAFC"/>
+            <w:tcW w:w="567" w:type="dxa"/>
+            <w:shd w:val="clear" w:color="auto" w:fill="FFFFFF"/>
             <w:tcMar>
               <w:top w:w="72" w:type="dxa"/>
               <w:left w:w="72" w:type="dxa"/>
@@ -5081,22 +4511,18 @@
             <w:pPr>
               <w:spacing w:after="0"/>
               <w:jc w:val="center"/>
+              <w:rPr>
+                <w:rFonts w:asciiTheme="minorHAnsi" w:hAnsiTheme="minorHAnsi"/>
+                <w:sz w:val="17"/>
+                <w:szCs w:val="17"/>
+              </w:rPr>
             </w:pPr>
-            <w:r>
-              <w:rPr>
-                <w:rFonts w:ascii="Calibri" w:hAnsi="Calibri"/>
-                <w:b/>
-                <w:color w:val="0F5132"/>
-                <w:sz w:val="17"/>
-              </w:rPr>
-              <w:t>✓</w:t>
-            </w:r>
           </w:p>
         </w:tc>
         <w:tc>
           <w:tcPr>
-            <w:tcW w:w="374" w:type="dxa"/>
-            <w:shd w:val="clear" w:color="auto" w:fill="F8FAFC"/>
+            <w:tcW w:w="709" w:type="dxa"/>
+            <w:shd w:val="clear" w:color="auto" w:fill="FFFFFF"/>
             <w:tcMar>
               <w:top w:w="72" w:type="dxa"/>
               <w:left w:w="72" w:type="dxa"/>
@@ -5109,120 +4535,11 @@
             <w:pPr>
               <w:spacing w:after="0"/>
               <w:jc w:val="center"/>
-            </w:pPr>
-          </w:p>
-        </w:tc>
-        <w:tc>
-          <w:tcPr>
-            <w:tcW w:w="374" w:type="dxa"/>
-            <w:shd w:val="clear" w:color="auto" w:fill="F8FAFC"/>
-            <w:tcMar>
-              <w:top w:w="72" w:type="dxa"/>
-              <w:left w:w="72" w:type="dxa"/>
-              <w:bottom w:w="72" w:type="dxa"/>
-              <w:right w:w="72" w:type="dxa"/>
-            </w:tcMar>
-            <w:vAlign w:val="center"/>
-          </w:tcPr>
-          <w:p>
-            <w:pPr>
-              <w:spacing w:after="0"/>
-              <w:jc w:val="center"/>
-            </w:pPr>
-          </w:p>
-        </w:tc>
-        <w:tc>
-          <w:tcPr>
-            <w:tcW w:w="374" w:type="dxa"/>
-            <w:shd w:val="clear" w:color="auto" w:fill="F8FAFC"/>
-            <w:tcMar>
-              <w:top w:w="72" w:type="dxa"/>
-              <w:left w:w="72" w:type="dxa"/>
-              <w:bottom w:w="72" w:type="dxa"/>
-              <w:right w:w="72" w:type="dxa"/>
-            </w:tcMar>
-            <w:vAlign w:val="center"/>
-          </w:tcPr>
-          <w:p>
-            <w:pPr>
-              <w:spacing w:after="0"/>
-              <w:jc w:val="center"/>
-            </w:pPr>
-          </w:p>
-        </w:tc>
-        <w:tc>
-          <w:tcPr>
-            <w:tcW w:w="374" w:type="dxa"/>
-            <w:shd w:val="clear" w:color="auto" w:fill="F8FAFC"/>
-            <w:tcMar>
-              <w:top w:w="72" w:type="dxa"/>
-              <w:left w:w="72" w:type="dxa"/>
-              <w:bottom w:w="72" w:type="dxa"/>
-              <w:right w:w="72" w:type="dxa"/>
-            </w:tcMar>
-            <w:vAlign w:val="center"/>
-          </w:tcPr>
-          <w:p>
-            <w:pPr>
-              <w:spacing w:after="0"/>
-              <w:jc w:val="center"/>
-            </w:pPr>
-          </w:p>
-        </w:tc>
-        <w:tc>
-          <w:tcPr>
-            <w:tcW w:w="374" w:type="dxa"/>
-            <w:shd w:val="clear" w:color="auto" w:fill="F8FAFC"/>
-            <w:tcMar>
-              <w:top w:w="72" w:type="dxa"/>
-              <w:left w:w="72" w:type="dxa"/>
-              <w:bottom w:w="72" w:type="dxa"/>
-              <w:right w:w="72" w:type="dxa"/>
-            </w:tcMar>
-            <w:vAlign w:val="center"/>
-          </w:tcPr>
-          <w:p>
-            <w:pPr>
-              <w:spacing w:after="0"/>
-              <w:jc w:val="center"/>
-            </w:pPr>
-          </w:p>
-        </w:tc>
-        <w:tc>
-          <w:tcPr>
-            <w:tcW w:w="374" w:type="dxa"/>
-            <w:shd w:val="clear" w:color="auto" w:fill="F8FAFC"/>
-            <w:tcMar>
-              <w:top w:w="72" w:type="dxa"/>
-              <w:left w:w="72" w:type="dxa"/>
-              <w:bottom w:w="72" w:type="dxa"/>
-              <w:right w:w="72" w:type="dxa"/>
-            </w:tcMar>
-            <w:vAlign w:val="center"/>
-          </w:tcPr>
-          <w:p>
-            <w:pPr>
-              <w:spacing w:after="0"/>
-              <w:jc w:val="center"/>
-            </w:pPr>
-          </w:p>
-        </w:tc>
-        <w:tc>
-          <w:tcPr>
-            <w:tcW w:w="374" w:type="dxa"/>
-            <w:shd w:val="clear" w:color="auto" w:fill="F8FAFC"/>
-            <w:tcMar>
-              <w:top w:w="72" w:type="dxa"/>
-              <w:left w:w="72" w:type="dxa"/>
-              <w:bottom w:w="72" w:type="dxa"/>
-              <w:right w:w="72" w:type="dxa"/>
-            </w:tcMar>
-            <w:vAlign w:val="center"/>
-          </w:tcPr>
-          <w:p>
-            <w:pPr>
-              <w:spacing w:after="0"/>
-              <w:jc w:val="center"/>
+              <w:rPr>
+                <w:rFonts w:asciiTheme="minorHAnsi" w:hAnsiTheme="minorHAnsi"/>
+                <w:sz w:val="17"/>
+                <w:szCs w:val="17"/>
+              </w:rPr>
             </w:pPr>
           </w:p>
         </w:tc>
@@ -5233,7 +4550,7 @@
         </w:trPr>
         <w:tc>
           <w:tcPr>
-            <w:tcW w:w="3384" w:type="dxa"/>
+            <w:tcW w:w="704" w:type="dxa"/>
             <w:shd w:val="clear" w:color="auto" w:fill="FFFFFF"/>
             <w:tcMar>
               <w:top w:w="72" w:type="dxa"/>
@@ -5247,50 +4564,19 @@
             <w:pPr>
               <w:spacing w:after="0"/>
             </w:pPr>
-            <w:proofErr w:type="spellStart"/>
             <w:r>
               <w:rPr>
                 <w:rFonts w:ascii="Calibri" w:hAnsi="Calibri"/>
                 <w:color w:val="111827"/>
                 <w:sz w:val="14"/>
               </w:rPr>
-              <w:t>test_boundary_cases</w:t>
-            </w:r>
-            <w:proofErr w:type="spellEnd"/>
-            <w:r>
-              <w:rPr>
-                <w:rFonts w:ascii="Calibri" w:hAnsi="Calibri"/>
-                <w:color w:val="111827"/>
-                <w:sz w:val="14"/>
-              </w:rPr>
-              <w:t>_</w:t>
-            </w:r>
-            <w:r>
-              <w:br/>
-            </w:r>
-            <w:proofErr w:type="gramStart"/>
-            <w:r>
-              <w:rPr>
-                <w:rFonts w:ascii="Calibri" w:hAnsi="Calibri"/>
-                <w:color w:val="111827"/>
-                <w:sz w:val="14"/>
-              </w:rPr>
-              <w:t>roundtrip(</w:t>
-            </w:r>
-            <w:proofErr w:type="gramEnd"/>
-            <w:r>
-              <w:rPr>
-                <w:rFonts w:ascii="Calibri" w:hAnsi="Calibri"/>
-                <w:color w:val="111827"/>
-                <w:sz w:val="14"/>
-              </w:rPr>
-              <w:t>)</w:t>
+              <w:t>TC3</w:t>
             </w:r>
           </w:p>
         </w:tc>
         <w:tc>
           <w:tcPr>
-            <w:tcW w:w="374" w:type="dxa"/>
+            <w:tcW w:w="709" w:type="dxa"/>
             <w:shd w:val="clear" w:color="auto" w:fill="FFFFFF"/>
             <w:tcMar>
               <w:top w:w="72" w:type="dxa"/>
@@ -5304,13 +4590,18 @@
             <w:pPr>
               <w:spacing w:after="0"/>
               <w:jc w:val="center"/>
+              <w:rPr>
+                <w:rFonts w:asciiTheme="minorHAnsi" w:hAnsiTheme="minorHAnsi"/>
+                <w:sz w:val="17"/>
+                <w:szCs w:val="17"/>
+              </w:rPr>
             </w:pPr>
             <w:r>
               <w:rPr>
-                <w:rFonts w:ascii="Calibri" w:hAnsi="Calibri"/>
-                <w:b/>
+                <w:rFonts w:asciiTheme="minorHAnsi" w:hAnsiTheme="minorHAnsi"/>
                 <w:color w:val="0F5132"/>
                 <w:sz w:val="17"/>
+                <w:szCs w:val="17"/>
               </w:rPr>
               <w:t>✓</w:t>
             </w:r>
@@ -5318,7 +4609,7 @@
         </w:tc>
         <w:tc>
           <w:tcPr>
-            <w:tcW w:w="374" w:type="dxa"/>
+            <w:tcW w:w="709" w:type="dxa"/>
             <w:shd w:val="clear" w:color="auto" w:fill="FFFFFF"/>
             <w:tcMar>
               <w:top w:w="72" w:type="dxa"/>
@@ -5332,13 +4623,18 @@
             <w:pPr>
               <w:spacing w:after="0"/>
               <w:jc w:val="center"/>
+              <w:rPr>
+                <w:rFonts w:asciiTheme="minorHAnsi" w:hAnsiTheme="minorHAnsi"/>
+                <w:sz w:val="17"/>
+                <w:szCs w:val="17"/>
+              </w:rPr>
             </w:pPr>
             <w:r>
               <w:rPr>
-                <w:rFonts w:ascii="Calibri" w:hAnsi="Calibri"/>
-                <w:b/>
+                <w:rFonts w:asciiTheme="minorHAnsi" w:hAnsiTheme="minorHAnsi"/>
                 <w:color w:val="0F5132"/>
                 <w:sz w:val="17"/>
+                <w:szCs w:val="17"/>
               </w:rPr>
               <w:t>✓</w:t>
             </w:r>
@@ -5346,7 +4642,7 @@
         </w:tc>
         <w:tc>
           <w:tcPr>
-            <w:tcW w:w="374" w:type="dxa"/>
+            <w:tcW w:w="708" w:type="dxa"/>
             <w:shd w:val="clear" w:color="auto" w:fill="FFFFFF"/>
             <w:tcMar>
               <w:top w:w="72" w:type="dxa"/>
@@ -5360,21 +4656,17 @@
             <w:pPr>
               <w:spacing w:after="0"/>
               <w:jc w:val="center"/>
+              <w:rPr>
+                <w:rFonts w:asciiTheme="minorHAnsi" w:hAnsiTheme="minorHAnsi"/>
+                <w:sz w:val="17"/>
+                <w:szCs w:val="17"/>
+              </w:rPr>
             </w:pPr>
-            <w:r>
-              <w:rPr>
-                <w:rFonts w:ascii="Calibri" w:hAnsi="Calibri"/>
-                <w:b/>
-                <w:color w:val="0F5132"/>
-                <w:sz w:val="17"/>
-              </w:rPr>
-              <w:t>✓</w:t>
-            </w:r>
           </w:p>
         </w:tc>
         <w:tc>
           <w:tcPr>
-            <w:tcW w:w="374" w:type="dxa"/>
+            <w:tcW w:w="709" w:type="dxa"/>
             <w:shd w:val="clear" w:color="auto" w:fill="FFFFFF"/>
             <w:tcMar>
               <w:top w:w="72" w:type="dxa"/>
@@ -5388,21 +4680,17 @@
             <w:pPr>
               <w:spacing w:after="0"/>
               <w:jc w:val="center"/>
+              <w:rPr>
+                <w:rFonts w:asciiTheme="minorHAnsi" w:hAnsiTheme="minorHAnsi"/>
+                <w:sz w:val="17"/>
+                <w:szCs w:val="17"/>
+              </w:rPr>
             </w:pPr>
-            <w:r>
-              <w:rPr>
-                <w:rFonts w:ascii="Calibri" w:hAnsi="Calibri"/>
-                <w:b/>
-                <w:color w:val="0F5132"/>
-                <w:sz w:val="17"/>
-              </w:rPr>
-              <w:t>✓</w:t>
-            </w:r>
           </w:p>
         </w:tc>
         <w:tc>
           <w:tcPr>
-            <w:tcW w:w="374" w:type="dxa"/>
+            <w:tcW w:w="709" w:type="dxa"/>
             <w:shd w:val="clear" w:color="auto" w:fill="FFFFFF"/>
             <w:tcMar>
               <w:top w:w="72" w:type="dxa"/>
@@ -5416,12 +4704,20 @@
             <w:pPr>
               <w:spacing w:after="0"/>
               <w:jc w:val="center"/>
+              <w:rPr>
+                <w:rFonts w:asciiTheme="minorHAnsi" w:hAnsiTheme="minorHAnsi"/>
+                <w:sz w:val="17"/>
+                <w:szCs w:val="17"/>
+              </w:rPr>
             </w:pPr>
+            <w:r>
+              <w:t>✓</w:t>
+            </w:r>
           </w:p>
         </w:tc>
         <w:tc>
           <w:tcPr>
-            <w:tcW w:w="374" w:type="dxa"/>
+            <w:tcW w:w="709" w:type="dxa"/>
             <w:shd w:val="clear" w:color="auto" w:fill="FFFFFF"/>
             <w:tcMar>
               <w:top w:w="72" w:type="dxa"/>
@@ -5435,12 +4731,17 @@
             <w:pPr>
               <w:spacing w:after="0"/>
               <w:jc w:val="center"/>
+              <w:rPr>
+                <w:rFonts w:asciiTheme="minorHAnsi" w:hAnsiTheme="minorHAnsi"/>
+                <w:sz w:val="17"/>
+                <w:szCs w:val="17"/>
+              </w:rPr>
             </w:pPr>
           </w:p>
         </w:tc>
         <w:tc>
           <w:tcPr>
-            <w:tcW w:w="374" w:type="dxa"/>
+            <w:tcW w:w="708" w:type="dxa"/>
             <w:shd w:val="clear" w:color="auto" w:fill="FFFFFF"/>
             <w:tcMar>
               <w:top w:w="72" w:type="dxa"/>
@@ -5454,21 +4755,17 @@
             <w:pPr>
               <w:spacing w:after="0"/>
               <w:jc w:val="center"/>
+              <w:rPr>
+                <w:rFonts w:asciiTheme="minorHAnsi" w:hAnsiTheme="minorHAnsi"/>
+                <w:sz w:val="17"/>
+                <w:szCs w:val="17"/>
+              </w:rPr>
             </w:pPr>
-            <w:r>
-              <w:rPr>
-                <w:rFonts w:ascii="Calibri" w:hAnsi="Calibri"/>
-                <w:b/>
-                <w:color w:val="0F5132"/>
-                <w:sz w:val="17"/>
-              </w:rPr>
-              <w:t>✓</w:t>
-            </w:r>
           </w:p>
         </w:tc>
         <w:tc>
           <w:tcPr>
-            <w:tcW w:w="374" w:type="dxa"/>
+            <w:tcW w:w="709" w:type="dxa"/>
             <w:shd w:val="clear" w:color="auto" w:fill="FFFFFF"/>
             <w:tcMar>
               <w:top w:w="72" w:type="dxa"/>
@@ -5482,12 +4779,17 @@
             <w:pPr>
               <w:spacing w:after="0"/>
               <w:jc w:val="center"/>
+              <w:rPr>
+                <w:rFonts w:asciiTheme="minorHAnsi" w:hAnsiTheme="minorHAnsi"/>
+                <w:sz w:val="17"/>
+                <w:szCs w:val="17"/>
+              </w:rPr>
             </w:pPr>
           </w:p>
         </w:tc>
         <w:tc>
           <w:tcPr>
-            <w:tcW w:w="374" w:type="dxa"/>
+            <w:tcW w:w="709" w:type="dxa"/>
             <w:shd w:val="clear" w:color="auto" w:fill="FFFFFF"/>
             <w:tcMar>
               <w:top w:w="72" w:type="dxa"/>
@@ -5501,12 +4803,17 @@
             <w:pPr>
               <w:spacing w:after="0"/>
               <w:jc w:val="center"/>
+              <w:rPr>
+                <w:rFonts w:asciiTheme="minorHAnsi" w:hAnsiTheme="minorHAnsi"/>
+                <w:sz w:val="17"/>
+                <w:szCs w:val="17"/>
+              </w:rPr>
             </w:pPr>
           </w:p>
         </w:tc>
         <w:tc>
           <w:tcPr>
-            <w:tcW w:w="374" w:type="dxa"/>
+            <w:tcW w:w="567" w:type="dxa"/>
             <w:shd w:val="clear" w:color="auto" w:fill="FFFFFF"/>
             <w:tcMar>
               <w:top w:w="72" w:type="dxa"/>
@@ -5520,12 +4827,17 @@
             <w:pPr>
               <w:spacing w:after="0"/>
               <w:jc w:val="center"/>
+              <w:rPr>
+                <w:rFonts w:asciiTheme="minorHAnsi" w:hAnsiTheme="minorHAnsi"/>
+                <w:sz w:val="17"/>
+                <w:szCs w:val="17"/>
+              </w:rPr>
             </w:pPr>
           </w:p>
         </w:tc>
         <w:tc>
           <w:tcPr>
-            <w:tcW w:w="374" w:type="dxa"/>
+            <w:tcW w:w="709" w:type="dxa"/>
             <w:shd w:val="clear" w:color="auto" w:fill="FFFFFF"/>
             <w:tcMar>
               <w:top w:w="72" w:type="dxa"/>
@@ -5539,12 +4851,48 @@
             <w:pPr>
               <w:spacing w:after="0"/>
               <w:jc w:val="center"/>
+              <w:rPr>
+                <w:rFonts w:asciiTheme="minorHAnsi" w:hAnsiTheme="minorHAnsi"/>
+                <w:sz w:val="17"/>
+                <w:szCs w:val="17"/>
+              </w:rPr>
             </w:pPr>
+          </w:p>
+        </w:tc>
+      </w:tr>
+      <w:tr>
+        <w:trPr>
+          <w:jc w:val="center"/>
+        </w:trPr>
+        <w:tc>
+          <w:tcPr>
+            <w:tcW w:w="704" w:type="dxa"/>
+            <w:shd w:val="clear" w:color="auto" w:fill="FFFFFF"/>
+            <w:tcMar>
+              <w:top w:w="72" w:type="dxa"/>
+              <w:left w:w="72" w:type="dxa"/>
+              <w:bottom w:w="72" w:type="dxa"/>
+              <w:right w:w="72" w:type="dxa"/>
+            </w:tcMar>
+            <w:vAlign w:val="center"/>
+          </w:tcPr>
+          <w:p>
+            <w:pPr>
+              <w:spacing w:after="0"/>
+            </w:pPr>
+            <w:r>
+              <w:rPr>
+                <w:rFonts w:ascii="Calibri" w:hAnsi="Calibri"/>
+                <w:color w:val="111827"/>
+                <w:sz w:val="14"/>
+              </w:rPr>
+              <w:t>TC4</w:t>
+            </w:r>
           </w:p>
         </w:tc>
         <w:tc>
           <w:tcPr>
-            <w:tcW w:w="374" w:type="dxa"/>
+            <w:tcW w:w="709" w:type="dxa"/>
             <w:shd w:val="clear" w:color="auto" w:fill="FFFFFF"/>
             <w:tcMar>
               <w:top w:w="72" w:type="dxa"/>
@@ -5558,12 +4906,17 @@
             <w:pPr>
               <w:spacing w:after="0"/>
               <w:jc w:val="center"/>
+              <w:rPr>
+                <w:rFonts w:asciiTheme="minorHAnsi" w:hAnsiTheme="minorHAnsi"/>
+                <w:sz w:val="17"/>
+                <w:szCs w:val="17"/>
+              </w:rPr>
             </w:pPr>
           </w:p>
         </w:tc>
         <w:tc>
           <w:tcPr>
-            <w:tcW w:w="374" w:type="dxa"/>
+            <w:tcW w:w="709" w:type="dxa"/>
             <w:shd w:val="clear" w:color="auto" w:fill="FFFFFF"/>
             <w:tcMar>
               <w:top w:w="72" w:type="dxa"/>
@@ -5577,12 +4930,17 @@
             <w:pPr>
               <w:spacing w:after="0"/>
               <w:jc w:val="center"/>
+              <w:rPr>
+                <w:rFonts w:asciiTheme="minorHAnsi" w:hAnsiTheme="minorHAnsi"/>
+                <w:sz w:val="17"/>
+                <w:szCs w:val="17"/>
+              </w:rPr>
             </w:pPr>
           </w:p>
         </w:tc>
         <w:tc>
           <w:tcPr>
-            <w:tcW w:w="374" w:type="dxa"/>
+            <w:tcW w:w="708" w:type="dxa"/>
             <w:shd w:val="clear" w:color="auto" w:fill="FFFFFF"/>
             <w:tcMar>
               <w:top w:w="72" w:type="dxa"/>
@@ -5596,93 +4954,18 @@
             <w:pPr>
               <w:spacing w:after="0"/>
               <w:jc w:val="center"/>
+              <w:rPr>
+                <w:rFonts w:asciiTheme="minorHAnsi" w:hAnsiTheme="minorHAnsi"/>
+                <w:sz w:val="17"/>
+                <w:szCs w:val="17"/>
+              </w:rPr>
             </w:pPr>
-          </w:p>
-        </w:tc>
-      </w:tr>
-      <w:tr>
-        <w:trPr>
-          <w:jc w:val="center"/>
-        </w:trPr>
-        <w:tc>
-          <w:tcPr>
-            <w:tcW w:w="3384" w:type="dxa"/>
-            <w:shd w:val="clear" w:color="auto" w:fill="F8FAFC"/>
-            <w:tcMar>
-              <w:top w:w="72" w:type="dxa"/>
-              <w:left w:w="72" w:type="dxa"/>
-              <w:bottom w:w="72" w:type="dxa"/>
-              <w:right w:w="72" w:type="dxa"/>
-            </w:tcMar>
-            <w:vAlign w:val="center"/>
-          </w:tcPr>
-          <w:p>
-            <w:pPr>
-              <w:spacing w:after="0"/>
-            </w:pPr>
-            <w:proofErr w:type="spellStart"/>
-            <w:r>
-              <w:rPr>
-                <w:rFonts w:ascii="Calibri" w:hAnsi="Calibri"/>
-                <w:color w:val="111827"/>
-                <w:sz w:val="14"/>
-              </w:rPr>
-              <w:t>test_boundary_cases</w:t>
-            </w:r>
-            <w:proofErr w:type="spellEnd"/>
-            <w:r>
-              <w:rPr>
-                <w:rFonts w:ascii="Calibri" w:hAnsi="Calibri"/>
-                <w:color w:val="111827"/>
-                <w:sz w:val="14"/>
-              </w:rPr>
-              <w:t>_</w:t>
-            </w:r>
-            <w:r>
-              <w:br/>
-            </w:r>
-            <w:proofErr w:type="spellStart"/>
-            <w:r>
-              <w:rPr>
-                <w:rFonts w:ascii="Calibri" w:hAnsi="Calibri"/>
-                <w:color w:val="111827"/>
-                <w:sz w:val="14"/>
-              </w:rPr>
-              <w:t>stable_in_</w:t>
-            </w:r>
-            <w:proofErr w:type="gramStart"/>
-            <w:r>
-              <w:rPr>
-                <w:rFonts w:ascii="Calibri" w:hAnsi="Calibri"/>
-                <w:color w:val="111827"/>
-                <w:sz w:val="14"/>
-              </w:rPr>
-              <w:t>process</w:t>
-            </w:r>
-            <w:proofErr w:type="spellEnd"/>
-            <w:r>
-              <w:rPr>
-                <w:rFonts w:ascii="Calibri" w:hAnsi="Calibri"/>
-                <w:color w:val="111827"/>
-                <w:sz w:val="14"/>
-              </w:rPr>
-              <w:t>(</w:t>
-            </w:r>
-            <w:proofErr w:type="gramEnd"/>
-            <w:r>
-              <w:rPr>
-                <w:rFonts w:ascii="Calibri" w:hAnsi="Calibri"/>
-                <w:color w:val="111827"/>
-                <w:sz w:val="14"/>
-              </w:rPr>
-              <w:t>)</w:t>
-            </w:r>
           </w:p>
         </w:tc>
         <w:tc>
           <w:tcPr>
-            <w:tcW w:w="374" w:type="dxa"/>
-            <w:shd w:val="clear" w:color="auto" w:fill="F8FAFC"/>
+            <w:tcW w:w="709" w:type="dxa"/>
+            <w:shd w:val="clear" w:color="auto" w:fill="FFFFFF"/>
             <w:tcMar>
               <w:top w:w="72" w:type="dxa"/>
               <w:left w:w="72" w:type="dxa"/>
@@ -5695,22 +4978,18 @@
             <w:pPr>
               <w:spacing w:after="0"/>
               <w:jc w:val="center"/>
+              <w:rPr>
+                <w:rFonts w:asciiTheme="minorHAnsi" w:hAnsiTheme="minorHAnsi"/>
+                <w:sz w:val="17"/>
+                <w:szCs w:val="17"/>
+              </w:rPr>
             </w:pPr>
-            <w:r>
-              <w:rPr>
-                <w:rFonts w:ascii="Calibri" w:hAnsi="Calibri"/>
-                <w:b/>
-                <w:color w:val="0F5132"/>
-                <w:sz w:val="17"/>
-              </w:rPr>
-              <w:t>✓</w:t>
-            </w:r>
           </w:p>
         </w:tc>
         <w:tc>
           <w:tcPr>
-            <w:tcW w:w="374" w:type="dxa"/>
-            <w:shd w:val="clear" w:color="auto" w:fill="F8FAFC"/>
+            <w:tcW w:w="709" w:type="dxa"/>
+            <w:shd w:val="clear" w:color="auto" w:fill="FFFFFF"/>
             <w:tcMar>
               <w:top w:w="72" w:type="dxa"/>
               <w:left w:w="72" w:type="dxa"/>
@@ -5723,22 +5002,18 @@
             <w:pPr>
               <w:spacing w:after="0"/>
               <w:jc w:val="center"/>
+              <w:rPr>
+                <w:rFonts w:asciiTheme="minorHAnsi" w:hAnsiTheme="minorHAnsi"/>
+                <w:sz w:val="17"/>
+                <w:szCs w:val="17"/>
+              </w:rPr>
             </w:pPr>
-            <w:r>
-              <w:rPr>
-                <w:rFonts w:ascii="Calibri" w:hAnsi="Calibri"/>
-                <w:b/>
-                <w:color w:val="0F5132"/>
-                <w:sz w:val="17"/>
-              </w:rPr>
-              <w:t>✓</w:t>
-            </w:r>
           </w:p>
         </w:tc>
         <w:tc>
           <w:tcPr>
-            <w:tcW w:w="374" w:type="dxa"/>
-            <w:shd w:val="clear" w:color="auto" w:fill="F8FAFC"/>
+            <w:tcW w:w="709" w:type="dxa"/>
+            <w:shd w:val="clear" w:color="auto" w:fill="FFFFFF"/>
             <w:tcMar>
               <w:top w:w="72" w:type="dxa"/>
               <w:left w:w="72" w:type="dxa"/>
@@ -5751,22 +5026,21 @@
             <w:pPr>
               <w:spacing w:after="0"/>
               <w:jc w:val="center"/>
+              <w:rPr>
+                <w:rFonts w:asciiTheme="minorHAnsi" w:hAnsiTheme="minorHAnsi"/>
+                <w:sz w:val="17"/>
+                <w:szCs w:val="17"/>
+              </w:rPr>
             </w:pPr>
             <w:r>
-              <w:rPr>
-                <w:rFonts w:ascii="Calibri" w:hAnsi="Calibri"/>
-                <w:b/>
-                <w:color w:val="0F5132"/>
-                <w:sz w:val="17"/>
-              </w:rPr>
               <w:t>✓</w:t>
             </w:r>
           </w:p>
         </w:tc>
         <w:tc>
           <w:tcPr>
-            <w:tcW w:w="374" w:type="dxa"/>
-            <w:shd w:val="clear" w:color="auto" w:fill="F8FAFC"/>
+            <w:tcW w:w="708" w:type="dxa"/>
+            <w:shd w:val="clear" w:color="auto" w:fill="FFFFFF"/>
             <w:tcMar>
               <w:top w:w="72" w:type="dxa"/>
               <w:left w:w="72" w:type="dxa"/>
@@ -5779,22 +5053,21 @@
             <w:pPr>
               <w:spacing w:after="0"/>
               <w:jc w:val="center"/>
+              <w:rPr>
+                <w:rFonts w:asciiTheme="minorHAnsi" w:hAnsiTheme="minorHAnsi"/>
+                <w:sz w:val="17"/>
+                <w:szCs w:val="17"/>
+              </w:rPr>
             </w:pPr>
             <w:r>
-              <w:rPr>
-                <w:rFonts w:ascii="Calibri" w:hAnsi="Calibri"/>
-                <w:b/>
-                <w:color w:val="0F5132"/>
-                <w:sz w:val="17"/>
-              </w:rPr>
               <w:t>✓</w:t>
             </w:r>
           </w:p>
         </w:tc>
         <w:tc>
           <w:tcPr>
-            <w:tcW w:w="374" w:type="dxa"/>
-            <w:shd w:val="clear" w:color="auto" w:fill="F8FAFC"/>
+            <w:tcW w:w="709" w:type="dxa"/>
+            <w:shd w:val="clear" w:color="auto" w:fill="FFFFFF"/>
             <w:tcMar>
               <w:top w:w="72" w:type="dxa"/>
               <w:left w:w="72" w:type="dxa"/>
@@ -5807,13 +5080,18 @@
             <w:pPr>
               <w:spacing w:after="0"/>
               <w:jc w:val="center"/>
+              <w:rPr>
+                <w:rFonts w:asciiTheme="minorHAnsi" w:hAnsiTheme="minorHAnsi"/>
+                <w:sz w:val="17"/>
+                <w:szCs w:val="17"/>
+              </w:rPr>
             </w:pPr>
           </w:p>
         </w:tc>
         <w:tc>
           <w:tcPr>
-            <w:tcW w:w="374" w:type="dxa"/>
-            <w:shd w:val="clear" w:color="auto" w:fill="F8FAFC"/>
+            <w:tcW w:w="709" w:type="dxa"/>
+            <w:shd w:val="clear" w:color="auto" w:fill="FFFFFF"/>
             <w:tcMar>
               <w:top w:w="72" w:type="dxa"/>
               <w:left w:w="72" w:type="dxa"/>
@@ -5826,13 +5104,21 @@
             <w:pPr>
               <w:spacing w:after="0"/>
               <w:jc w:val="center"/>
+              <w:rPr>
+                <w:rFonts w:asciiTheme="minorHAnsi" w:hAnsiTheme="minorHAnsi"/>
+                <w:sz w:val="17"/>
+                <w:szCs w:val="17"/>
+              </w:rPr>
             </w:pPr>
+            <w:r>
+              <w:t>✓</w:t>
+            </w:r>
           </w:p>
         </w:tc>
         <w:tc>
           <w:tcPr>
-            <w:tcW w:w="374" w:type="dxa"/>
-            <w:shd w:val="clear" w:color="auto" w:fill="F8FAFC"/>
+            <w:tcW w:w="567" w:type="dxa"/>
+            <w:shd w:val="clear" w:color="auto" w:fill="FFFFFF"/>
             <w:tcMar>
               <w:top w:w="72" w:type="dxa"/>
               <w:left w:w="72" w:type="dxa"/>
@@ -5845,13 +5131,18 @@
             <w:pPr>
               <w:spacing w:after="0"/>
               <w:jc w:val="center"/>
+              <w:rPr>
+                <w:rFonts w:asciiTheme="minorHAnsi" w:hAnsiTheme="minorHAnsi"/>
+                <w:sz w:val="17"/>
+                <w:szCs w:val="17"/>
+              </w:rPr>
             </w:pPr>
           </w:p>
         </w:tc>
         <w:tc>
           <w:tcPr>
-            <w:tcW w:w="374" w:type="dxa"/>
-            <w:shd w:val="clear" w:color="auto" w:fill="F8FAFC"/>
+            <w:tcW w:w="709" w:type="dxa"/>
+            <w:shd w:val="clear" w:color="auto" w:fill="FFFFFF"/>
             <w:tcMar>
               <w:top w:w="72" w:type="dxa"/>
               <w:left w:w="72" w:type="dxa"/>
@@ -5864,129 +5155,11 @@
             <w:pPr>
               <w:spacing w:after="0"/>
               <w:jc w:val="center"/>
-            </w:pPr>
-            <w:r>
-              <w:rPr>
-                <w:rFonts w:ascii="Calibri" w:hAnsi="Calibri"/>
-                <w:b/>
-                <w:color w:val="0F5132"/>
+              <w:rPr>
+                <w:rFonts w:asciiTheme="minorHAnsi" w:hAnsiTheme="minorHAnsi"/>
                 <w:sz w:val="17"/>
-              </w:rPr>
-              <w:t>✓</w:t>
-            </w:r>
-          </w:p>
-        </w:tc>
-        <w:tc>
-          <w:tcPr>
-            <w:tcW w:w="374" w:type="dxa"/>
-            <w:shd w:val="clear" w:color="auto" w:fill="F8FAFC"/>
-            <w:tcMar>
-              <w:top w:w="72" w:type="dxa"/>
-              <w:left w:w="72" w:type="dxa"/>
-              <w:bottom w:w="72" w:type="dxa"/>
-              <w:right w:w="72" w:type="dxa"/>
-            </w:tcMar>
-            <w:vAlign w:val="center"/>
-          </w:tcPr>
-          <w:p>
-            <w:pPr>
-              <w:spacing w:after="0"/>
-              <w:jc w:val="center"/>
-            </w:pPr>
-          </w:p>
-        </w:tc>
-        <w:tc>
-          <w:tcPr>
-            <w:tcW w:w="374" w:type="dxa"/>
-            <w:shd w:val="clear" w:color="auto" w:fill="F8FAFC"/>
-            <w:tcMar>
-              <w:top w:w="72" w:type="dxa"/>
-              <w:left w:w="72" w:type="dxa"/>
-              <w:bottom w:w="72" w:type="dxa"/>
-              <w:right w:w="72" w:type="dxa"/>
-            </w:tcMar>
-            <w:vAlign w:val="center"/>
-          </w:tcPr>
-          <w:p>
-            <w:pPr>
-              <w:spacing w:after="0"/>
-              <w:jc w:val="center"/>
-            </w:pPr>
-          </w:p>
-        </w:tc>
-        <w:tc>
-          <w:tcPr>
-            <w:tcW w:w="374" w:type="dxa"/>
-            <w:shd w:val="clear" w:color="auto" w:fill="F8FAFC"/>
-            <w:tcMar>
-              <w:top w:w="72" w:type="dxa"/>
-              <w:left w:w="72" w:type="dxa"/>
-              <w:bottom w:w="72" w:type="dxa"/>
-              <w:right w:w="72" w:type="dxa"/>
-            </w:tcMar>
-            <w:vAlign w:val="center"/>
-          </w:tcPr>
-          <w:p>
-            <w:pPr>
-              <w:spacing w:after="0"/>
-              <w:jc w:val="center"/>
-            </w:pPr>
-          </w:p>
-        </w:tc>
-        <w:tc>
-          <w:tcPr>
-            <w:tcW w:w="374" w:type="dxa"/>
-            <w:shd w:val="clear" w:color="auto" w:fill="F8FAFC"/>
-            <w:tcMar>
-              <w:top w:w="72" w:type="dxa"/>
-              <w:left w:w="72" w:type="dxa"/>
-              <w:bottom w:w="72" w:type="dxa"/>
-              <w:right w:w="72" w:type="dxa"/>
-            </w:tcMar>
-            <w:vAlign w:val="center"/>
-          </w:tcPr>
-          <w:p>
-            <w:pPr>
-              <w:spacing w:after="0"/>
-              <w:jc w:val="center"/>
-            </w:pPr>
-          </w:p>
-        </w:tc>
-        <w:tc>
-          <w:tcPr>
-            <w:tcW w:w="374" w:type="dxa"/>
-            <w:shd w:val="clear" w:color="auto" w:fill="F8FAFC"/>
-            <w:tcMar>
-              <w:top w:w="72" w:type="dxa"/>
-              <w:left w:w="72" w:type="dxa"/>
-              <w:bottom w:w="72" w:type="dxa"/>
-              <w:right w:w="72" w:type="dxa"/>
-            </w:tcMar>
-            <w:vAlign w:val="center"/>
-          </w:tcPr>
-          <w:p>
-            <w:pPr>
-              <w:spacing w:after="0"/>
-              <w:jc w:val="center"/>
-            </w:pPr>
-          </w:p>
-        </w:tc>
-        <w:tc>
-          <w:tcPr>
-            <w:tcW w:w="374" w:type="dxa"/>
-            <w:shd w:val="clear" w:color="auto" w:fill="F8FAFC"/>
-            <w:tcMar>
-              <w:top w:w="72" w:type="dxa"/>
-              <w:left w:w="72" w:type="dxa"/>
-              <w:bottom w:w="72" w:type="dxa"/>
-              <w:right w:w="72" w:type="dxa"/>
-            </w:tcMar>
-            <w:vAlign w:val="center"/>
-          </w:tcPr>
-          <w:p>
-            <w:pPr>
-              <w:spacing w:after="0"/>
-              <w:jc w:val="center"/>
+                <w:szCs w:val="17"/>
+              </w:rPr>
             </w:pPr>
           </w:p>
         </w:tc>
@@ -5997,7 +5170,7 @@
         </w:trPr>
         <w:tc>
           <w:tcPr>
-            <w:tcW w:w="3384" w:type="dxa"/>
+            <w:tcW w:w="704" w:type="dxa"/>
             <w:shd w:val="clear" w:color="auto" w:fill="FFFFFF"/>
             <w:tcMar>
               <w:top w:w="72" w:type="dxa"/>
@@ -6011,68 +5184,19 @@
             <w:pPr>
               <w:spacing w:after="0"/>
             </w:pPr>
-            <w:proofErr w:type="spellStart"/>
             <w:r>
               <w:rPr>
                 <w:rFonts w:ascii="Calibri" w:hAnsi="Calibri"/>
                 <w:color w:val="111827"/>
                 <w:sz w:val="14"/>
               </w:rPr>
-              <w:t>test_recursive_list_roundtrip</w:t>
-            </w:r>
-            <w:proofErr w:type="spellEnd"/>
-            <w:r>
-              <w:rPr>
-                <w:rFonts w:ascii="Calibri" w:hAnsi="Calibri"/>
-                <w:color w:val="111827"/>
-                <w:sz w:val="14"/>
-              </w:rPr>
-              <w:t>_</w:t>
-            </w:r>
-            <w:r>
-              <w:br/>
-            </w:r>
-            <w:proofErr w:type="spellStart"/>
-            <w:r>
-              <w:rPr>
-                <w:rFonts w:ascii="Calibri" w:hAnsi="Calibri"/>
-                <w:color w:val="111827"/>
-                <w:sz w:val="14"/>
-              </w:rPr>
-              <w:t>preserves_</w:t>
-            </w:r>
-            <w:proofErr w:type="gramStart"/>
-            <w:r>
-              <w:rPr>
-                <w:rFonts w:ascii="Calibri" w:hAnsi="Calibri"/>
-                <w:color w:val="111827"/>
-                <w:sz w:val="14"/>
-              </w:rPr>
-              <w:t>cycle</w:t>
-            </w:r>
-            <w:proofErr w:type="spellEnd"/>
-            <w:r>
-              <w:rPr>
-                <w:rFonts w:ascii="Calibri" w:hAnsi="Calibri"/>
-                <w:color w:val="111827"/>
-                <w:sz w:val="14"/>
-              </w:rPr>
-              <w:t>(</w:t>
-            </w:r>
-            <w:proofErr w:type="gramEnd"/>
-            <w:r>
-              <w:rPr>
-                <w:rFonts w:ascii="Calibri" w:hAnsi="Calibri"/>
-                <w:color w:val="111827"/>
-                <w:sz w:val="14"/>
-              </w:rPr>
-              <w:t>)</w:t>
+              <w:t>TC5</w:t>
             </w:r>
           </w:p>
         </w:tc>
         <w:tc>
           <w:tcPr>
-            <w:tcW w:w="374" w:type="dxa"/>
+            <w:tcW w:w="709" w:type="dxa"/>
             <w:shd w:val="clear" w:color="auto" w:fill="FFFFFF"/>
             <w:tcMar>
               <w:top w:w="72" w:type="dxa"/>
@@ -6086,12 +5210,26 @@
             <w:pPr>
               <w:spacing w:after="0"/>
               <w:jc w:val="center"/>
+              <w:rPr>
+                <w:rFonts w:asciiTheme="minorHAnsi" w:hAnsiTheme="minorHAnsi"/>
+                <w:sz w:val="17"/>
+                <w:szCs w:val="17"/>
+              </w:rPr>
             </w:pPr>
+            <w:r>
+              <w:rPr>
+                <w:rFonts w:asciiTheme="minorHAnsi" w:hAnsiTheme="minorHAnsi"/>
+                <w:color w:val="0F5132"/>
+                <w:sz w:val="17"/>
+                <w:szCs w:val="17"/>
+              </w:rPr>
+              <w:t>✓</w:t>
+            </w:r>
           </w:p>
         </w:tc>
         <w:tc>
           <w:tcPr>
-            <w:tcW w:w="374" w:type="dxa"/>
+            <w:tcW w:w="709" w:type="dxa"/>
             <w:shd w:val="clear" w:color="auto" w:fill="FFFFFF"/>
             <w:tcMar>
               <w:top w:w="72" w:type="dxa"/>
@@ -6105,12 +5243,26 @@
             <w:pPr>
               <w:spacing w:after="0"/>
               <w:jc w:val="center"/>
+              <w:rPr>
+                <w:rFonts w:asciiTheme="minorHAnsi" w:hAnsiTheme="minorHAnsi"/>
+                <w:sz w:val="17"/>
+                <w:szCs w:val="17"/>
+              </w:rPr>
             </w:pPr>
+            <w:r>
+              <w:rPr>
+                <w:rFonts w:asciiTheme="minorHAnsi" w:hAnsiTheme="minorHAnsi"/>
+                <w:color w:val="0F5132"/>
+                <w:sz w:val="17"/>
+                <w:szCs w:val="17"/>
+              </w:rPr>
+              <w:t>✓</w:t>
+            </w:r>
           </w:p>
         </w:tc>
         <w:tc>
           <w:tcPr>
-            <w:tcW w:w="374" w:type="dxa"/>
+            <w:tcW w:w="708" w:type="dxa"/>
             <w:shd w:val="clear" w:color="auto" w:fill="FFFFFF"/>
             <w:tcMar>
               <w:top w:w="72" w:type="dxa"/>
@@ -6124,12 +5276,20 @@
             <w:pPr>
               <w:spacing w:after="0"/>
               <w:jc w:val="center"/>
+              <w:rPr>
+                <w:rFonts w:asciiTheme="minorHAnsi" w:hAnsiTheme="minorHAnsi"/>
+                <w:sz w:val="17"/>
+                <w:szCs w:val="17"/>
+              </w:rPr>
             </w:pPr>
+            <w:r>
+              <w:t>✓</w:t>
+            </w:r>
           </w:p>
         </w:tc>
         <w:tc>
           <w:tcPr>
-            <w:tcW w:w="374" w:type="dxa"/>
+            <w:tcW w:w="709" w:type="dxa"/>
             <w:shd w:val="clear" w:color="auto" w:fill="FFFFFF"/>
             <w:tcMar>
               <w:top w:w="72" w:type="dxa"/>
@@ -6143,12 +5303,17 @@
             <w:pPr>
               <w:spacing w:after="0"/>
               <w:jc w:val="center"/>
+              <w:rPr>
+                <w:rFonts w:asciiTheme="minorHAnsi" w:hAnsiTheme="minorHAnsi"/>
+                <w:sz w:val="17"/>
+                <w:szCs w:val="17"/>
+              </w:rPr>
             </w:pPr>
           </w:p>
         </w:tc>
         <w:tc>
           <w:tcPr>
-            <w:tcW w:w="374" w:type="dxa"/>
+            <w:tcW w:w="709" w:type="dxa"/>
             <w:shd w:val="clear" w:color="auto" w:fill="FFFFFF"/>
             <w:tcMar>
               <w:top w:w="72" w:type="dxa"/>
@@ -6162,21 +5327,17 @@
             <w:pPr>
               <w:spacing w:after="0"/>
               <w:jc w:val="center"/>
+              <w:rPr>
+                <w:rFonts w:asciiTheme="minorHAnsi" w:hAnsiTheme="minorHAnsi"/>
+                <w:sz w:val="17"/>
+                <w:szCs w:val="17"/>
+              </w:rPr>
             </w:pPr>
-            <w:r>
-              <w:rPr>
-                <w:rFonts w:ascii="Calibri" w:hAnsi="Calibri"/>
-                <w:b/>
-                <w:color w:val="0F5132"/>
-                <w:sz w:val="17"/>
-              </w:rPr>
-              <w:t>✓</w:t>
-            </w:r>
           </w:p>
         </w:tc>
         <w:tc>
           <w:tcPr>
-            <w:tcW w:w="374" w:type="dxa"/>
+            <w:tcW w:w="709" w:type="dxa"/>
             <w:shd w:val="clear" w:color="auto" w:fill="FFFFFF"/>
             <w:tcMar>
               <w:top w:w="72" w:type="dxa"/>
@@ -6190,12 +5351,17 @@
             <w:pPr>
               <w:spacing w:after="0"/>
               <w:jc w:val="center"/>
+              <w:rPr>
+                <w:rFonts w:asciiTheme="minorHAnsi" w:hAnsiTheme="minorHAnsi"/>
+                <w:sz w:val="17"/>
+                <w:szCs w:val="17"/>
+              </w:rPr>
             </w:pPr>
           </w:p>
         </w:tc>
         <w:tc>
           <w:tcPr>
-            <w:tcW w:w="374" w:type="dxa"/>
+            <w:tcW w:w="708" w:type="dxa"/>
             <w:shd w:val="clear" w:color="auto" w:fill="FFFFFF"/>
             <w:tcMar>
               <w:top w:w="72" w:type="dxa"/>
@@ -6209,21 +5375,17 @@
             <w:pPr>
               <w:spacing w:after="0"/>
               <w:jc w:val="center"/>
+              <w:rPr>
+                <w:rFonts w:asciiTheme="minorHAnsi" w:hAnsiTheme="minorHAnsi"/>
+                <w:sz w:val="17"/>
+                <w:szCs w:val="17"/>
+              </w:rPr>
             </w:pPr>
-            <w:r>
-              <w:rPr>
-                <w:rFonts w:ascii="Calibri" w:hAnsi="Calibri"/>
-                <w:b/>
-                <w:color w:val="0F5132"/>
-                <w:sz w:val="17"/>
-              </w:rPr>
-              <w:t>✓</w:t>
-            </w:r>
           </w:p>
         </w:tc>
         <w:tc>
           <w:tcPr>
-            <w:tcW w:w="374" w:type="dxa"/>
+            <w:tcW w:w="709" w:type="dxa"/>
             <w:shd w:val="clear" w:color="auto" w:fill="FFFFFF"/>
             <w:tcMar>
               <w:top w:w="72" w:type="dxa"/>
@@ -6237,12 +5399,20 @@
             <w:pPr>
               <w:spacing w:after="0"/>
               <w:jc w:val="center"/>
+              <w:rPr>
+                <w:rFonts w:asciiTheme="minorHAnsi" w:hAnsiTheme="minorHAnsi"/>
+                <w:sz w:val="17"/>
+                <w:szCs w:val="17"/>
+              </w:rPr>
             </w:pPr>
+            <w:r>
+              <w:t>✓</w:t>
+            </w:r>
           </w:p>
         </w:tc>
         <w:tc>
           <w:tcPr>
-            <w:tcW w:w="374" w:type="dxa"/>
+            <w:tcW w:w="709" w:type="dxa"/>
             <w:shd w:val="clear" w:color="auto" w:fill="FFFFFF"/>
             <w:tcMar>
               <w:top w:w="72" w:type="dxa"/>
@@ -6256,12 +5426,17 @@
             <w:pPr>
               <w:spacing w:after="0"/>
               <w:jc w:val="center"/>
+              <w:rPr>
+                <w:rFonts w:asciiTheme="minorHAnsi" w:hAnsiTheme="minorHAnsi"/>
+                <w:sz w:val="17"/>
+                <w:szCs w:val="17"/>
+              </w:rPr>
             </w:pPr>
           </w:p>
         </w:tc>
         <w:tc>
           <w:tcPr>
-            <w:tcW w:w="374" w:type="dxa"/>
+            <w:tcW w:w="567" w:type="dxa"/>
             <w:shd w:val="clear" w:color="auto" w:fill="FFFFFF"/>
             <w:tcMar>
               <w:top w:w="72" w:type="dxa"/>
@@ -6275,12 +5450,17 @@
             <w:pPr>
               <w:spacing w:after="0"/>
               <w:jc w:val="center"/>
+              <w:rPr>
+                <w:rFonts w:asciiTheme="minorHAnsi" w:hAnsiTheme="minorHAnsi"/>
+                <w:sz w:val="17"/>
+                <w:szCs w:val="17"/>
+              </w:rPr>
             </w:pPr>
           </w:p>
         </w:tc>
         <w:tc>
           <w:tcPr>
-            <w:tcW w:w="374" w:type="dxa"/>
+            <w:tcW w:w="709" w:type="dxa"/>
             <w:shd w:val="clear" w:color="auto" w:fill="FFFFFF"/>
             <w:tcMar>
               <w:top w:w="72" w:type="dxa"/>
@@ -6294,12 +5474,48 @@
             <w:pPr>
               <w:spacing w:after="0"/>
               <w:jc w:val="center"/>
+              <w:rPr>
+                <w:rFonts w:asciiTheme="minorHAnsi" w:hAnsiTheme="minorHAnsi"/>
+                <w:sz w:val="17"/>
+                <w:szCs w:val="17"/>
+              </w:rPr>
             </w:pPr>
+          </w:p>
+        </w:tc>
+      </w:tr>
+      <w:tr>
+        <w:trPr>
+          <w:jc w:val="center"/>
+        </w:trPr>
+        <w:tc>
+          <w:tcPr>
+            <w:tcW w:w="704" w:type="dxa"/>
+            <w:shd w:val="clear" w:color="auto" w:fill="FFFFFF"/>
+            <w:tcMar>
+              <w:top w:w="72" w:type="dxa"/>
+              <w:left w:w="72" w:type="dxa"/>
+              <w:bottom w:w="72" w:type="dxa"/>
+              <w:right w:w="72" w:type="dxa"/>
+            </w:tcMar>
+            <w:vAlign w:val="center"/>
+          </w:tcPr>
+          <w:p>
+            <w:pPr>
+              <w:spacing w:after="0"/>
+            </w:pPr>
+            <w:r>
+              <w:rPr>
+                <w:rFonts w:ascii="Calibri" w:hAnsi="Calibri"/>
+                <w:color w:val="111827"/>
+                <w:sz w:val="14"/>
+              </w:rPr>
+              <w:t>TC6</w:t>
+            </w:r>
           </w:p>
         </w:tc>
         <w:tc>
           <w:tcPr>
-            <w:tcW w:w="374" w:type="dxa"/>
+            <w:tcW w:w="709" w:type="dxa"/>
             <w:shd w:val="clear" w:color="auto" w:fill="FFFFFF"/>
             <w:tcMar>
               <w:top w:w="72" w:type="dxa"/>
@@ -6313,12 +5529,17 @@
             <w:pPr>
               <w:spacing w:after="0"/>
               <w:jc w:val="center"/>
+              <w:rPr>
+                <w:rFonts w:asciiTheme="minorHAnsi" w:hAnsiTheme="minorHAnsi"/>
+                <w:sz w:val="17"/>
+                <w:szCs w:val="17"/>
+              </w:rPr>
             </w:pPr>
           </w:p>
         </w:tc>
         <w:tc>
           <w:tcPr>
-            <w:tcW w:w="374" w:type="dxa"/>
+            <w:tcW w:w="709" w:type="dxa"/>
             <w:shd w:val="clear" w:color="auto" w:fill="FFFFFF"/>
             <w:tcMar>
               <w:top w:w="72" w:type="dxa"/>
@@ -6332,12 +5553,17 @@
             <w:pPr>
               <w:spacing w:after="0"/>
               <w:jc w:val="center"/>
+              <w:rPr>
+                <w:rFonts w:asciiTheme="minorHAnsi" w:hAnsiTheme="minorHAnsi"/>
+                <w:sz w:val="17"/>
+                <w:szCs w:val="17"/>
+              </w:rPr>
             </w:pPr>
           </w:p>
         </w:tc>
         <w:tc>
           <w:tcPr>
-            <w:tcW w:w="374" w:type="dxa"/>
+            <w:tcW w:w="708" w:type="dxa"/>
             <w:shd w:val="clear" w:color="auto" w:fill="FFFFFF"/>
             <w:tcMar>
               <w:top w:w="72" w:type="dxa"/>
@@ -6351,94 +5577,18 @@
             <w:pPr>
               <w:spacing w:after="0"/>
               <w:jc w:val="center"/>
+              <w:rPr>
+                <w:rFonts w:asciiTheme="minorHAnsi" w:hAnsiTheme="minorHAnsi"/>
+                <w:sz w:val="17"/>
+                <w:szCs w:val="17"/>
+              </w:rPr>
             </w:pPr>
-          </w:p>
-        </w:tc>
-      </w:tr>
-      <w:tr>
-        <w:trPr>
-          <w:jc w:val="center"/>
-        </w:trPr>
-        <w:tc>
-          <w:tcPr>
-            <w:tcW w:w="3384" w:type="dxa"/>
-            <w:shd w:val="clear" w:color="auto" w:fill="F8FAFC"/>
-            <w:tcMar>
-              <w:top w:w="72" w:type="dxa"/>
-              <w:left w:w="72" w:type="dxa"/>
-              <w:bottom w:w="72" w:type="dxa"/>
-              <w:right w:w="72" w:type="dxa"/>
-            </w:tcMar>
-            <w:vAlign w:val="center"/>
-          </w:tcPr>
-          <w:p>
-            <w:pPr>
-              <w:spacing w:after="0"/>
-            </w:pPr>
-            <w:proofErr w:type="spellStart"/>
-            <w:r>
-              <w:rPr>
-                <w:rFonts w:ascii="Calibri" w:hAnsi="Calibri"/>
-                <w:color w:val="111827"/>
-                <w:sz w:val="14"/>
-              </w:rPr>
-              <w:lastRenderedPageBreak/>
-              <w:t>test_recursive_dict_roundtrip</w:t>
-            </w:r>
-            <w:proofErr w:type="spellEnd"/>
-            <w:r>
-              <w:rPr>
-                <w:rFonts w:ascii="Calibri" w:hAnsi="Calibri"/>
-                <w:color w:val="111827"/>
-                <w:sz w:val="14"/>
-              </w:rPr>
-              <w:t>_</w:t>
-            </w:r>
-            <w:r>
-              <w:br/>
-            </w:r>
-            <w:proofErr w:type="spellStart"/>
-            <w:r>
-              <w:rPr>
-                <w:rFonts w:ascii="Calibri" w:hAnsi="Calibri"/>
-                <w:color w:val="111827"/>
-                <w:sz w:val="14"/>
-              </w:rPr>
-              <w:t>preserves_</w:t>
-            </w:r>
-            <w:proofErr w:type="gramStart"/>
-            <w:r>
-              <w:rPr>
-                <w:rFonts w:ascii="Calibri" w:hAnsi="Calibri"/>
-                <w:color w:val="111827"/>
-                <w:sz w:val="14"/>
-              </w:rPr>
-              <w:t>cycle</w:t>
-            </w:r>
-            <w:proofErr w:type="spellEnd"/>
-            <w:r>
-              <w:rPr>
-                <w:rFonts w:ascii="Calibri" w:hAnsi="Calibri"/>
-                <w:color w:val="111827"/>
-                <w:sz w:val="14"/>
-              </w:rPr>
-              <w:t>(</w:t>
-            </w:r>
-            <w:proofErr w:type="gramEnd"/>
-            <w:r>
-              <w:rPr>
-                <w:rFonts w:ascii="Calibri" w:hAnsi="Calibri"/>
-                <w:color w:val="111827"/>
-                <w:sz w:val="14"/>
-              </w:rPr>
-              <w:t>)</w:t>
-            </w:r>
           </w:p>
         </w:tc>
         <w:tc>
           <w:tcPr>
-            <w:tcW w:w="374" w:type="dxa"/>
-            <w:shd w:val="clear" w:color="auto" w:fill="F8FAFC"/>
+            <w:tcW w:w="709" w:type="dxa"/>
+            <w:shd w:val="clear" w:color="auto" w:fill="FFFFFF"/>
             <w:tcMar>
               <w:top w:w="72" w:type="dxa"/>
               <w:left w:w="72" w:type="dxa"/>
@@ -6451,13 +5601,18 @@
             <w:pPr>
               <w:spacing w:after="0"/>
               <w:jc w:val="center"/>
+              <w:rPr>
+                <w:rFonts w:asciiTheme="minorHAnsi" w:hAnsiTheme="minorHAnsi"/>
+                <w:sz w:val="17"/>
+                <w:szCs w:val="17"/>
+              </w:rPr>
             </w:pPr>
           </w:p>
         </w:tc>
         <w:tc>
           <w:tcPr>
-            <w:tcW w:w="374" w:type="dxa"/>
-            <w:shd w:val="clear" w:color="auto" w:fill="F8FAFC"/>
+            <w:tcW w:w="709" w:type="dxa"/>
+            <w:shd w:val="clear" w:color="auto" w:fill="FFFFFF"/>
             <w:tcMar>
               <w:top w:w="72" w:type="dxa"/>
               <w:left w:w="72" w:type="dxa"/>
@@ -6470,13 +5625,18 @@
             <w:pPr>
               <w:spacing w:after="0"/>
               <w:jc w:val="center"/>
+              <w:rPr>
+                <w:rFonts w:asciiTheme="minorHAnsi" w:hAnsiTheme="minorHAnsi"/>
+                <w:sz w:val="17"/>
+                <w:szCs w:val="17"/>
+              </w:rPr>
             </w:pPr>
           </w:p>
         </w:tc>
         <w:tc>
           <w:tcPr>
-            <w:tcW w:w="374" w:type="dxa"/>
-            <w:shd w:val="clear" w:color="auto" w:fill="F8FAFC"/>
+            <w:tcW w:w="709" w:type="dxa"/>
+            <w:shd w:val="clear" w:color="auto" w:fill="FFFFFF"/>
             <w:tcMar>
               <w:top w:w="72" w:type="dxa"/>
               <w:left w:w="72" w:type="dxa"/>
@@ -6489,13 +5649,18 @@
             <w:pPr>
               <w:spacing w:after="0"/>
               <w:jc w:val="center"/>
+              <w:rPr>
+                <w:rFonts w:asciiTheme="minorHAnsi" w:hAnsiTheme="minorHAnsi"/>
+                <w:sz w:val="17"/>
+                <w:szCs w:val="17"/>
+              </w:rPr>
             </w:pPr>
           </w:p>
         </w:tc>
         <w:tc>
           <w:tcPr>
-            <w:tcW w:w="374" w:type="dxa"/>
-            <w:shd w:val="clear" w:color="auto" w:fill="F8FAFC"/>
+            <w:tcW w:w="708" w:type="dxa"/>
+            <w:shd w:val="clear" w:color="auto" w:fill="FFFFFF"/>
             <w:tcMar>
               <w:top w:w="72" w:type="dxa"/>
               <w:left w:w="72" w:type="dxa"/>
@@ -6508,13 +5673,18 @@
             <w:pPr>
               <w:spacing w:after="0"/>
               <w:jc w:val="center"/>
+              <w:rPr>
+                <w:rFonts w:asciiTheme="minorHAnsi" w:hAnsiTheme="minorHAnsi"/>
+                <w:sz w:val="17"/>
+                <w:szCs w:val="17"/>
+              </w:rPr>
             </w:pPr>
           </w:p>
         </w:tc>
         <w:tc>
           <w:tcPr>
-            <w:tcW w:w="374" w:type="dxa"/>
-            <w:shd w:val="clear" w:color="auto" w:fill="F8FAFC"/>
+            <w:tcW w:w="709" w:type="dxa"/>
+            <w:shd w:val="clear" w:color="auto" w:fill="FFFFFF"/>
             <w:tcMar>
               <w:top w:w="72" w:type="dxa"/>
               <w:left w:w="72" w:type="dxa"/>
@@ -6527,22 +5697,18 @@
             <w:pPr>
               <w:spacing w:after="0"/>
               <w:jc w:val="center"/>
+              <w:rPr>
+                <w:rFonts w:asciiTheme="minorHAnsi" w:hAnsiTheme="minorHAnsi"/>
+                <w:sz w:val="17"/>
+                <w:szCs w:val="17"/>
+              </w:rPr>
             </w:pPr>
-            <w:r>
-              <w:rPr>
-                <w:rFonts w:ascii="Calibri" w:hAnsi="Calibri"/>
-                <w:b/>
-                <w:color w:val="0F5132"/>
-                <w:sz w:val="17"/>
-              </w:rPr>
-              <w:t>✓</w:t>
-            </w:r>
           </w:p>
         </w:tc>
         <w:tc>
           <w:tcPr>
-            <w:tcW w:w="374" w:type="dxa"/>
-            <w:shd w:val="clear" w:color="auto" w:fill="F8FAFC"/>
+            <w:tcW w:w="709" w:type="dxa"/>
+            <w:shd w:val="clear" w:color="auto" w:fill="FFFFFF"/>
             <w:tcMar>
               <w:top w:w="72" w:type="dxa"/>
               <w:left w:w="72" w:type="dxa"/>
@@ -6555,13 +5721,18 @@
             <w:pPr>
               <w:spacing w:after="0"/>
               <w:jc w:val="center"/>
+              <w:rPr>
+                <w:rFonts w:asciiTheme="minorHAnsi" w:hAnsiTheme="minorHAnsi"/>
+                <w:sz w:val="17"/>
+                <w:szCs w:val="17"/>
+              </w:rPr>
             </w:pPr>
           </w:p>
         </w:tc>
         <w:tc>
           <w:tcPr>
-            <w:tcW w:w="374" w:type="dxa"/>
-            <w:shd w:val="clear" w:color="auto" w:fill="F8FAFC"/>
+            <w:tcW w:w="567" w:type="dxa"/>
+            <w:shd w:val="clear" w:color="auto" w:fill="FFFFFF"/>
             <w:tcMar>
               <w:top w:w="72" w:type="dxa"/>
               <w:left w:w="72" w:type="dxa"/>
@@ -6574,22 +5745,21 @@
             <w:pPr>
               <w:spacing w:after="0"/>
               <w:jc w:val="center"/>
+              <w:rPr>
+                <w:rFonts w:asciiTheme="minorHAnsi" w:hAnsiTheme="minorHAnsi"/>
+                <w:sz w:val="17"/>
+                <w:szCs w:val="17"/>
+              </w:rPr>
             </w:pPr>
             <w:r>
-              <w:rPr>
-                <w:rFonts w:ascii="Calibri" w:hAnsi="Calibri"/>
-                <w:b/>
-                <w:color w:val="0F5132"/>
-                <w:sz w:val="17"/>
-              </w:rPr>
               <w:t>✓</w:t>
             </w:r>
           </w:p>
         </w:tc>
         <w:tc>
           <w:tcPr>
-            <w:tcW w:w="374" w:type="dxa"/>
-            <w:shd w:val="clear" w:color="auto" w:fill="F8FAFC"/>
+            <w:tcW w:w="709" w:type="dxa"/>
+            <w:shd w:val="clear" w:color="auto" w:fill="FFFFFF"/>
             <w:tcMar>
               <w:top w:w="72" w:type="dxa"/>
               <w:left w:w="72" w:type="dxa"/>
@@ -6602,120 +5772,11 @@
             <w:pPr>
               <w:spacing w:after="0"/>
               <w:jc w:val="center"/>
-            </w:pPr>
-          </w:p>
-        </w:tc>
-        <w:tc>
-          <w:tcPr>
-            <w:tcW w:w="374" w:type="dxa"/>
-            <w:shd w:val="clear" w:color="auto" w:fill="F8FAFC"/>
-            <w:tcMar>
-              <w:top w:w="72" w:type="dxa"/>
-              <w:left w:w="72" w:type="dxa"/>
-              <w:bottom w:w="72" w:type="dxa"/>
-              <w:right w:w="72" w:type="dxa"/>
-            </w:tcMar>
-            <w:vAlign w:val="center"/>
-          </w:tcPr>
-          <w:p>
-            <w:pPr>
-              <w:spacing w:after="0"/>
-              <w:jc w:val="center"/>
-            </w:pPr>
-          </w:p>
-        </w:tc>
-        <w:tc>
-          <w:tcPr>
-            <w:tcW w:w="374" w:type="dxa"/>
-            <w:shd w:val="clear" w:color="auto" w:fill="F8FAFC"/>
-            <w:tcMar>
-              <w:top w:w="72" w:type="dxa"/>
-              <w:left w:w="72" w:type="dxa"/>
-              <w:bottom w:w="72" w:type="dxa"/>
-              <w:right w:w="72" w:type="dxa"/>
-            </w:tcMar>
-            <w:vAlign w:val="center"/>
-          </w:tcPr>
-          <w:p>
-            <w:pPr>
-              <w:spacing w:after="0"/>
-              <w:jc w:val="center"/>
-            </w:pPr>
-          </w:p>
-        </w:tc>
-        <w:tc>
-          <w:tcPr>
-            <w:tcW w:w="374" w:type="dxa"/>
-            <w:shd w:val="clear" w:color="auto" w:fill="F8FAFC"/>
-            <w:tcMar>
-              <w:top w:w="72" w:type="dxa"/>
-              <w:left w:w="72" w:type="dxa"/>
-              <w:bottom w:w="72" w:type="dxa"/>
-              <w:right w:w="72" w:type="dxa"/>
-            </w:tcMar>
-            <w:vAlign w:val="center"/>
-          </w:tcPr>
-          <w:p>
-            <w:pPr>
-              <w:spacing w:after="0"/>
-              <w:jc w:val="center"/>
-            </w:pPr>
-          </w:p>
-        </w:tc>
-        <w:tc>
-          <w:tcPr>
-            <w:tcW w:w="374" w:type="dxa"/>
-            <w:shd w:val="clear" w:color="auto" w:fill="F8FAFC"/>
-            <w:tcMar>
-              <w:top w:w="72" w:type="dxa"/>
-              <w:left w:w="72" w:type="dxa"/>
-              <w:bottom w:w="72" w:type="dxa"/>
-              <w:right w:w="72" w:type="dxa"/>
-            </w:tcMar>
-            <w:vAlign w:val="center"/>
-          </w:tcPr>
-          <w:p>
-            <w:pPr>
-              <w:spacing w:after="0"/>
-              <w:jc w:val="center"/>
-            </w:pPr>
-          </w:p>
-        </w:tc>
-        <w:tc>
-          <w:tcPr>
-            <w:tcW w:w="374" w:type="dxa"/>
-            <w:shd w:val="clear" w:color="auto" w:fill="F8FAFC"/>
-            <w:tcMar>
-              <w:top w:w="72" w:type="dxa"/>
-              <w:left w:w="72" w:type="dxa"/>
-              <w:bottom w:w="72" w:type="dxa"/>
-              <w:right w:w="72" w:type="dxa"/>
-            </w:tcMar>
-            <w:vAlign w:val="center"/>
-          </w:tcPr>
-          <w:p>
-            <w:pPr>
-              <w:spacing w:after="0"/>
-              <w:jc w:val="center"/>
-            </w:pPr>
-          </w:p>
-        </w:tc>
-        <w:tc>
-          <w:tcPr>
-            <w:tcW w:w="374" w:type="dxa"/>
-            <w:shd w:val="clear" w:color="auto" w:fill="F8FAFC"/>
-            <w:tcMar>
-              <w:top w:w="72" w:type="dxa"/>
-              <w:left w:w="72" w:type="dxa"/>
-              <w:bottom w:w="72" w:type="dxa"/>
-              <w:right w:w="72" w:type="dxa"/>
-            </w:tcMar>
-            <w:vAlign w:val="center"/>
-          </w:tcPr>
-          <w:p>
-            <w:pPr>
-              <w:spacing w:after="0"/>
-              <w:jc w:val="center"/>
+              <w:rPr>
+                <w:rFonts w:asciiTheme="minorHAnsi" w:hAnsiTheme="minorHAnsi"/>
+                <w:sz w:val="17"/>
+                <w:szCs w:val="17"/>
+              </w:rPr>
             </w:pPr>
           </w:p>
         </w:tc>
@@ -6726,7 +5787,7 @@
         </w:trPr>
         <w:tc>
           <w:tcPr>
-            <w:tcW w:w="3384" w:type="dxa"/>
+            <w:tcW w:w="704" w:type="dxa"/>
             <w:shd w:val="clear" w:color="auto" w:fill="FFFFFF"/>
             <w:tcMar>
               <w:top w:w="72" w:type="dxa"/>
@@ -6740,68 +5801,19 @@
             <w:pPr>
               <w:spacing w:after="0"/>
             </w:pPr>
-            <w:proofErr w:type="spellStart"/>
             <w:r>
               <w:rPr>
                 <w:rFonts w:ascii="Calibri" w:hAnsi="Calibri"/>
                 <w:color w:val="111827"/>
                 <w:sz w:val="14"/>
               </w:rPr>
-              <w:t>test_indirect_recursive_list</w:t>
-            </w:r>
-            <w:proofErr w:type="spellEnd"/>
-            <w:r>
-              <w:rPr>
-                <w:rFonts w:ascii="Calibri" w:hAnsi="Calibri"/>
-                <w:color w:val="111827"/>
-                <w:sz w:val="14"/>
-              </w:rPr>
-              <w:t>_</w:t>
-            </w:r>
-            <w:r>
-              <w:br/>
-            </w:r>
-            <w:proofErr w:type="spellStart"/>
-            <w:r>
-              <w:rPr>
-                <w:rFonts w:ascii="Calibri" w:hAnsi="Calibri"/>
-                <w:color w:val="111827"/>
-                <w:sz w:val="14"/>
-              </w:rPr>
-              <w:t>roundtrip_preserves_</w:t>
-            </w:r>
-            <w:proofErr w:type="gramStart"/>
-            <w:r>
-              <w:rPr>
-                <w:rFonts w:ascii="Calibri" w:hAnsi="Calibri"/>
-                <w:color w:val="111827"/>
-                <w:sz w:val="14"/>
-              </w:rPr>
-              <w:t>cycle</w:t>
-            </w:r>
-            <w:proofErr w:type="spellEnd"/>
-            <w:r>
-              <w:rPr>
-                <w:rFonts w:ascii="Calibri" w:hAnsi="Calibri"/>
-                <w:color w:val="111827"/>
-                <w:sz w:val="14"/>
-              </w:rPr>
-              <w:t>(</w:t>
-            </w:r>
-            <w:proofErr w:type="gramEnd"/>
-            <w:r>
-              <w:rPr>
-                <w:rFonts w:ascii="Calibri" w:hAnsi="Calibri"/>
-                <w:color w:val="111827"/>
-                <w:sz w:val="14"/>
-              </w:rPr>
-              <w:t>)</w:t>
+              <w:t>TC7</w:t>
             </w:r>
           </w:p>
         </w:tc>
         <w:tc>
           <w:tcPr>
-            <w:tcW w:w="374" w:type="dxa"/>
+            <w:tcW w:w="709" w:type="dxa"/>
             <w:shd w:val="clear" w:color="auto" w:fill="FFFFFF"/>
             <w:tcMar>
               <w:top w:w="72" w:type="dxa"/>
@@ -6815,12 +5827,17 @@
             <w:pPr>
               <w:spacing w:after="0"/>
               <w:jc w:val="center"/>
+              <w:rPr>
+                <w:rFonts w:asciiTheme="minorHAnsi" w:hAnsiTheme="minorHAnsi"/>
+                <w:sz w:val="17"/>
+                <w:szCs w:val="17"/>
+              </w:rPr>
             </w:pPr>
           </w:p>
         </w:tc>
         <w:tc>
           <w:tcPr>
-            <w:tcW w:w="374" w:type="dxa"/>
+            <w:tcW w:w="709" w:type="dxa"/>
             <w:shd w:val="clear" w:color="auto" w:fill="FFFFFF"/>
             <w:tcMar>
               <w:top w:w="72" w:type="dxa"/>
@@ -6834,12 +5851,17 @@
             <w:pPr>
               <w:spacing w:after="0"/>
               <w:jc w:val="center"/>
+              <w:rPr>
+                <w:rFonts w:asciiTheme="minorHAnsi" w:hAnsiTheme="minorHAnsi"/>
+                <w:sz w:val="17"/>
+                <w:szCs w:val="17"/>
+              </w:rPr>
             </w:pPr>
           </w:p>
         </w:tc>
         <w:tc>
           <w:tcPr>
-            <w:tcW w:w="374" w:type="dxa"/>
+            <w:tcW w:w="708" w:type="dxa"/>
             <w:shd w:val="clear" w:color="auto" w:fill="FFFFFF"/>
             <w:tcMar>
               <w:top w:w="72" w:type="dxa"/>
@@ -6853,12 +5875,17 @@
             <w:pPr>
               <w:spacing w:after="0"/>
               <w:jc w:val="center"/>
+              <w:rPr>
+                <w:rFonts w:asciiTheme="minorHAnsi" w:hAnsiTheme="minorHAnsi"/>
+                <w:sz w:val="17"/>
+                <w:szCs w:val="17"/>
+              </w:rPr>
             </w:pPr>
           </w:p>
         </w:tc>
         <w:tc>
           <w:tcPr>
-            <w:tcW w:w="374" w:type="dxa"/>
+            <w:tcW w:w="709" w:type="dxa"/>
             <w:shd w:val="clear" w:color="auto" w:fill="FFFFFF"/>
             <w:tcMar>
               <w:top w:w="72" w:type="dxa"/>
@@ -6872,12 +5899,17 @@
             <w:pPr>
               <w:spacing w:after="0"/>
               <w:jc w:val="center"/>
+              <w:rPr>
+                <w:rFonts w:asciiTheme="minorHAnsi" w:hAnsiTheme="minorHAnsi"/>
+                <w:sz w:val="17"/>
+                <w:szCs w:val="17"/>
+              </w:rPr>
             </w:pPr>
           </w:p>
         </w:tc>
         <w:tc>
           <w:tcPr>
-            <w:tcW w:w="374" w:type="dxa"/>
+            <w:tcW w:w="709" w:type="dxa"/>
             <w:shd w:val="clear" w:color="auto" w:fill="FFFFFF"/>
             <w:tcMar>
               <w:top w:w="72" w:type="dxa"/>
@@ -6891,21 +5923,17 @@
             <w:pPr>
               <w:spacing w:after="0"/>
               <w:jc w:val="center"/>
+              <w:rPr>
+                <w:rFonts w:asciiTheme="minorHAnsi" w:hAnsiTheme="minorHAnsi"/>
+                <w:sz w:val="17"/>
+                <w:szCs w:val="17"/>
+              </w:rPr>
             </w:pPr>
-            <w:r>
-              <w:rPr>
-                <w:rFonts w:ascii="Calibri" w:hAnsi="Calibri"/>
-                <w:b/>
-                <w:color w:val="0F5132"/>
-                <w:sz w:val="17"/>
-              </w:rPr>
-              <w:t>✓</w:t>
-            </w:r>
           </w:p>
         </w:tc>
         <w:tc>
           <w:tcPr>
-            <w:tcW w:w="374" w:type="dxa"/>
+            <w:tcW w:w="709" w:type="dxa"/>
             <w:shd w:val="clear" w:color="auto" w:fill="FFFFFF"/>
             <w:tcMar>
               <w:top w:w="72" w:type="dxa"/>
@@ -6919,12 +5947,17 @@
             <w:pPr>
               <w:spacing w:after="0"/>
               <w:jc w:val="center"/>
+              <w:rPr>
+                <w:rFonts w:asciiTheme="minorHAnsi" w:hAnsiTheme="minorHAnsi"/>
+                <w:sz w:val="17"/>
+                <w:szCs w:val="17"/>
+              </w:rPr>
             </w:pPr>
           </w:p>
         </w:tc>
         <w:tc>
           <w:tcPr>
-            <w:tcW w:w="374" w:type="dxa"/>
+            <w:tcW w:w="708" w:type="dxa"/>
             <w:shd w:val="clear" w:color="auto" w:fill="FFFFFF"/>
             <w:tcMar>
               <w:top w:w="72" w:type="dxa"/>
@@ -6938,21 +5971,17 @@
             <w:pPr>
               <w:spacing w:after="0"/>
               <w:jc w:val="center"/>
+              <w:rPr>
+                <w:rFonts w:asciiTheme="minorHAnsi" w:hAnsiTheme="minorHAnsi"/>
+                <w:sz w:val="17"/>
+                <w:szCs w:val="17"/>
+              </w:rPr>
             </w:pPr>
-            <w:r>
-              <w:rPr>
-                <w:rFonts w:ascii="Calibri" w:hAnsi="Calibri"/>
-                <w:b/>
-                <w:color w:val="0F5132"/>
-                <w:sz w:val="17"/>
-              </w:rPr>
-              <w:t>✓</w:t>
-            </w:r>
           </w:p>
         </w:tc>
         <w:tc>
           <w:tcPr>
-            <w:tcW w:w="374" w:type="dxa"/>
+            <w:tcW w:w="709" w:type="dxa"/>
             <w:shd w:val="clear" w:color="auto" w:fill="FFFFFF"/>
             <w:tcMar>
               <w:top w:w="72" w:type="dxa"/>
@@ -6966,12 +5995,17 @@
             <w:pPr>
               <w:spacing w:after="0"/>
               <w:jc w:val="center"/>
+              <w:rPr>
+                <w:rFonts w:asciiTheme="minorHAnsi" w:hAnsiTheme="minorHAnsi"/>
+                <w:sz w:val="17"/>
+                <w:szCs w:val="17"/>
+              </w:rPr>
             </w:pPr>
           </w:p>
         </w:tc>
         <w:tc>
           <w:tcPr>
-            <w:tcW w:w="374" w:type="dxa"/>
+            <w:tcW w:w="709" w:type="dxa"/>
             <w:shd w:val="clear" w:color="auto" w:fill="FFFFFF"/>
             <w:tcMar>
               <w:top w:w="72" w:type="dxa"/>
@@ -6985,12 +6019,17 @@
             <w:pPr>
               <w:spacing w:after="0"/>
               <w:jc w:val="center"/>
+              <w:rPr>
+                <w:rFonts w:asciiTheme="minorHAnsi" w:hAnsiTheme="minorHAnsi"/>
+                <w:sz w:val="17"/>
+                <w:szCs w:val="17"/>
+              </w:rPr>
             </w:pPr>
           </w:p>
         </w:tc>
         <w:tc>
           <w:tcPr>
-            <w:tcW w:w="374" w:type="dxa"/>
+            <w:tcW w:w="567" w:type="dxa"/>
             <w:shd w:val="clear" w:color="auto" w:fill="FFFFFF"/>
             <w:tcMar>
               <w:top w:w="72" w:type="dxa"/>
@@ -7004,12 +6043,17 @@
             <w:pPr>
               <w:spacing w:after="0"/>
               <w:jc w:val="center"/>
+              <w:rPr>
+                <w:rFonts w:asciiTheme="minorHAnsi" w:hAnsiTheme="minorHAnsi"/>
+                <w:sz w:val="17"/>
+                <w:szCs w:val="17"/>
+              </w:rPr>
             </w:pPr>
           </w:p>
         </w:tc>
         <w:tc>
           <w:tcPr>
-            <w:tcW w:w="374" w:type="dxa"/>
+            <w:tcW w:w="709" w:type="dxa"/>
             <w:shd w:val="clear" w:color="auto" w:fill="FFFFFF"/>
             <w:tcMar>
               <w:top w:w="72" w:type="dxa"/>
@@ -7023,3320 +6067,13 @@
             <w:pPr>
               <w:spacing w:after="0"/>
               <w:jc w:val="center"/>
-            </w:pPr>
-          </w:p>
-        </w:tc>
-        <w:tc>
-          <w:tcPr>
-            <w:tcW w:w="374" w:type="dxa"/>
-            <w:shd w:val="clear" w:color="auto" w:fill="FFFFFF"/>
-            <w:tcMar>
-              <w:top w:w="72" w:type="dxa"/>
-              <w:left w:w="72" w:type="dxa"/>
-              <w:bottom w:w="72" w:type="dxa"/>
-              <w:right w:w="72" w:type="dxa"/>
-            </w:tcMar>
-            <w:vAlign w:val="center"/>
-          </w:tcPr>
-          <w:p>
-            <w:pPr>
-              <w:spacing w:after="0"/>
-              <w:jc w:val="center"/>
-            </w:pPr>
-          </w:p>
-        </w:tc>
-        <w:tc>
-          <w:tcPr>
-            <w:tcW w:w="374" w:type="dxa"/>
-            <w:shd w:val="clear" w:color="auto" w:fill="FFFFFF"/>
-            <w:tcMar>
-              <w:top w:w="72" w:type="dxa"/>
-              <w:left w:w="72" w:type="dxa"/>
-              <w:bottom w:w="72" w:type="dxa"/>
-              <w:right w:w="72" w:type="dxa"/>
-            </w:tcMar>
-            <w:vAlign w:val="center"/>
-          </w:tcPr>
-          <w:p>
-            <w:pPr>
-              <w:spacing w:after="0"/>
-              <w:jc w:val="center"/>
-            </w:pPr>
-          </w:p>
-        </w:tc>
-        <w:tc>
-          <w:tcPr>
-            <w:tcW w:w="374" w:type="dxa"/>
-            <w:shd w:val="clear" w:color="auto" w:fill="FFFFFF"/>
-            <w:tcMar>
-              <w:top w:w="72" w:type="dxa"/>
-              <w:left w:w="72" w:type="dxa"/>
-              <w:bottom w:w="72" w:type="dxa"/>
-              <w:right w:w="72" w:type="dxa"/>
-            </w:tcMar>
-            <w:vAlign w:val="center"/>
-          </w:tcPr>
-          <w:p>
-            <w:pPr>
-              <w:spacing w:after="0"/>
-              <w:jc w:val="center"/>
-            </w:pPr>
-          </w:p>
-        </w:tc>
-      </w:tr>
-      <w:tr>
-        <w:trPr>
-          <w:jc w:val="center"/>
-        </w:trPr>
-        <w:tc>
-          <w:tcPr>
-            <w:tcW w:w="3384" w:type="dxa"/>
-            <w:shd w:val="clear" w:color="auto" w:fill="F8FAFC"/>
-            <w:tcMar>
-              <w:top w:w="72" w:type="dxa"/>
-              <w:left w:w="72" w:type="dxa"/>
-              <w:bottom w:w="72" w:type="dxa"/>
-              <w:right w:w="72" w:type="dxa"/>
-            </w:tcMar>
-            <w:vAlign w:val="center"/>
-          </w:tcPr>
-          <w:p>
-            <w:pPr>
-              <w:spacing w:after="0"/>
-            </w:pPr>
-            <w:proofErr w:type="spellStart"/>
-            <w:r>
-              <w:rPr>
-                <w:rFonts w:ascii="Calibri" w:hAnsi="Calibri"/>
-                <w:color w:val="111827"/>
-                <w:sz w:val="14"/>
-              </w:rPr>
-              <w:t>test_shared_reference_roundtrip</w:t>
-            </w:r>
-            <w:proofErr w:type="spellEnd"/>
-            <w:r>
-              <w:rPr>
-                <w:rFonts w:ascii="Calibri" w:hAnsi="Calibri"/>
-                <w:color w:val="111827"/>
-                <w:sz w:val="14"/>
-              </w:rPr>
-              <w:t>_</w:t>
-            </w:r>
-            <w:r>
-              <w:br/>
-            </w:r>
-            <w:proofErr w:type="spellStart"/>
-            <w:r>
-              <w:rPr>
-                <w:rFonts w:ascii="Calibri" w:hAnsi="Calibri"/>
-                <w:color w:val="111827"/>
-                <w:sz w:val="14"/>
-              </w:rPr>
-              <w:t>preserves_</w:t>
-            </w:r>
-            <w:proofErr w:type="gramStart"/>
-            <w:r>
-              <w:rPr>
-                <w:rFonts w:ascii="Calibri" w:hAnsi="Calibri"/>
-                <w:color w:val="111827"/>
-                <w:sz w:val="14"/>
-              </w:rPr>
-              <w:t>aliasing</w:t>
-            </w:r>
-            <w:proofErr w:type="spellEnd"/>
-            <w:r>
-              <w:rPr>
-                <w:rFonts w:ascii="Calibri" w:hAnsi="Calibri"/>
-                <w:color w:val="111827"/>
-                <w:sz w:val="14"/>
-              </w:rPr>
-              <w:t>(</w:t>
-            </w:r>
-            <w:proofErr w:type="gramEnd"/>
-            <w:r>
-              <w:rPr>
-                <w:rFonts w:ascii="Calibri" w:hAnsi="Calibri"/>
-                <w:color w:val="111827"/>
-                <w:sz w:val="14"/>
-              </w:rPr>
-              <w:t>)</w:t>
-            </w:r>
-          </w:p>
-        </w:tc>
-        <w:tc>
-          <w:tcPr>
-            <w:tcW w:w="374" w:type="dxa"/>
-            <w:shd w:val="clear" w:color="auto" w:fill="F8FAFC"/>
-            <w:tcMar>
-              <w:top w:w="72" w:type="dxa"/>
-              <w:left w:w="72" w:type="dxa"/>
-              <w:bottom w:w="72" w:type="dxa"/>
-              <w:right w:w="72" w:type="dxa"/>
-            </w:tcMar>
-            <w:vAlign w:val="center"/>
-          </w:tcPr>
-          <w:p>
-            <w:pPr>
-              <w:spacing w:after="0"/>
-              <w:jc w:val="center"/>
-            </w:pPr>
-          </w:p>
-        </w:tc>
-        <w:tc>
-          <w:tcPr>
-            <w:tcW w:w="374" w:type="dxa"/>
-            <w:shd w:val="clear" w:color="auto" w:fill="F8FAFC"/>
-            <w:tcMar>
-              <w:top w:w="72" w:type="dxa"/>
-              <w:left w:w="72" w:type="dxa"/>
-              <w:bottom w:w="72" w:type="dxa"/>
-              <w:right w:w="72" w:type="dxa"/>
-            </w:tcMar>
-            <w:vAlign w:val="center"/>
-          </w:tcPr>
-          <w:p>
-            <w:pPr>
-              <w:spacing w:after="0"/>
-              <w:jc w:val="center"/>
-            </w:pPr>
-          </w:p>
-        </w:tc>
-        <w:tc>
-          <w:tcPr>
-            <w:tcW w:w="374" w:type="dxa"/>
-            <w:shd w:val="clear" w:color="auto" w:fill="F8FAFC"/>
-            <w:tcMar>
-              <w:top w:w="72" w:type="dxa"/>
-              <w:left w:w="72" w:type="dxa"/>
-              <w:bottom w:w="72" w:type="dxa"/>
-              <w:right w:w="72" w:type="dxa"/>
-            </w:tcMar>
-            <w:vAlign w:val="center"/>
-          </w:tcPr>
-          <w:p>
-            <w:pPr>
-              <w:spacing w:after="0"/>
-              <w:jc w:val="center"/>
-            </w:pPr>
-          </w:p>
-        </w:tc>
-        <w:tc>
-          <w:tcPr>
-            <w:tcW w:w="374" w:type="dxa"/>
-            <w:shd w:val="clear" w:color="auto" w:fill="F8FAFC"/>
-            <w:tcMar>
-              <w:top w:w="72" w:type="dxa"/>
-              <w:left w:w="72" w:type="dxa"/>
-              <w:bottom w:w="72" w:type="dxa"/>
-              <w:right w:w="72" w:type="dxa"/>
-            </w:tcMar>
-            <w:vAlign w:val="center"/>
-          </w:tcPr>
-          <w:p>
-            <w:pPr>
-              <w:spacing w:after="0"/>
-              <w:jc w:val="center"/>
-            </w:pPr>
-          </w:p>
-        </w:tc>
-        <w:tc>
-          <w:tcPr>
-            <w:tcW w:w="374" w:type="dxa"/>
-            <w:shd w:val="clear" w:color="auto" w:fill="F8FAFC"/>
-            <w:tcMar>
-              <w:top w:w="72" w:type="dxa"/>
-              <w:left w:w="72" w:type="dxa"/>
-              <w:bottom w:w="72" w:type="dxa"/>
-              <w:right w:w="72" w:type="dxa"/>
-            </w:tcMar>
-            <w:vAlign w:val="center"/>
-          </w:tcPr>
-          <w:p>
-            <w:pPr>
-              <w:spacing w:after="0"/>
-              <w:jc w:val="center"/>
+              <w:rPr>
+                <w:rFonts w:asciiTheme="minorHAnsi" w:hAnsiTheme="minorHAnsi"/>
+                <w:sz w:val="17"/>
+                <w:szCs w:val="17"/>
+              </w:rPr>
             </w:pPr>
             <w:r>
-              <w:rPr>
-                <w:rFonts w:ascii="Calibri" w:hAnsi="Calibri"/>
-                <w:b/>
-                <w:color w:val="0F5132"/>
-                <w:sz w:val="17"/>
-              </w:rPr>
-              <w:t>✓</w:t>
-            </w:r>
-          </w:p>
-        </w:tc>
-        <w:tc>
-          <w:tcPr>
-            <w:tcW w:w="374" w:type="dxa"/>
-            <w:shd w:val="clear" w:color="auto" w:fill="F8FAFC"/>
-            <w:tcMar>
-              <w:top w:w="72" w:type="dxa"/>
-              <w:left w:w="72" w:type="dxa"/>
-              <w:bottom w:w="72" w:type="dxa"/>
-              <w:right w:w="72" w:type="dxa"/>
-            </w:tcMar>
-            <w:vAlign w:val="center"/>
-          </w:tcPr>
-          <w:p>
-            <w:pPr>
-              <w:spacing w:after="0"/>
-              <w:jc w:val="center"/>
-            </w:pPr>
-          </w:p>
-        </w:tc>
-        <w:tc>
-          <w:tcPr>
-            <w:tcW w:w="374" w:type="dxa"/>
-            <w:shd w:val="clear" w:color="auto" w:fill="F8FAFC"/>
-            <w:tcMar>
-              <w:top w:w="72" w:type="dxa"/>
-              <w:left w:w="72" w:type="dxa"/>
-              <w:bottom w:w="72" w:type="dxa"/>
-              <w:right w:w="72" w:type="dxa"/>
-            </w:tcMar>
-            <w:vAlign w:val="center"/>
-          </w:tcPr>
-          <w:p>
-            <w:pPr>
-              <w:spacing w:after="0"/>
-              <w:jc w:val="center"/>
-            </w:pPr>
-            <w:r>
-              <w:rPr>
-                <w:rFonts w:ascii="Calibri" w:hAnsi="Calibri"/>
-                <w:b/>
-                <w:color w:val="0F5132"/>
-                <w:sz w:val="17"/>
-              </w:rPr>
-              <w:t>✓</w:t>
-            </w:r>
-          </w:p>
-        </w:tc>
-        <w:tc>
-          <w:tcPr>
-            <w:tcW w:w="374" w:type="dxa"/>
-            <w:shd w:val="clear" w:color="auto" w:fill="F8FAFC"/>
-            <w:tcMar>
-              <w:top w:w="72" w:type="dxa"/>
-              <w:left w:w="72" w:type="dxa"/>
-              <w:bottom w:w="72" w:type="dxa"/>
-              <w:right w:w="72" w:type="dxa"/>
-            </w:tcMar>
-            <w:vAlign w:val="center"/>
-          </w:tcPr>
-          <w:p>
-            <w:pPr>
-              <w:spacing w:after="0"/>
-              <w:jc w:val="center"/>
-            </w:pPr>
-          </w:p>
-        </w:tc>
-        <w:tc>
-          <w:tcPr>
-            <w:tcW w:w="374" w:type="dxa"/>
-            <w:shd w:val="clear" w:color="auto" w:fill="F8FAFC"/>
-            <w:tcMar>
-              <w:top w:w="72" w:type="dxa"/>
-              <w:left w:w="72" w:type="dxa"/>
-              <w:bottom w:w="72" w:type="dxa"/>
-              <w:right w:w="72" w:type="dxa"/>
-            </w:tcMar>
-            <w:vAlign w:val="center"/>
-          </w:tcPr>
-          <w:p>
-            <w:pPr>
-              <w:spacing w:after="0"/>
-              <w:jc w:val="center"/>
-            </w:pPr>
-          </w:p>
-        </w:tc>
-        <w:tc>
-          <w:tcPr>
-            <w:tcW w:w="374" w:type="dxa"/>
-            <w:shd w:val="clear" w:color="auto" w:fill="F8FAFC"/>
-            <w:tcMar>
-              <w:top w:w="72" w:type="dxa"/>
-              <w:left w:w="72" w:type="dxa"/>
-              <w:bottom w:w="72" w:type="dxa"/>
-              <w:right w:w="72" w:type="dxa"/>
-            </w:tcMar>
-            <w:vAlign w:val="center"/>
-          </w:tcPr>
-          <w:p>
-            <w:pPr>
-              <w:spacing w:after="0"/>
-              <w:jc w:val="center"/>
-            </w:pPr>
-          </w:p>
-        </w:tc>
-        <w:tc>
-          <w:tcPr>
-            <w:tcW w:w="374" w:type="dxa"/>
-            <w:shd w:val="clear" w:color="auto" w:fill="F8FAFC"/>
-            <w:tcMar>
-              <w:top w:w="72" w:type="dxa"/>
-              <w:left w:w="72" w:type="dxa"/>
-              <w:bottom w:w="72" w:type="dxa"/>
-              <w:right w:w="72" w:type="dxa"/>
-            </w:tcMar>
-            <w:vAlign w:val="center"/>
-          </w:tcPr>
-          <w:p>
-            <w:pPr>
-              <w:spacing w:after="0"/>
-              <w:jc w:val="center"/>
-            </w:pPr>
-          </w:p>
-        </w:tc>
-        <w:tc>
-          <w:tcPr>
-            <w:tcW w:w="374" w:type="dxa"/>
-            <w:shd w:val="clear" w:color="auto" w:fill="F8FAFC"/>
-            <w:tcMar>
-              <w:top w:w="72" w:type="dxa"/>
-              <w:left w:w="72" w:type="dxa"/>
-              <w:bottom w:w="72" w:type="dxa"/>
-              <w:right w:w="72" w:type="dxa"/>
-            </w:tcMar>
-            <w:vAlign w:val="center"/>
-          </w:tcPr>
-          <w:p>
-            <w:pPr>
-              <w:spacing w:after="0"/>
-              <w:jc w:val="center"/>
-            </w:pPr>
-          </w:p>
-        </w:tc>
-        <w:tc>
-          <w:tcPr>
-            <w:tcW w:w="374" w:type="dxa"/>
-            <w:shd w:val="clear" w:color="auto" w:fill="F8FAFC"/>
-            <w:tcMar>
-              <w:top w:w="72" w:type="dxa"/>
-              <w:left w:w="72" w:type="dxa"/>
-              <w:bottom w:w="72" w:type="dxa"/>
-              <w:right w:w="72" w:type="dxa"/>
-            </w:tcMar>
-            <w:vAlign w:val="center"/>
-          </w:tcPr>
-          <w:p>
-            <w:pPr>
-              <w:spacing w:after="0"/>
-              <w:jc w:val="center"/>
-            </w:pPr>
-          </w:p>
-        </w:tc>
-        <w:tc>
-          <w:tcPr>
-            <w:tcW w:w="374" w:type="dxa"/>
-            <w:shd w:val="clear" w:color="auto" w:fill="F8FAFC"/>
-            <w:tcMar>
-              <w:top w:w="72" w:type="dxa"/>
-              <w:left w:w="72" w:type="dxa"/>
-              <w:bottom w:w="72" w:type="dxa"/>
-              <w:right w:w="72" w:type="dxa"/>
-            </w:tcMar>
-            <w:vAlign w:val="center"/>
-          </w:tcPr>
-          <w:p>
-            <w:pPr>
-              <w:spacing w:after="0"/>
-              <w:jc w:val="center"/>
-            </w:pPr>
-          </w:p>
-        </w:tc>
-      </w:tr>
-      <w:tr>
-        <w:trPr>
-          <w:jc w:val="center"/>
-        </w:trPr>
-        <w:tc>
-          <w:tcPr>
-            <w:tcW w:w="3384" w:type="dxa"/>
-            <w:shd w:val="clear" w:color="auto" w:fill="FFFFFF"/>
-            <w:tcMar>
-              <w:top w:w="72" w:type="dxa"/>
-              <w:left w:w="72" w:type="dxa"/>
-              <w:bottom w:w="72" w:type="dxa"/>
-              <w:right w:w="72" w:type="dxa"/>
-            </w:tcMar>
-            <w:vAlign w:val="center"/>
-          </w:tcPr>
-          <w:p>
-            <w:pPr>
-              <w:spacing w:after="0"/>
-            </w:pPr>
-            <w:proofErr w:type="spellStart"/>
-            <w:r>
-              <w:rPr>
-                <w:rFonts w:ascii="Calibri" w:hAnsi="Calibri"/>
-                <w:color w:val="111827"/>
-                <w:sz w:val="14"/>
-              </w:rPr>
-              <w:t>test_equivalent_handles_cycles</w:t>
-            </w:r>
-            <w:proofErr w:type="spellEnd"/>
-            <w:r>
-              <w:rPr>
-                <w:rFonts w:ascii="Calibri" w:hAnsi="Calibri"/>
-                <w:color w:val="111827"/>
-                <w:sz w:val="14"/>
-              </w:rPr>
-              <w:t>_</w:t>
-            </w:r>
-            <w:r>
-              <w:br/>
-            </w:r>
-            <w:proofErr w:type="spellStart"/>
-            <w:r>
-              <w:rPr>
-                <w:rFonts w:ascii="Calibri" w:hAnsi="Calibri"/>
-                <w:color w:val="111827"/>
-                <w:sz w:val="14"/>
-              </w:rPr>
-              <w:t>without_infinite_</w:t>
-            </w:r>
-            <w:proofErr w:type="gramStart"/>
-            <w:r>
-              <w:rPr>
-                <w:rFonts w:ascii="Calibri" w:hAnsi="Calibri"/>
-                <w:color w:val="111827"/>
-                <w:sz w:val="14"/>
-              </w:rPr>
-              <w:t>recursion</w:t>
-            </w:r>
-            <w:proofErr w:type="spellEnd"/>
-            <w:r>
-              <w:rPr>
-                <w:rFonts w:ascii="Calibri" w:hAnsi="Calibri"/>
-                <w:color w:val="111827"/>
-                <w:sz w:val="14"/>
-              </w:rPr>
-              <w:t>(</w:t>
-            </w:r>
-            <w:proofErr w:type="gramEnd"/>
-            <w:r>
-              <w:rPr>
-                <w:rFonts w:ascii="Calibri" w:hAnsi="Calibri"/>
-                <w:color w:val="111827"/>
-                <w:sz w:val="14"/>
-              </w:rPr>
-              <w:t>)</w:t>
-            </w:r>
-          </w:p>
-        </w:tc>
-        <w:tc>
-          <w:tcPr>
-            <w:tcW w:w="374" w:type="dxa"/>
-            <w:shd w:val="clear" w:color="auto" w:fill="FFFFFF"/>
-            <w:tcMar>
-              <w:top w:w="72" w:type="dxa"/>
-              <w:left w:w="72" w:type="dxa"/>
-              <w:bottom w:w="72" w:type="dxa"/>
-              <w:right w:w="72" w:type="dxa"/>
-            </w:tcMar>
-            <w:vAlign w:val="center"/>
-          </w:tcPr>
-          <w:p>
-            <w:pPr>
-              <w:spacing w:after="0"/>
-              <w:jc w:val="center"/>
-            </w:pPr>
-          </w:p>
-        </w:tc>
-        <w:tc>
-          <w:tcPr>
-            <w:tcW w:w="374" w:type="dxa"/>
-            <w:shd w:val="clear" w:color="auto" w:fill="FFFFFF"/>
-            <w:tcMar>
-              <w:top w:w="72" w:type="dxa"/>
-              <w:left w:w="72" w:type="dxa"/>
-              <w:bottom w:w="72" w:type="dxa"/>
-              <w:right w:w="72" w:type="dxa"/>
-            </w:tcMar>
-            <w:vAlign w:val="center"/>
-          </w:tcPr>
-          <w:p>
-            <w:pPr>
-              <w:spacing w:after="0"/>
-              <w:jc w:val="center"/>
-            </w:pPr>
-          </w:p>
-        </w:tc>
-        <w:tc>
-          <w:tcPr>
-            <w:tcW w:w="374" w:type="dxa"/>
-            <w:shd w:val="clear" w:color="auto" w:fill="FFFFFF"/>
-            <w:tcMar>
-              <w:top w:w="72" w:type="dxa"/>
-              <w:left w:w="72" w:type="dxa"/>
-              <w:bottom w:w="72" w:type="dxa"/>
-              <w:right w:w="72" w:type="dxa"/>
-            </w:tcMar>
-            <w:vAlign w:val="center"/>
-          </w:tcPr>
-          <w:p>
-            <w:pPr>
-              <w:spacing w:after="0"/>
-              <w:jc w:val="center"/>
-            </w:pPr>
-          </w:p>
-        </w:tc>
-        <w:tc>
-          <w:tcPr>
-            <w:tcW w:w="374" w:type="dxa"/>
-            <w:shd w:val="clear" w:color="auto" w:fill="FFFFFF"/>
-            <w:tcMar>
-              <w:top w:w="72" w:type="dxa"/>
-              <w:left w:w="72" w:type="dxa"/>
-              <w:bottom w:w="72" w:type="dxa"/>
-              <w:right w:w="72" w:type="dxa"/>
-            </w:tcMar>
-            <w:vAlign w:val="center"/>
-          </w:tcPr>
-          <w:p>
-            <w:pPr>
-              <w:spacing w:after="0"/>
-              <w:jc w:val="center"/>
-            </w:pPr>
-          </w:p>
-        </w:tc>
-        <w:tc>
-          <w:tcPr>
-            <w:tcW w:w="374" w:type="dxa"/>
-            <w:shd w:val="clear" w:color="auto" w:fill="FFFFFF"/>
-            <w:tcMar>
-              <w:top w:w="72" w:type="dxa"/>
-              <w:left w:w="72" w:type="dxa"/>
-              <w:bottom w:w="72" w:type="dxa"/>
-              <w:right w:w="72" w:type="dxa"/>
-            </w:tcMar>
-            <w:vAlign w:val="center"/>
-          </w:tcPr>
-          <w:p>
-            <w:pPr>
-              <w:spacing w:after="0"/>
-              <w:jc w:val="center"/>
-            </w:pPr>
-            <w:r>
-              <w:rPr>
-                <w:rFonts w:ascii="Calibri" w:hAnsi="Calibri"/>
-                <w:b/>
-                <w:color w:val="0F5132"/>
-                <w:sz w:val="17"/>
-              </w:rPr>
-              <w:t>✓</w:t>
-            </w:r>
-          </w:p>
-        </w:tc>
-        <w:tc>
-          <w:tcPr>
-            <w:tcW w:w="374" w:type="dxa"/>
-            <w:shd w:val="clear" w:color="auto" w:fill="FFFFFF"/>
-            <w:tcMar>
-              <w:top w:w="72" w:type="dxa"/>
-              <w:left w:w="72" w:type="dxa"/>
-              <w:bottom w:w="72" w:type="dxa"/>
-              <w:right w:w="72" w:type="dxa"/>
-            </w:tcMar>
-            <w:vAlign w:val="center"/>
-          </w:tcPr>
-          <w:p>
-            <w:pPr>
-              <w:spacing w:after="0"/>
-              <w:jc w:val="center"/>
-            </w:pPr>
-          </w:p>
-        </w:tc>
-        <w:tc>
-          <w:tcPr>
-            <w:tcW w:w="374" w:type="dxa"/>
-            <w:shd w:val="clear" w:color="auto" w:fill="FFFFFF"/>
-            <w:tcMar>
-              <w:top w:w="72" w:type="dxa"/>
-              <w:left w:w="72" w:type="dxa"/>
-              <w:bottom w:w="72" w:type="dxa"/>
-              <w:right w:w="72" w:type="dxa"/>
-            </w:tcMar>
-            <w:vAlign w:val="center"/>
-          </w:tcPr>
-          <w:p>
-            <w:pPr>
-              <w:spacing w:after="0"/>
-              <w:jc w:val="center"/>
-            </w:pPr>
-          </w:p>
-        </w:tc>
-        <w:tc>
-          <w:tcPr>
-            <w:tcW w:w="374" w:type="dxa"/>
-            <w:shd w:val="clear" w:color="auto" w:fill="FFFFFF"/>
-            <w:tcMar>
-              <w:top w:w="72" w:type="dxa"/>
-              <w:left w:w="72" w:type="dxa"/>
-              <w:bottom w:w="72" w:type="dxa"/>
-              <w:right w:w="72" w:type="dxa"/>
-            </w:tcMar>
-            <w:vAlign w:val="center"/>
-          </w:tcPr>
-          <w:p>
-            <w:pPr>
-              <w:spacing w:after="0"/>
-              <w:jc w:val="center"/>
-            </w:pPr>
-          </w:p>
-        </w:tc>
-        <w:tc>
-          <w:tcPr>
-            <w:tcW w:w="374" w:type="dxa"/>
-            <w:shd w:val="clear" w:color="auto" w:fill="FFFFFF"/>
-            <w:tcMar>
-              <w:top w:w="72" w:type="dxa"/>
-              <w:left w:w="72" w:type="dxa"/>
-              <w:bottom w:w="72" w:type="dxa"/>
-              <w:right w:w="72" w:type="dxa"/>
-            </w:tcMar>
-            <w:vAlign w:val="center"/>
-          </w:tcPr>
-          <w:p>
-            <w:pPr>
-              <w:spacing w:after="0"/>
-              <w:jc w:val="center"/>
-            </w:pPr>
-          </w:p>
-        </w:tc>
-        <w:tc>
-          <w:tcPr>
-            <w:tcW w:w="374" w:type="dxa"/>
-            <w:shd w:val="clear" w:color="auto" w:fill="FFFFFF"/>
-            <w:tcMar>
-              <w:top w:w="72" w:type="dxa"/>
-              <w:left w:w="72" w:type="dxa"/>
-              <w:bottom w:w="72" w:type="dxa"/>
-              <w:right w:w="72" w:type="dxa"/>
-            </w:tcMar>
-            <w:vAlign w:val="center"/>
-          </w:tcPr>
-          <w:p>
-            <w:pPr>
-              <w:spacing w:after="0"/>
-              <w:jc w:val="center"/>
-            </w:pPr>
-          </w:p>
-        </w:tc>
-        <w:tc>
-          <w:tcPr>
-            <w:tcW w:w="374" w:type="dxa"/>
-            <w:shd w:val="clear" w:color="auto" w:fill="FFFFFF"/>
-            <w:tcMar>
-              <w:top w:w="72" w:type="dxa"/>
-              <w:left w:w="72" w:type="dxa"/>
-              <w:bottom w:w="72" w:type="dxa"/>
-              <w:right w:w="72" w:type="dxa"/>
-            </w:tcMar>
-            <w:vAlign w:val="center"/>
-          </w:tcPr>
-          <w:p>
-            <w:pPr>
-              <w:spacing w:after="0"/>
-              <w:jc w:val="center"/>
-            </w:pPr>
-          </w:p>
-        </w:tc>
-        <w:tc>
-          <w:tcPr>
-            <w:tcW w:w="374" w:type="dxa"/>
-            <w:shd w:val="clear" w:color="auto" w:fill="FFFFFF"/>
-            <w:tcMar>
-              <w:top w:w="72" w:type="dxa"/>
-              <w:left w:w="72" w:type="dxa"/>
-              <w:bottom w:w="72" w:type="dxa"/>
-              <w:right w:w="72" w:type="dxa"/>
-            </w:tcMar>
-            <w:vAlign w:val="center"/>
-          </w:tcPr>
-          <w:p>
-            <w:pPr>
-              <w:spacing w:after="0"/>
-              <w:jc w:val="center"/>
-            </w:pPr>
-          </w:p>
-        </w:tc>
-        <w:tc>
-          <w:tcPr>
-            <w:tcW w:w="374" w:type="dxa"/>
-            <w:shd w:val="clear" w:color="auto" w:fill="FFFFFF"/>
-            <w:tcMar>
-              <w:top w:w="72" w:type="dxa"/>
-              <w:left w:w="72" w:type="dxa"/>
-              <w:bottom w:w="72" w:type="dxa"/>
-              <w:right w:w="72" w:type="dxa"/>
-            </w:tcMar>
-            <w:vAlign w:val="center"/>
-          </w:tcPr>
-          <w:p>
-            <w:pPr>
-              <w:spacing w:after="0"/>
-              <w:jc w:val="center"/>
-            </w:pPr>
-          </w:p>
-        </w:tc>
-        <w:tc>
-          <w:tcPr>
-            <w:tcW w:w="374" w:type="dxa"/>
-            <w:shd w:val="clear" w:color="auto" w:fill="FFFFFF"/>
-            <w:tcMar>
-              <w:top w:w="72" w:type="dxa"/>
-              <w:left w:w="72" w:type="dxa"/>
-              <w:bottom w:w="72" w:type="dxa"/>
-              <w:right w:w="72" w:type="dxa"/>
-            </w:tcMar>
-            <w:vAlign w:val="center"/>
-          </w:tcPr>
-          <w:p>
-            <w:pPr>
-              <w:spacing w:after="0"/>
-              <w:jc w:val="center"/>
-            </w:pPr>
-          </w:p>
-        </w:tc>
-      </w:tr>
-      <w:tr>
-        <w:trPr>
-          <w:jc w:val="center"/>
-        </w:trPr>
-        <w:tc>
-          <w:tcPr>
-            <w:tcW w:w="3384" w:type="dxa"/>
-            <w:shd w:val="clear" w:color="auto" w:fill="F8FAFC"/>
-            <w:tcMar>
-              <w:top w:w="72" w:type="dxa"/>
-              <w:left w:w="72" w:type="dxa"/>
-              <w:bottom w:w="72" w:type="dxa"/>
-              <w:right w:w="72" w:type="dxa"/>
-            </w:tcMar>
-            <w:vAlign w:val="center"/>
-          </w:tcPr>
-          <w:p>
-            <w:pPr>
-              <w:spacing w:after="0"/>
-            </w:pPr>
-            <w:proofErr w:type="spellStart"/>
-            <w:r>
-              <w:rPr>
-                <w:rFonts w:ascii="Calibri" w:hAnsi="Calibri"/>
-                <w:color w:val="111827"/>
-                <w:sz w:val="14"/>
-              </w:rPr>
-              <w:t>test_unsupported_objects_raise</w:t>
-            </w:r>
-            <w:proofErr w:type="spellEnd"/>
-            <w:r>
-              <w:rPr>
-                <w:rFonts w:ascii="Calibri" w:hAnsi="Calibri"/>
-                <w:color w:val="111827"/>
-                <w:sz w:val="14"/>
-              </w:rPr>
-              <w:t>_</w:t>
-            </w:r>
-            <w:r>
-              <w:br/>
-            </w:r>
-            <w:proofErr w:type="spellStart"/>
-            <w:r>
-              <w:rPr>
-                <w:rFonts w:ascii="Calibri" w:hAnsi="Calibri"/>
-                <w:color w:val="111827"/>
-                <w:sz w:val="14"/>
-              </w:rPr>
-              <w:t>reasonable_</w:t>
-            </w:r>
-            <w:proofErr w:type="gramStart"/>
-            <w:r>
-              <w:rPr>
-                <w:rFonts w:ascii="Calibri" w:hAnsi="Calibri"/>
-                <w:color w:val="111827"/>
-                <w:sz w:val="14"/>
-              </w:rPr>
-              <w:t>exceptions</w:t>
-            </w:r>
-            <w:proofErr w:type="spellEnd"/>
-            <w:r>
-              <w:rPr>
-                <w:rFonts w:ascii="Calibri" w:hAnsi="Calibri"/>
-                <w:color w:val="111827"/>
-                <w:sz w:val="14"/>
-              </w:rPr>
-              <w:t>(</w:t>
-            </w:r>
-            <w:proofErr w:type="gramEnd"/>
-            <w:r>
-              <w:rPr>
-                <w:rFonts w:ascii="Calibri" w:hAnsi="Calibri"/>
-                <w:color w:val="111827"/>
-                <w:sz w:val="14"/>
-              </w:rPr>
-              <w:t>)</w:t>
-            </w:r>
-          </w:p>
-        </w:tc>
-        <w:tc>
-          <w:tcPr>
-            <w:tcW w:w="374" w:type="dxa"/>
-            <w:shd w:val="clear" w:color="auto" w:fill="F8FAFC"/>
-            <w:tcMar>
-              <w:top w:w="72" w:type="dxa"/>
-              <w:left w:w="72" w:type="dxa"/>
-              <w:bottom w:w="72" w:type="dxa"/>
-              <w:right w:w="72" w:type="dxa"/>
-            </w:tcMar>
-            <w:vAlign w:val="center"/>
-          </w:tcPr>
-          <w:p>
-            <w:pPr>
-              <w:spacing w:after="0"/>
-              <w:jc w:val="center"/>
-            </w:pPr>
-          </w:p>
-        </w:tc>
-        <w:tc>
-          <w:tcPr>
-            <w:tcW w:w="374" w:type="dxa"/>
-            <w:shd w:val="clear" w:color="auto" w:fill="F8FAFC"/>
-            <w:tcMar>
-              <w:top w:w="72" w:type="dxa"/>
-              <w:left w:w="72" w:type="dxa"/>
-              <w:bottom w:w="72" w:type="dxa"/>
-              <w:right w:w="72" w:type="dxa"/>
-            </w:tcMar>
-            <w:vAlign w:val="center"/>
-          </w:tcPr>
-          <w:p>
-            <w:pPr>
-              <w:spacing w:after="0"/>
-              <w:jc w:val="center"/>
-            </w:pPr>
-          </w:p>
-        </w:tc>
-        <w:tc>
-          <w:tcPr>
-            <w:tcW w:w="374" w:type="dxa"/>
-            <w:shd w:val="clear" w:color="auto" w:fill="F8FAFC"/>
-            <w:tcMar>
-              <w:top w:w="72" w:type="dxa"/>
-              <w:left w:w="72" w:type="dxa"/>
-              <w:bottom w:w="72" w:type="dxa"/>
-              <w:right w:w="72" w:type="dxa"/>
-            </w:tcMar>
-            <w:vAlign w:val="center"/>
-          </w:tcPr>
-          <w:p>
-            <w:pPr>
-              <w:spacing w:after="0"/>
-              <w:jc w:val="center"/>
-            </w:pPr>
-          </w:p>
-        </w:tc>
-        <w:tc>
-          <w:tcPr>
-            <w:tcW w:w="374" w:type="dxa"/>
-            <w:shd w:val="clear" w:color="auto" w:fill="F8FAFC"/>
-            <w:tcMar>
-              <w:top w:w="72" w:type="dxa"/>
-              <w:left w:w="72" w:type="dxa"/>
-              <w:bottom w:w="72" w:type="dxa"/>
-              <w:right w:w="72" w:type="dxa"/>
-            </w:tcMar>
-            <w:vAlign w:val="center"/>
-          </w:tcPr>
-          <w:p>
-            <w:pPr>
-              <w:spacing w:after="0"/>
-              <w:jc w:val="center"/>
-            </w:pPr>
-          </w:p>
-        </w:tc>
-        <w:tc>
-          <w:tcPr>
-            <w:tcW w:w="374" w:type="dxa"/>
-            <w:shd w:val="clear" w:color="auto" w:fill="F8FAFC"/>
-            <w:tcMar>
-              <w:top w:w="72" w:type="dxa"/>
-              <w:left w:w="72" w:type="dxa"/>
-              <w:bottom w:w="72" w:type="dxa"/>
-              <w:right w:w="72" w:type="dxa"/>
-            </w:tcMar>
-            <w:vAlign w:val="center"/>
-          </w:tcPr>
-          <w:p>
-            <w:pPr>
-              <w:spacing w:after="0"/>
-              <w:jc w:val="center"/>
-            </w:pPr>
-          </w:p>
-        </w:tc>
-        <w:tc>
-          <w:tcPr>
-            <w:tcW w:w="374" w:type="dxa"/>
-            <w:shd w:val="clear" w:color="auto" w:fill="F8FAFC"/>
-            <w:tcMar>
-              <w:top w:w="72" w:type="dxa"/>
-              <w:left w:w="72" w:type="dxa"/>
-              <w:bottom w:w="72" w:type="dxa"/>
-              <w:right w:w="72" w:type="dxa"/>
-            </w:tcMar>
-            <w:vAlign w:val="center"/>
-          </w:tcPr>
-          <w:p>
-            <w:pPr>
-              <w:spacing w:after="0"/>
-              <w:jc w:val="center"/>
-            </w:pPr>
-          </w:p>
-        </w:tc>
-        <w:tc>
-          <w:tcPr>
-            <w:tcW w:w="374" w:type="dxa"/>
-            <w:shd w:val="clear" w:color="auto" w:fill="F8FAFC"/>
-            <w:tcMar>
-              <w:top w:w="72" w:type="dxa"/>
-              <w:left w:w="72" w:type="dxa"/>
-              <w:bottom w:w="72" w:type="dxa"/>
-              <w:right w:w="72" w:type="dxa"/>
-            </w:tcMar>
-            <w:vAlign w:val="center"/>
-          </w:tcPr>
-          <w:p>
-            <w:pPr>
-              <w:spacing w:after="0"/>
-              <w:jc w:val="center"/>
-            </w:pPr>
-          </w:p>
-        </w:tc>
-        <w:tc>
-          <w:tcPr>
-            <w:tcW w:w="374" w:type="dxa"/>
-            <w:shd w:val="clear" w:color="auto" w:fill="F8FAFC"/>
-            <w:tcMar>
-              <w:top w:w="72" w:type="dxa"/>
-              <w:left w:w="72" w:type="dxa"/>
-              <w:bottom w:w="72" w:type="dxa"/>
-              <w:right w:w="72" w:type="dxa"/>
-            </w:tcMar>
-            <w:vAlign w:val="center"/>
-          </w:tcPr>
-          <w:p>
-            <w:pPr>
-              <w:spacing w:after="0"/>
-              <w:jc w:val="center"/>
-            </w:pPr>
-          </w:p>
-        </w:tc>
-        <w:tc>
-          <w:tcPr>
-            <w:tcW w:w="374" w:type="dxa"/>
-            <w:shd w:val="clear" w:color="auto" w:fill="F8FAFC"/>
-            <w:tcMar>
-              <w:top w:w="72" w:type="dxa"/>
-              <w:left w:w="72" w:type="dxa"/>
-              <w:bottom w:w="72" w:type="dxa"/>
-              <w:right w:w="72" w:type="dxa"/>
-            </w:tcMar>
-            <w:vAlign w:val="center"/>
-          </w:tcPr>
-          <w:p>
-            <w:pPr>
-              <w:spacing w:after="0"/>
-              <w:jc w:val="center"/>
-            </w:pPr>
-            <w:r>
-              <w:rPr>
-                <w:rFonts w:ascii="Calibri" w:hAnsi="Calibri"/>
-                <w:b/>
-                <w:color w:val="0F5132"/>
-                <w:sz w:val="17"/>
-              </w:rPr>
-              <w:t>✓</w:t>
-            </w:r>
-          </w:p>
-        </w:tc>
-        <w:tc>
-          <w:tcPr>
-            <w:tcW w:w="374" w:type="dxa"/>
-            <w:shd w:val="clear" w:color="auto" w:fill="F8FAFC"/>
-            <w:tcMar>
-              <w:top w:w="72" w:type="dxa"/>
-              <w:left w:w="72" w:type="dxa"/>
-              <w:bottom w:w="72" w:type="dxa"/>
-              <w:right w:w="72" w:type="dxa"/>
-            </w:tcMar>
-            <w:vAlign w:val="center"/>
-          </w:tcPr>
-          <w:p>
-            <w:pPr>
-              <w:spacing w:after="0"/>
-              <w:jc w:val="center"/>
-            </w:pPr>
-          </w:p>
-        </w:tc>
-        <w:tc>
-          <w:tcPr>
-            <w:tcW w:w="374" w:type="dxa"/>
-            <w:shd w:val="clear" w:color="auto" w:fill="F8FAFC"/>
-            <w:tcMar>
-              <w:top w:w="72" w:type="dxa"/>
-              <w:left w:w="72" w:type="dxa"/>
-              <w:bottom w:w="72" w:type="dxa"/>
-              <w:right w:w="72" w:type="dxa"/>
-            </w:tcMar>
-            <w:vAlign w:val="center"/>
-          </w:tcPr>
-          <w:p>
-            <w:pPr>
-              <w:spacing w:after="0"/>
-              <w:jc w:val="center"/>
-            </w:pPr>
-          </w:p>
-        </w:tc>
-        <w:tc>
-          <w:tcPr>
-            <w:tcW w:w="374" w:type="dxa"/>
-            <w:shd w:val="clear" w:color="auto" w:fill="F8FAFC"/>
-            <w:tcMar>
-              <w:top w:w="72" w:type="dxa"/>
-              <w:left w:w="72" w:type="dxa"/>
-              <w:bottom w:w="72" w:type="dxa"/>
-              <w:right w:w="72" w:type="dxa"/>
-            </w:tcMar>
-            <w:vAlign w:val="center"/>
-          </w:tcPr>
-          <w:p>
-            <w:pPr>
-              <w:spacing w:after="0"/>
-              <w:jc w:val="center"/>
-            </w:pPr>
-          </w:p>
-        </w:tc>
-        <w:tc>
-          <w:tcPr>
-            <w:tcW w:w="374" w:type="dxa"/>
-            <w:shd w:val="clear" w:color="auto" w:fill="F8FAFC"/>
-            <w:tcMar>
-              <w:top w:w="72" w:type="dxa"/>
-              <w:left w:w="72" w:type="dxa"/>
-              <w:bottom w:w="72" w:type="dxa"/>
-              <w:right w:w="72" w:type="dxa"/>
-            </w:tcMar>
-            <w:vAlign w:val="center"/>
-          </w:tcPr>
-          <w:p>
-            <w:pPr>
-              <w:spacing w:after="0"/>
-              <w:jc w:val="center"/>
-            </w:pPr>
-          </w:p>
-        </w:tc>
-        <w:tc>
-          <w:tcPr>
-            <w:tcW w:w="374" w:type="dxa"/>
-            <w:shd w:val="clear" w:color="auto" w:fill="F8FAFC"/>
-            <w:tcMar>
-              <w:top w:w="72" w:type="dxa"/>
-              <w:left w:w="72" w:type="dxa"/>
-              <w:bottom w:w="72" w:type="dxa"/>
-              <w:right w:w="72" w:type="dxa"/>
-            </w:tcMar>
-            <w:vAlign w:val="center"/>
-          </w:tcPr>
-          <w:p>
-            <w:pPr>
-              <w:spacing w:after="0"/>
-              <w:jc w:val="center"/>
-            </w:pPr>
-          </w:p>
-        </w:tc>
-      </w:tr>
-      <w:tr>
-        <w:trPr>
-          <w:jc w:val="center"/>
-        </w:trPr>
-        <w:tc>
-          <w:tcPr>
-            <w:tcW w:w="3384" w:type="dxa"/>
-            <w:shd w:val="clear" w:color="auto" w:fill="FFFFFF"/>
-            <w:tcMar>
-              <w:top w:w="72" w:type="dxa"/>
-              <w:left w:w="72" w:type="dxa"/>
-              <w:bottom w:w="72" w:type="dxa"/>
-              <w:right w:w="72" w:type="dxa"/>
-            </w:tcMar>
-            <w:vAlign w:val="center"/>
-          </w:tcPr>
-          <w:p>
-            <w:pPr>
-              <w:spacing w:after="0"/>
-            </w:pPr>
-            <w:proofErr w:type="spellStart"/>
-            <w:r>
-              <w:rPr>
-                <w:rFonts w:ascii="Calibri" w:hAnsi="Calibri"/>
-                <w:color w:val="111827"/>
-                <w:sz w:val="14"/>
-              </w:rPr>
-              <w:t>test_targeted_corrupted_streams</w:t>
-            </w:r>
-            <w:proofErr w:type="spellEnd"/>
-            <w:r>
-              <w:rPr>
-                <w:rFonts w:ascii="Calibri" w:hAnsi="Calibri"/>
-                <w:color w:val="111827"/>
-                <w:sz w:val="14"/>
-              </w:rPr>
-              <w:t>_</w:t>
-            </w:r>
-            <w:r>
-              <w:br/>
-            </w:r>
-            <w:proofErr w:type="spellStart"/>
-            <w:r>
-              <w:rPr>
-                <w:rFonts w:ascii="Calibri" w:hAnsi="Calibri"/>
-                <w:color w:val="111827"/>
-                <w:sz w:val="14"/>
-              </w:rPr>
-              <w:t>raise_reasonable_</w:t>
-            </w:r>
-            <w:proofErr w:type="gramStart"/>
-            <w:r>
-              <w:rPr>
-                <w:rFonts w:ascii="Calibri" w:hAnsi="Calibri"/>
-                <w:color w:val="111827"/>
-                <w:sz w:val="14"/>
-              </w:rPr>
-              <w:t>exceptions</w:t>
-            </w:r>
-            <w:proofErr w:type="spellEnd"/>
-            <w:r>
-              <w:rPr>
-                <w:rFonts w:ascii="Calibri" w:hAnsi="Calibri"/>
-                <w:color w:val="111827"/>
-                <w:sz w:val="14"/>
-              </w:rPr>
-              <w:t>(</w:t>
-            </w:r>
-            <w:proofErr w:type="gramEnd"/>
-            <w:r>
-              <w:rPr>
-                <w:rFonts w:ascii="Calibri" w:hAnsi="Calibri"/>
-                <w:color w:val="111827"/>
-                <w:sz w:val="14"/>
-              </w:rPr>
-              <w:t>)</w:t>
-            </w:r>
-          </w:p>
-        </w:tc>
-        <w:tc>
-          <w:tcPr>
-            <w:tcW w:w="374" w:type="dxa"/>
-            <w:shd w:val="clear" w:color="auto" w:fill="FFFFFF"/>
-            <w:tcMar>
-              <w:top w:w="72" w:type="dxa"/>
-              <w:left w:w="72" w:type="dxa"/>
-              <w:bottom w:w="72" w:type="dxa"/>
-              <w:right w:w="72" w:type="dxa"/>
-            </w:tcMar>
-            <w:vAlign w:val="center"/>
-          </w:tcPr>
-          <w:p>
-            <w:pPr>
-              <w:spacing w:after="0"/>
-              <w:jc w:val="center"/>
-            </w:pPr>
-          </w:p>
-        </w:tc>
-        <w:tc>
-          <w:tcPr>
-            <w:tcW w:w="374" w:type="dxa"/>
-            <w:shd w:val="clear" w:color="auto" w:fill="FFFFFF"/>
-            <w:tcMar>
-              <w:top w:w="72" w:type="dxa"/>
-              <w:left w:w="72" w:type="dxa"/>
-              <w:bottom w:w="72" w:type="dxa"/>
-              <w:right w:w="72" w:type="dxa"/>
-            </w:tcMar>
-            <w:vAlign w:val="center"/>
-          </w:tcPr>
-          <w:p>
-            <w:pPr>
-              <w:spacing w:after="0"/>
-              <w:jc w:val="center"/>
-            </w:pPr>
-          </w:p>
-        </w:tc>
-        <w:tc>
-          <w:tcPr>
-            <w:tcW w:w="374" w:type="dxa"/>
-            <w:shd w:val="clear" w:color="auto" w:fill="FFFFFF"/>
-            <w:tcMar>
-              <w:top w:w="72" w:type="dxa"/>
-              <w:left w:w="72" w:type="dxa"/>
-              <w:bottom w:w="72" w:type="dxa"/>
-              <w:right w:w="72" w:type="dxa"/>
-            </w:tcMar>
-            <w:vAlign w:val="center"/>
-          </w:tcPr>
-          <w:p>
-            <w:pPr>
-              <w:spacing w:after="0"/>
-              <w:jc w:val="center"/>
-            </w:pPr>
-          </w:p>
-        </w:tc>
-        <w:tc>
-          <w:tcPr>
-            <w:tcW w:w="374" w:type="dxa"/>
-            <w:shd w:val="clear" w:color="auto" w:fill="FFFFFF"/>
-            <w:tcMar>
-              <w:top w:w="72" w:type="dxa"/>
-              <w:left w:w="72" w:type="dxa"/>
-              <w:bottom w:w="72" w:type="dxa"/>
-              <w:right w:w="72" w:type="dxa"/>
-            </w:tcMar>
-            <w:vAlign w:val="center"/>
-          </w:tcPr>
-          <w:p>
-            <w:pPr>
-              <w:spacing w:after="0"/>
-              <w:jc w:val="center"/>
-            </w:pPr>
-          </w:p>
-        </w:tc>
-        <w:tc>
-          <w:tcPr>
-            <w:tcW w:w="374" w:type="dxa"/>
-            <w:shd w:val="clear" w:color="auto" w:fill="FFFFFF"/>
-            <w:tcMar>
-              <w:top w:w="72" w:type="dxa"/>
-              <w:left w:w="72" w:type="dxa"/>
-              <w:bottom w:w="72" w:type="dxa"/>
-              <w:right w:w="72" w:type="dxa"/>
-            </w:tcMar>
-            <w:vAlign w:val="center"/>
-          </w:tcPr>
-          <w:p>
-            <w:pPr>
-              <w:spacing w:after="0"/>
-              <w:jc w:val="center"/>
-            </w:pPr>
-          </w:p>
-        </w:tc>
-        <w:tc>
-          <w:tcPr>
-            <w:tcW w:w="374" w:type="dxa"/>
-            <w:shd w:val="clear" w:color="auto" w:fill="FFFFFF"/>
-            <w:tcMar>
-              <w:top w:w="72" w:type="dxa"/>
-              <w:left w:w="72" w:type="dxa"/>
-              <w:bottom w:w="72" w:type="dxa"/>
-              <w:right w:w="72" w:type="dxa"/>
-            </w:tcMar>
-            <w:vAlign w:val="center"/>
-          </w:tcPr>
-          <w:p>
-            <w:pPr>
-              <w:spacing w:after="0"/>
-              <w:jc w:val="center"/>
-            </w:pPr>
-          </w:p>
-        </w:tc>
-        <w:tc>
-          <w:tcPr>
-            <w:tcW w:w="374" w:type="dxa"/>
-            <w:shd w:val="clear" w:color="auto" w:fill="FFFFFF"/>
-            <w:tcMar>
-              <w:top w:w="72" w:type="dxa"/>
-              <w:left w:w="72" w:type="dxa"/>
-              <w:bottom w:w="72" w:type="dxa"/>
-              <w:right w:w="72" w:type="dxa"/>
-            </w:tcMar>
-            <w:vAlign w:val="center"/>
-          </w:tcPr>
-          <w:p>
-            <w:pPr>
-              <w:spacing w:after="0"/>
-              <w:jc w:val="center"/>
-            </w:pPr>
-          </w:p>
-        </w:tc>
-        <w:tc>
-          <w:tcPr>
-            <w:tcW w:w="374" w:type="dxa"/>
-            <w:shd w:val="clear" w:color="auto" w:fill="FFFFFF"/>
-            <w:tcMar>
-              <w:top w:w="72" w:type="dxa"/>
-              <w:left w:w="72" w:type="dxa"/>
-              <w:bottom w:w="72" w:type="dxa"/>
-              <w:right w:w="72" w:type="dxa"/>
-            </w:tcMar>
-            <w:vAlign w:val="center"/>
-          </w:tcPr>
-          <w:p>
-            <w:pPr>
-              <w:spacing w:after="0"/>
-              <w:jc w:val="center"/>
-            </w:pPr>
-          </w:p>
-        </w:tc>
-        <w:tc>
-          <w:tcPr>
-            <w:tcW w:w="374" w:type="dxa"/>
-            <w:shd w:val="clear" w:color="auto" w:fill="FFFFFF"/>
-            <w:tcMar>
-              <w:top w:w="72" w:type="dxa"/>
-              <w:left w:w="72" w:type="dxa"/>
-              <w:bottom w:w="72" w:type="dxa"/>
-              <w:right w:w="72" w:type="dxa"/>
-            </w:tcMar>
-            <w:vAlign w:val="center"/>
-          </w:tcPr>
-          <w:p>
-            <w:pPr>
-              <w:spacing w:after="0"/>
-              <w:jc w:val="center"/>
-            </w:pPr>
-          </w:p>
-        </w:tc>
-        <w:tc>
-          <w:tcPr>
-            <w:tcW w:w="374" w:type="dxa"/>
-            <w:shd w:val="clear" w:color="auto" w:fill="FFFFFF"/>
-            <w:tcMar>
-              <w:top w:w="72" w:type="dxa"/>
-              <w:left w:w="72" w:type="dxa"/>
-              <w:bottom w:w="72" w:type="dxa"/>
-              <w:right w:w="72" w:type="dxa"/>
-            </w:tcMar>
-            <w:vAlign w:val="center"/>
-          </w:tcPr>
-          <w:p>
-            <w:pPr>
-              <w:spacing w:after="0"/>
-              <w:jc w:val="center"/>
-            </w:pPr>
-            <w:r>
-              <w:rPr>
-                <w:rFonts w:ascii="Calibri" w:hAnsi="Calibri"/>
-                <w:b/>
-                <w:color w:val="0F5132"/>
-                <w:sz w:val="17"/>
-              </w:rPr>
-              <w:t>✓</w:t>
-            </w:r>
-          </w:p>
-        </w:tc>
-        <w:tc>
-          <w:tcPr>
-            <w:tcW w:w="374" w:type="dxa"/>
-            <w:shd w:val="clear" w:color="auto" w:fill="FFFFFF"/>
-            <w:tcMar>
-              <w:top w:w="72" w:type="dxa"/>
-              <w:left w:w="72" w:type="dxa"/>
-              <w:bottom w:w="72" w:type="dxa"/>
-              <w:right w:w="72" w:type="dxa"/>
-            </w:tcMar>
-            <w:vAlign w:val="center"/>
-          </w:tcPr>
-          <w:p>
-            <w:pPr>
-              <w:spacing w:after="0"/>
-              <w:jc w:val="center"/>
-            </w:pPr>
-          </w:p>
-        </w:tc>
-        <w:tc>
-          <w:tcPr>
-            <w:tcW w:w="374" w:type="dxa"/>
-            <w:shd w:val="clear" w:color="auto" w:fill="FFFFFF"/>
-            <w:tcMar>
-              <w:top w:w="72" w:type="dxa"/>
-              <w:left w:w="72" w:type="dxa"/>
-              <w:bottom w:w="72" w:type="dxa"/>
-              <w:right w:w="72" w:type="dxa"/>
-            </w:tcMar>
-            <w:vAlign w:val="center"/>
-          </w:tcPr>
-          <w:p>
-            <w:pPr>
-              <w:spacing w:after="0"/>
-              <w:jc w:val="center"/>
-            </w:pPr>
-          </w:p>
-        </w:tc>
-        <w:tc>
-          <w:tcPr>
-            <w:tcW w:w="374" w:type="dxa"/>
-            <w:shd w:val="clear" w:color="auto" w:fill="FFFFFF"/>
-            <w:tcMar>
-              <w:top w:w="72" w:type="dxa"/>
-              <w:left w:w="72" w:type="dxa"/>
-              <w:bottom w:w="72" w:type="dxa"/>
-              <w:right w:w="72" w:type="dxa"/>
-            </w:tcMar>
-            <w:vAlign w:val="center"/>
-          </w:tcPr>
-          <w:p>
-            <w:pPr>
-              <w:spacing w:after="0"/>
-              <w:jc w:val="center"/>
-            </w:pPr>
-          </w:p>
-        </w:tc>
-        <w:tc>
-          <w:tcPr>
-            <w:tcW w:w="374" w:type="dxa"/>
-            <w:shd w:val="clear" w:color="auto" w:fill="FFFFFF"/>
-            <w:tcMar>
-              <w:top w:w="72" w:type="dxa"/>
-              <w:left w:w="72" w:type="dxa"/>
-              <w:bottom w:w="72" w:type="dxa"/>
-              <w:right w:w="72" w:type="dxa"/>
-            </w:tcMar>
-            <w:vAlign w:val="center"/>
-          </w:tcPr>
-          <w:p>
-            <w:pPr>
-              <w:spacing w:after="0"/>
-              <w:jc w:val="center"/>
-            </w:pPr>
-          </w:p>
-        </w:tc>
-      </w:tr>
-      <w:tr>
-        <w:trPr>
-          <w:jc w:val="center"/>
-        </w:trPr>
-        <w:tc>
-          <w:tcPr>
-            <w:tcW w:w="3384" w:type="dxa"/>
-            <w:shd w:val="clear" w:color="auto" w:fill="F8FAFC"/>
-            <w:tcMar>
-              <w:top w:w="72" w:type="dxa"/>
-              <w:left w:w="72" w:type="dxa"/>
-              <w:bottom w:w="72" w:type="dxa"/>
-              <w:right w:w="72" w:type="dxa"/>
-            </w:tcMar>
-            <w:vAlign w:val="center"/>
-          </w:tcPr>
-          <w:p>
-            <w:pPr>
-              <w:spacing w:after="0"/>
-            </w:pPr>
-            <w:proofErr w:type="spellStart"/>
-            <w:r>
-              <w:rPr>
-                <w:rFonts w:ascii="Calibri" w:hAnsi="Calibri"/>
-                <w:color w:val="111827"/>
-                <w:sz w:val="14"/>
-              </w:rPr>
-              <w:t>test_lexical_fuzzing</w:t>
-            </w:r>
-            <w:proofErr w:type="spellEnd"/>
-            <w:r>
-              <w:rPr>
-                <w:rFonts w:ascii="Calibri" w:hAnsi="Calibri"/>
-                <w:color w:val="111827"/>
-                <w:sz w:val="14"/>
-              </w:rPr>
-              <w:t>_</w:t>
-            </w:r>
-            <w:r>
-              <w:br/>
-            </w:r>
-            <w:proofErr w:type="spellStart"/>
-            <w:r>
-              <w:rPr>
-                <w:rFonts w:ascii="Calibri" w:hAnsi="Calibri"/>
-                <w:color w:val="111827"/>
-                <w:sz w:val="14"/>
-              </w:rPr>
-              <w:t>does_not_crash_</w:t>
-            </w:r>
-            <w:proofErr w:type="gramStart"/>
-            <w:r>
-              <w:rPr>
-                <w:rFonts w:ascii="Calibri" w:hAnsi="Calibri"/>
-                <w:color w:val="111827"/>
-                <w:sz w:val="14"/>
-              </w:rPr>
-              <w:t>process</w:t>
-            </w:r>
-            <w:proofErr w:type="spellEnd"/>
-            <w:r>
-              <w:rPr>
-                <w:rFonts w:ascii="Calibri" w:hAnsi="Calibri"/>
-                <w:color w:val="111827"/>
-                <w:sz w:val="14"/>
-              </w:rPr>
-              <w:t>(</w:t>
-            </w:r>
-            <w:proofErr w:type="gramEnd"/>
-            <w:r>
-              <w:rPr>
-                <w:rFonts w:ascii="Calibri" w:hAnsi="Calibri"/>
-                <w:color w:val="111827"/>
-                <w:sz w:val="14"/>
-              </w:rPr>
-              <w:t>)</w:t>
-            </w:r>
-          </w:p>
-        </w:tc>
-        <w:tc>
-          <w:tcPr>
-            <w:tcW w:w="374" w:type="dxa"/>
-            <w:shd w:val="clear" w:color="auto" w:fill="F8FAFC"/>
-            <w:tcMar>
-              <w:top w:w="72" w:type="dxa"/>
-              <w:left w:w="72" w:type="dxa"/>
-              <w:bottom w:w="72" w:type="dxa"/>
-              <w:right w:w="72" w:type="dxa"/>
-            </w:tcMar>
-            <w:vAlign w:val="center"/>
-          </w:tcPr>
-          <w:p>
-            <w:pPr>
-              <w:spacing w:after="0"/>
-              <w:jc w:val="center"/>
-            </w:pPr>
-          </w:p>
-        </w:tc>
-        <w:tc>
-          <w:tcPr>
-            <w:tcW w:w="374" w:type="dxa"/>
-            <w:shd w:val="clear" w:color="auto" w:fill="F8FAFC"/>
-            <w:tcMar>
-              <w:top w:w="72" w:type="dxa"/>
-              <w:left w:w="72" w:type="dxa"/>
-              <w:bottom w:w="72" w:type="dxa"/>
-              <w:right w:w="72" w:type="dxa"/>
-            </w:tcMar>
-            <w:vAlign w:val="center"/>
-          </w:tcPr>
-          <w:p>
-            <w:pPr>
-              <w:spacing w:after="0"/>
-              <w:jc w:val="center"/>
-            </w:pPr>
-          </w:p>
-        </w:tc>
-        <w:tc>
-          <w:tcPr>
-            <w:tcW w:w="374" w:type="dxa"/>
-            <w:shd w:val="clear" w:color="auto" w:fill="F8FAFC"/>
-            <w:tcMar>
-              <w:top w:w="72" w:type="dxa"/>
-              <w:left w:w="72" w:type="dxa"/>
-              <w:bottom w:w="72" w:type="dxa"/>
-              <w:right w:w="72" w:type="dxa"/>
-            </w:tcMar>
-            <w:vAlign w:val="center"/>
-          </w:tcPr>
-          <w:p>
-            <w:pPr>
-              <w:spacing w:after="0"/>
-              <w:jc w:val="center"/>
-            </w:pPr>
-          </w:p>
-        </w:tc>
-        <w:tc>
-          <w:tcPr>
-            <w:tcW w:w="374" w:type="dxa"/>
-            <w:shd w:val="clear" w:color="auto" w:fill="F8FAFC"/>
-            <w:tcMar>
-              <w:top w:w="72" w:type="dxa"/>
-              <w:left w:w="72" w:type="dxa"/>
-              <w:bottom w:w="72" w:type="dxa"/>
-              <w:right w:w="72" w:type="dxa"/>
-            </w:tcMar>
-            <w:vAlign w:val="center"/>
-          </w:tcPr>
-          <w:p>
-            <w:pPr>
-              <w:spacing w:after="0"/>
-              <w:jc w:val="center"/>
-            </w:pPr>
-          </w:p>
-        </w:tc>
-        <w:tc>
-          <w:tcPr>
-            <w:tcW w:w="374" w:type="dxa"/>
-            <w:shd w:val="clear" w:color="auto" w:fill="F8FAFC"/>
-            <w:tcMar>
-              <w:top w:w="72" w:type="dxa"/>
-              <w:left w:w="72" w:type="dxa"/>
-              <w:bottom w:w="72" w:type="dxa"/>
-              <w:right w:w="72" w:type="dxa"/>
-            </w:tcMar>
-            <w:vAlign w:val="center"/>
-          </w:tcPr>
-          <w:p>
-            <w:pPr>
-              <w:spacing w:after="0"/>
-              <w:jc w:val="center"/>
-            </w:pPr>
-          </w:p>
-        </w:tc>
-        <w:tc>
-          <w:tcPr>
-            <w:tcW w:w="374" w:type="dxa"/>
-            <w:shd w:val="clear" w:color="auto" w:fill="F8FAFC"/>
-            <w:tcMar>
-              <w:top w:w="72" w:type="dxa"/>
-              <w:left w:w="72" w:type="dxa"/>
-              <w:bottom w:w="72" w:type="dxa"/>
-              <w:right w:w="72" w:type="dxa"/>
-            </w:tcMar>
-            <w:vAlign w:val="center"/>
-          </w:tcPr>
-          <w:p>
-            <w:pPr>
-              <w:spacing w:after="0"/>
-              <w:jc w:val="center"/>
-            </w:pPr>
-          </w:p>
-        </w:tc>
-        <w:tc>
-          <w:tcPr>
-            <w:tcW w:w="374" w:type="dxa"/>
-            <w:shd w:val="clear" w:color="auto" w:fill="F8FAFC"/>
-            <w:tcMar>
-              <w:top w:w="72" w:type="dxa"/>
-              <w:left w:w="72" w:type="dxa"/>
-              <w:bottom w:w="72" w:type="dxa"/>
-              <w:right w:w="72" w:type="dxa"/>
-            </w:tcMar>
-            <w:vAlign w:val="center"/>
-          </w:tcPr>
-          <w:p>
-            <w:pPr>
-              <w:spacing w:after="0"/>
-              <w:jc w:val="center"/>
-            </w:pPr>
-          </w:p>
-        </w:tc>
-        <w:tc>
-          <w:tcPr>
-            <w:tcW w:w="374" w:type="dxa"/>
-            <w:shd w:val="clear" w:color="auto" w:fill="F8FAFC"/>
-            <w:tcMar>
-              <w:top w:w="72" w:type="dxa"/>
-              <w:left w:w="72" w:type="dxa"/>
-              <w:bottom w:w="72" w:type="dxa"/>
-              <w:right w:w="72" w:type="dxa"/>
-            </w:tcMar>
-            <w:vAlign w:val="center"/>
-          </w:tcPr>
-          <w:p>
-            <w:pPr>
-              <w:spacing w:after="0"/>
-              <w:jc w:val="center"/>
-            </w:pPr>
-          </w:p>
-        </w:tc>
-        <w:tc>
-          <w:tcPr>
-            <w:tcW w:w="374" w:type="dxa"/>
-            <w:shd w:val="clear" w:color="auto" w:fill="F8FAFC"/>
-            <w:tcMar>
-              <w:top w:w="72" w:type="dxa"/>
-              <w:left w:w="72" w:type="dxa"/>
-              <w:bottom w:w="72" w:type="dxa"/>
-              <w:right w:w="72" w:type="dxa"/>
-            </w:tcMar>
-            <w:vAlign w:val="center"/>
-          </w:tcPr>
-          <w:p>
-            <w:pPr>
-              <w:spacing w:after="0"/>
-              <w:jc w:val="center"/>
-            </w:pPr>
-          </w:p>
-        </w:tc>
-        <w:tc>
-          <w:tcPr>
-            <w:tcW w:w="374" w:type="dxa"/>
-            <w:shd w:val="clear" w:color="auto" w:fill="F8FAFC"/>
-            <w:tcMar>
-              <w:top w:w="72" w:type="dxa"/>
-              <w:left w:w="72" w:type="dxa"/>
-              <w:bottom w:w="72" w:type="dxa"/>
-              <w:right w:w="72" w:type="dxa"/>
-            </w:tcMar>
-            <w:vAlign w:val="center"/>
-          </w:tcPr>
-          <w:p>
-            <w:pPr>
-              <w:spacing w:after="0"/>
-              <w:jc w:val="center"/>
-            </w:pPr>
-            <w:r>
-              <w:rPr>
-                <w:rFonts w:ascii="Calibri" w:hAnsi="Calibri"/>
-                <w:b/>
-                <w:color w:val="0F5132"/>
-                <w:sz w:val="17"/>
-              </w:rPr>
-              <w:t>✓</w:t>
-            </w:r>
-          </w:p>
-        </w:tc>
-        <w:tc>
-          <w:tcPr>
-            <w:tcW w:w="374" w:type="dxa"/>
-            <w:shd w:val="clear" w:color="auto" w:fill="F8FAFC"/>
-            <w:tcMar>
-              <w:top w:w="72" w:type="dxa"/>
-              <w:left w:w="72" w:type="dxa"/>
-              <w:bottom w:w="72" w:type="dxa"/>
-              <w:right w:w="72" w:type="dxa"/>
-            </w:tcMar>
-            <w:vAlign w:val="center"/>
-          </w:tcPr>
-          <w:p>
-            <w:pPr>
-              <w:spacing w:after="0"/>
-              <w:jc w:val="center"/>
-            </w:pPr>
-          </w:p>
-        </w:tc>
-        <w:tc>
-          <w:tcPr>
-            <w:tcW w:w="374" w:type="dxa"/>
-            <w:shd w:val="clear" w:color="auto" w:fill="F8FAFC"/>
-            <w:tcMar>
-              <w:top w:w="72" w:type="dxa"/>
-              <w:left w:w="72" w:type="dxa"/>
-              <w:bottom w:w="72" w:type="dxa"/>
-              <w:right w:w="72" w:type="dxa"/>
-            </w:tcMar>
-            <w:vAlign w:val="center"/>
-          </w:tcPr>
-          <w:p>
-            <w:pPr>
-              <w:spacing w:after="0"/>
-              <w:jc w:val="center"/>
-            </w:pPr>
-            <w:r>
-              <w:rPr>
-                <w:rFonts w:ascii="Calibri" w:hAnsi="Calibri"/>
-                <w:b/>
-                <w:color w:val="0F5132"/>
-                <w:sz w:val="17"/>
-              </w:rPr>
-              <w:t>✓</w:t>
-            </w:r>
-          </w:p>
-        </w:tc>
-        <w:tc>
-          <w:tcPr>
-            <w:tcW w:w="374" w:type="dxa"/>
-            <w:shd w:val="clear" w:color="auto" w:fill="F8FAFC"/>
-            <w:tcMar>
-              <w:top w:w="72" w:type="dxa"/>
-              <w:left w:w="72" w:type="dxa"/>
-              <w:bottom w:w="72" w:type="dxa"/>
-              <w:right w:w="72" w:type="dxa"/>
-            </w:tcMar>
-            <w:vAlign w:val="center"/>
-          </w:tcPr>
-          <w:p>
-            <w:pPr>
-              <w:spacing w:after="0"/>
-              <w:jc w:val="center"/>
-            </w:pPr>
-          </w:p>
-        </w:tc>
-        <w:tc>
-          <w:tcPr>
-            <w:tcW w:w="374" w:type="dxa"/>
-            <w:shd w:val="clear" w:color="auto" w:fill="F8FAFC"/>
-            <w:tcMar>
-              <w:top w:w="72" w:type="dxa"/>
-              <w:left w:w="72" w:type="dxa"/>
-              <w:bottom w:w="72" w:type="dxa"/>
-              <w:right w:w="72" w:type="dxa"/>
-            </w:tcMar>
-            <w:vAlign w:val="center"/>
-          </w:tcPr>
-          <w:p>
-            <w:pPr>
-              <w:spacing w:after="0"/>
-              <w:jc w:val="center"/>
-            </w:pPr>
-          </w:p>
-        </w:tc>
-      </w:tr>
-      <w:tr>
-        <w:trPr>
-          <w:jc w:val="center"/>
-        </w:trPr>
-        <w:tc>
-          <w:tcPr>
-            <w:tcW w:w="3384" w:type="dxa"/>
-            <w:shd w:val="clear" w:color="auto" w:fill="FFFFFF"/>
-            <w:tcMar>
-              <w:top w:w="72" w:type="dxa"/>
-              <w:left w:w="72" w:type="dxa"/>
-              <w:bottom w:w="72" w:type="dxa"/>
-              <w:right w:w="72" w:type="dxa"/>
-            </w:tcMar>
-            <w:vAlign w:val="center"/>
-          </w:tcPr>
-          <w:p>
-            <w:pPr>
-              <w:spacing w:after="0"/>
-            </w:pPr>
-            <w:proofErr w:type="spellStart"/>
-            <w:r>
-              <w:rPr>
-                <w:rFonts w:ascii="Calibri" w:hAnsi="Calibri"/>
-                <w:color w:val="111827"/>
-                <w:sz w:val="14"/>
-              </w:rPr>
-              <w:t>test_generated_values_roundtrip</w:t>
-            </w:r>
-            <w:proofErr w:type="spellEnd"/>
-            <w:r>
-              <w:rPr>
-                <w:rFonts w:ascii="Calibri" w:hAnsi="Calibri"/>
-                <w:color w:val="111827"/>
-                <w:sz w:val="14"/>
-              </w:rPr>
-              <w:t>_</w:t>
-            </w:r>
-            <w:r>
-              <w:br/>
-            </w:r>
-            <w:proofErr w:type="spellStart"/>
-            <w:r>
-              <w:rPr>
-                <w:rFonts w:ascii="Calibri" w:hAnsi="Calibri"/>
-                <w:color w:val="111827"/>
-                <w:sz w:val="14"/>
-              </w:rPr>
-              <w:t>and_remain_</w:t>
-            </w:r>
-            <w:proofErr w:type="gramStart"/>
-            <w:r>
-              <w:rPr>
-                <w:rFonts w:ascii="Calibri" w:hAnsi="Calibri"/>
-                <w:color w:val="111827"/>
-                <w:sz w:val="14"/>
-              </w:rPr>
-              <w:t>stable</w:t>
-            </w:r>
-            <w:proofErr w:type="spellEnd"/>
-            <w:r>
-              <w:rPr>
-                <w:rFonts w:ascii="Calibri" w:hAnsi="Calibri"/>
-                <w:color w:val="111827"/>
-                <w:sz w:val="14"/>
-              </w:rPr>
-              <w:t>(</w:t>
-            </w:r>
-            <w:proofErr w:type="gramEnd"/>
-            <w:r>
-              <w:rPr>
-                <w:rFonts w:ascii="Calibri" w:hAnsi="Calibri"/>
-                <w:color w:val="111827"/>
-                <w:sz w:val="14"/>
-              </w:rPr>
-              <w:t>)</w:t>
-            </w:r>
-          </w:p>
-        </w:tc>
-        <w:tc>
-          <w:tcPr>
-            <w:tcW w:w="374" w:type="dxa"/>
-            <w:shd w:val="clear" w:color="auto" w:fill="FFFFFF"/>
-            <w:tcMar>
-              <w:top w:w="72" w:type="dxa"/>
-              <w:left w:w="72" w:type="dxa"/>
-              <w:bottom w:w="72" w:type="dxa"/>
-              <w:right w:w="72" w:type="dxa"/>
-            </w:tcMar>
-            <w:vAlign w:val="center"/>
-          </w:tcPr>
-          <w:p>
-            <w:pPr>
-              <w:spacing w:after="0"/>
-              <w:jc w:val="center"/>
-            </w:pPr>
-            <w:r>
-              <w:rPr>
-                <w:rFonts w:ascii="Calibri" w:hAnsi="Calibri"/>
-                <w:b/>
-                <w:color w:val="0F5132"/>
-                <w:sz w:val="17"/>
-              </w:rPr>
-              <w:t>✓</w:t>
-            </w:r>
-          </w:p>
-        </w:tc>
-        <w:tc>
-          <w:tcPr>
-            <w:tcW w:w="374" w:type="dxa"/>
-            <w:shd w:val="clear" w:color="auto" w:fill="FFFFFF"/>
-            <w:tcMar>
-              <w:top w:w="72" w:type="dxa"/>
-              <w:left w:w="72" w:type="dxa"/>
-              <w:bottom w:w="72" w:type="dxa"/>
-              <w:right w:w="72" w:type="dxa"/>
-            </w:tcMar>
-            <w:vAlign w:val="center"/>
-          </w:tcPr>
-          <w:p>
-            <w:pPr>
-              <w:spacing w:after="0"/>
-              <w:jc w:val="center"/>
-            </w:pPr>
-            <w:r>
-              <w:rPr>
-                <w:rFonts w:ascii="Calibri" w:hAnsi="Calibri"/>
-                <w:b/>
-                <w:color w:val="0F5132"/>
-                <w:sz w:val="17"/>
-              </w:rPr>
-              <w:t>✓</w:t>
-            </w:r>
-          </w:p>
-        </w:tc>
-        <w:tc>
-          <w:tcPr>
-            <w:tcW w:w="374" w:type="dxa"/>
-            <w:shd w:val="clear" w:color="auto" w:fill="FFFFFF"/>
-            <w:tcMar>
-              <w:top w:w="72" w:type="dxa"/>
-              <w:left w:w="72" w:type="dxa"/>
-              <w:bottom w:w="72" w:type="dxa"/>
-              <w:right w:w="72" w:type="dxa"/>
-            </w:tcMar>
-            <w:vAlign w:val="center"/>
-          </w:tcPr>
-          <w:p>
-            <w:pPr>
-              <w:spacing w:after="0"/>
-              <w:jc w:val="center"/>
-            </w:pPr>
-            <w:r>
-              <w:rPr>
-                <w:rFonts w:ascii="Calibri" w:hAnsi="Calibri"/>
-                <w:b/>
-                <w:color w:val="0F5132"/>
-                <w:sz w:val="17"/>
-              </w:rPr>
-              <w:t>✓</w:t>
-            </w:r>
-          </w:p>
-        </w:tc>
-        <w:tc>
-          <w:tcPr>
-            <w:tcW w:w="374" w:type="dxa"/>
-            <w:shd w:val="clear" w:color="auto" w:fill="FFFFFF"/>
-            <w:tcMar>
-              <w:top w:w="72" w:type="dxa"/>
-              <w:left w:w="72" w:type="dxa"/>
-              <w:bottom w:w="72" w:type="dxa"/>
-              <w:right w:w="72" w:type="dxa"/>
-            </w:tcMar>
-            <w:vAlign w:val="center"/>
-          </w:tcPr>
-          <w:p>
-            <w:pPr>
-              <w:spacing w:after="0"/>
-              <w:jc w:val="center"/>
-            </w:pPr>
-            <w:r>
-              <w:rPr>
-                <w:rFonts w:ascii="Calibri" w:hAnsi="Calibri"/>
-                <w:b/>
-                <w:color w:val="0F5132"/>
-                <w:sz w:val="17"/>
-              </w:rPr>
-              <w:t>✓</w:t>
-            </w:r>
-          </w:p>
-        </w:tc>
-        <w:tc>
-          <w:tcPr>
-            <w:tcW w:w="374" w:type="dxa"/>
-            <w:shd w:val="clear" w:color="auto" w:fill="FFFFFF"/>
-            <w:tcMar>
-              <w:top w:w="72" w:type="dxa"/>
-              <w:left w:w="72" w:type="dxa"/>
-              <w:bottom w:w="72" w:type="dxa"/>
-              <w:right w:w="72" w:type="dxa"/>
-            </w:tcMar>
-            <w:vAlign w:val="center"/>
-          </w:tcPr>
-          <w:p>
-            <w:pPr>
-              <w:spacing w:after="0"/>
-              <w:jc w:val="center"/>
-            </w:pPr>
-          </w:p>
-        </w:tc>
-        <w:tc>
-          <w:tcPr>
-            <w:tcW w:w="374" w:type="dxa"/>
-            <w:shd w:val="clear" w:color="auto" w:fill="FFFFFF"/>
-            <w:tcMar>
-              <w:top w:w="72" w:type="dxa"/>
-              <w:left w:w="72" w:type="dxa"/>
-              <w:bottom w:w="72" w:type="dxa"/>
-              <w:right w:w="72" w:type="dxa"/>
-            </w:tcMar>
-            <w:vAlign w:val="center"/>
-          </w:tcPr>
-          <w:p>
-            <w:pPr>
-              <w:spacing w:after="0"/>
-              <w:jc w:val="center"/>
-            </w:pPr>
-          </w:p>
-        </w:tc>
-        <w:tc>
-          <w:tcPr>
-            <w:tcW w:w="374" w:type="dxa"/>
-            <w:shd w:val="clear" w:color="auto" w:fill="FFFFFF"/>
-            <w:tcMar>
-              <w:top w:w="72" w:type="dxa"/>
-              <w:left w:w="72" w:type="dxa"/>
-              <w:bottom w:w="72" w:type="dxa"/>
-              <w:right w:w="72" w:type="dxa"/>
-            </w:tcMar>
-            <w:vAlign w:val="center"/>
-          </w:tcPr>
-          <w:p>
-            <w:pPr>
-              <w:spacing w:after="0"/>
-              <w:jc w:val="center"/>
-            </w:pPr>
-            <w:r>
-              <w:rPr>
-                <w:rFonts w:ascii="Calibri" w:hAnsi="Calibri"/>
-                <w:b/>
-                <w:color w:val="0F5132"/>
-                <w:sz w:val="17"/>
-              </w:rPr>
-              <w:t>✓</w:t>
-            </w:r>
-          </w:p>
-        </w:tc>
-        <w:tc>
-          <w:tcPr>
-            <w:tcW w:w="374" w:type="dxa"/>
-            <w:shd w:val="clear" w:color="auto" w:fill="FFFFFF"/>
-            <w:tcMar>
-              <w:top w:w="72" w:type="dxa"/>
-              <w:left w:w="72" w:type="dxa"/>
-              <w:bottom w:w="72" w:type="dxa"/>
-              <w:right w:w="72" w:type="dxa"/>
-            </w:tcMar>
-            <w:vAlign w:val="center"/>
-          </w:tcPr>
-          <w:p>
-            <w:pPr>
-              <w:spacing w:after="0"/>
-              <w:jc w:val="center"/>
-            </w:pPr>
-            <w:r>
-              <w:rPr>
-                <w:rFonts w:ascii="Calibri" w:hAnsi="Calibri"/>
-                <w:b/>
-                <w:color w:val="0F5132"/>
-                <w:sz w:val="17"/>
-              </w:rPr>
-              <w:t>✓</w:t>
-            </w:r>
-          </w:p>
-        </w:tc>
-        <w:tc>
-          <w:tcPr>
-            <w:tcW w:w="374" w:type="dxa"/>
-            <w:shd w:val="clear" w:color="auto" w:fill="FFFFFF"/>
-            <w:tcMar>
-              <w:top w:w="72" w:type="dxa"/>
-              <w:left w:w="72" w:type="dxa"/>
-              <w:bottom w:w="72" w:type="dxa"/>
-              <w:right w:w="72" w:type="dxa"/>
-            </w:tcMar>
-            <w:vAlign w:val="center"/>
-          </w:tcPr>
-          <w:p>
-            <w:pPr>
-              <w:spacing w:after="0"/>
-              <w:jc w:val="center"/>
-            </w:pPr>
-          </w:p>
-        </w:tc>
-        <w:tc>
-          <w:tcPr>
-            <w:tcW w:w="374" w:type="dxa"/>
-            <w:shd w:val="clear" w:color="auto" w:fill="FFFFFF"/>
-            <w:tcMar>
-              <w:top w:w="72" w:type="dxa"/>
-              <w:left w:w="72" w:type="dxa"/>
-              <w:bottom w:w="72" w:type="dxa"/>
-              <w:right w:w="72" w:type="dxa"/>
-            </w:tcMar>
-            <w:vAlign w:val="center"/>
-          </w:tcPr>
-          <w:p>
-            <w:pPr>
-              <w:spacing w:after="0"/>
-              <w:jc w:val="center"/>
-            </w:pPr>
-          </w:p>
-        </w:tc>
-        <w:tc>
-          <w:tcPr>
-            <w:tcW w:w="374" w:type="dxa"/>
-            <w:shd w:val="clear" w:color="auto" w:fill="FFFFFF"/>
-            <w:tcMar>
-              <w:top w:w="72" w:type="dxa"/>
-              <w:left w:w="72" w:type="dxa"/>
-              <w:bottom w:w="72" w:type="dxa"/>
-              <w:right w:w="72" w:type="dxa"/>
-            </w:tcMar>
-            <w:vAlign w:val="center"/>
-          </w:tcPr>
-          <w:p>
-            <w:pPr>
-              <w:spacing w:after="0"/>
-              <w:jc w:val="center"/>
-            </w:pPr>
-            <w:r>
-              <w:rPr>
-                <w:rFonts w:ascii="Calibri" w:hAnsi="Calibri"/>
-                <w:b/>
-                <w:color w:val="0F5132"/>
-                <w:sz w:val="17"/>
-              </w:rPr>
-              <w:t>✓</w:t>
-            </w:r>
-          </w:p>
-        </w:tc>
-        <w:tc>
-          <w:tcPr>
-            <w:tcW w:w="374" w:type="dxa"/>
-            <w:shd w:val="clear" w:color="auto" w:fill="FFFFFF"/>
-            <w:tcMar>
-              <w:top w:w="72" w:type="dxa"/>
-              <w:left w:w="72" w:type="dxa"/>
-              <w:bottom w:w="72" w:type="dxa"/>
-              <w:right w:w="72" w:type="dxa"/>
-            </w:tcMar>
-            <w:vAlign w:val="center"/>
-          </w:tcPr>
-          <w:p>
-            <w:pPr>
-              <w:spacing w:after="0"/>
-              <w:jc w:val="center"/>
-            </w:pPr>
-          </w:p>
-        </w:tc>
-        <w:tc>
-          <w:tcPr>
-            <w:tcW w:w="374" w:type="dxa"/>
-            <w:shd w:val="clear" w:color="auto" w:fill="FFFFFF"/>
-            <w:tcMar>
-              <w:top w:w="72" w:type="dxa"/>
-              <w:left w:w="72" w:type="dxa"/>
-              <w:bottom w:w="72" w:type="dxa"/>
-              <w:right w:w="72" w:type="dxa"/>
-            </w:tcMar>
-            <w:vAlign w:val="center"/>
-          </w:tcPr>
-          <w:p>
-            <w:pPr>
-              <w:spacing w:after="0"/>
-              <w:jc w:val="center"/>
-            </w:pPr>
-          </w:p>
-        </w:tc>
-        <w:tc>
-          <w:tcPr>
-            <w:tcW w:w="374" w:type="dxa"/>
-            <w:shd w:val="clear" w:color="auto" w:fill="FFFFFF"/>
-            <w:tcMar>
-              <w:top w:w="72" w:type="dxa"/>
-              <w:left w:w="72" w:type="dxa"/>
-              <w:bottom w:w="72" w:type="dxa"/>
-              <w:right w:w="72" w:type="dxa"/>
-            </w:tcMar>
-            <w:vAlign w:val="center"/>
-          </w:tcPr>
-          <w:p>
-            <w:pPr>
-              <w:spacing w:after="0"/>
-              <w:jc w:val="center"/>
-            </w:pPr>
-          </w:p>
-        </w:tc>
-      </w:tr>
-      <w:tr>
-        <w:trPr>
-          <w:jc w:val="center"/>
-        </w:trPr>
-        <w:tc>
-          <w:tcPr>
-            <w:tcW w:w="3384" w:type="dxa"/>
-            <w:shd w:val="clear" w:color="auto" w:fill="F8FAFC"/>
-            <w:tcMar>
-              <w:top w:w="72" w:type="dxa"/>
-              <w:left w:w="72" w:type="dxa"/>
-              <w:bottom w:w="72" w:type="dxa"/>
-              <w:right w:w="72" w:type="dxa"/>
-            </w:tcMar>
-            <w:vAlign w:val="center"/>
-          </w:tcPr>
-          <w:p>
-            <w:pPr>
-              <w:spacing w:after="0"/>
-            </w:pPr>
-            <w:proofErr w:type="spellStart"/>
-            <w:r>
-              <w:rPr>
-                <w:rFonts w:ascii="Calibri" w:hAnsi="Calibri"/>
-                <w:color w:val="111827"/>
-                <w:sz w:val="14"/>
-              </w:rPr>
-              <w:t>test_bytearray_values</w:t>
-            </w:r>
-            <w:proofErr w:type="spellEnd"/>
-            <w:r>
-              <w:rPr>
-                <w:rFonts w:ascii="Calibri" w:hAnsi="Calibri"/>
-                <w:color w:val="111827"/>
-                <w:sz w:val="14"/>
-              </w:rPr>
-              <w:t>_</w:t>
-            </w:r>
-            <w:r>
-              <w:br/>
-            </w:r>
-            <w:proofErr w:type="spellStart"/>
-            <w:r>
-              <w:rPr>
-                <w:rFonts w:ascii="Calibri" w:hAnsi="Calibri"/>
-                <w:color w:val="111827"/>
-                <w:sz w:val="14"/>
-              </w:rPr>
-              <w:t>load_as_</w:t>
-            </w:r>
-            <w:proofErr w:type="gramStart"/>
-            <w:r>
-              <w:rPr>
-                <w:rFonts w:ascii="Calibri" w:hAnsi="Calibri"/>
-                <w:color w:val="111827"/>
-                <w:sz w:val="14"/>
-              </w:rPr>
-              <w:t>bytes</w:t>
-            </w:r>
-            <w:proofErr w:type="spellEnd"/>
-            <w:r>
-              <w:rPr>
-                <w:rFonts w:ascii="Calibri" w:hAnsi="Calibri"/>
-                <w:color w:val="111827"/>
-                <w:sz w:val="14"/>
-              </w:rPr>
-              <w:t>(</w:t>
-            </w:r>
-            <w:proofErr w:type="gramEnd"/>
-            <w:r>
-              <w:rPr>
-                <w:rFonts w:ascii="Calibri" w:hAnsi="Calibri"/>
-                <w:color w:val="111827"/>
-                <w:sz w:val="14"/>
-              </w:rPr>
-              <w:t>)</w:t>
-            </w:r>
-          </w:p>
-        </w:tc>
-        <w:tc>
-          <w:tcPr>
-            <w:tcW w:w="374" w:type="dxa"/>
-            <w:shd w:val="clear" w:color="auto" w:fill="F8FAFC"/>
-            <w:tcMar>
-              <w:top w:w="72" w:type="dxa"/>
-              <w:left w:w="72" w:type="dxa"/>
-              <w:bottom w:w="72" w:type="dxa"/>
-              <w:right w:w="72" w:type="dxa"/>
-            </w:tcMar>
-            <w:vAlign w:val="center"/>
-          </w:tcPr>
-          <w:p>
-            <w:pPr>
-              <w:spacing w:after="0"/>
-              <w:jc w:val="center"/>
-            </w:pPr>
-          </w:p>
-        </w:tc>
-        <w:tc>
-          <w:tcPr>
-            <w:tcW w:w="374" w:type="dxa"/>
-            <w:shd w:val="clear" w:color="auto" w:fill="F8FAFC"/>
-            <w:tcMar>
-              <w:top w:w="72" w:type="dxa"/>
-              <w:left w:w="72" w:type="dxa"/>
-              <w:bottom w:w="72" w:type="dxa"/>
-              <w:right w:w="72" w:type="dxa"/>
-            </w:tcMar>
-            <w:vAlign w:val="center"/>
-          </w:tcPr>
-          <w:p>
-            <w:pPr>
-              <w:spacing w:after="0"/>
-              <w:jc w:val="center"/>
-            </w:pPr>
-          </w:p>
-        </w:tc>
-        <w:tc>
-          <w:tcPr>
-            <w:tcW w:w="374" w:type="dxa"/>
-            <w:shd w:val="clear" w:color="auto" w:fill="F8FAFC"/>
-            <w:tcMar>
-              <w:top w:w="72" w:type="dxa"/>
-              <w:left w:w="72" w:type="dxa"/>
-              <w:bottom w:w="72" w:type="dxa"/>
-              <w:right w:w="72" w:type="dxa"/>
-            </w:tcMar>
-            <w:vAlign w:val="center"/>
-          </w:tcPr>
-          <w:p>
-            <w:pPr>
-              <w:spacing w:after="0"/>
-              <w:jc w:val="center"/>
-            </w:pPr>
-            <w:r>
-              <w:rPr>
-                <w:rFonts w:ascii="Calibri" w:hAnsi="Calibri"/>
-                <w:b/>
-                <w:color w:val="0F5132"/>
-                <w:sz w:val="17"/>
-              </w:rPr>
-              <w:t>✓</w:t>
-            </w:r>
-          </w:p>
-        </w:tc>
-        <w:tc>
-          <w:tcPr>
-            <w:tcW w:w="374" w:type="dxa"/>
-            <w:shd w:val="clear" w:color="auto" w:fill="F8FAFC"/>
-            <w:tcMar>
-              <w:top w:w="72" w:type="dxa"/>
-              <w:left w:w="72" w:type="dxa"/>
-              <w:bottom w:w="72" w:type="dxa"/>
-              <w:right w:w="72" w:type="dxa"/>
-            </w:tcMar>
-            <w:vAlign w:val="center"/>
-          </w:tcPr>
-          <w:p>
-            <w:pPr>
-              <w:spacing w:after="0"/>
-              <w:jc w:val="center"/>
-            </w:pPr>
-          </w:p>
-        </w:tc>
-        <w:tc>
-          <w:tcPr>
-            <w:tcW w:w="374" w:type="dxa"/>
-            <w:shd w:val="clear" w:color="auto" w:fill="F8FAFC"/>
-            <w:tcMar>
-              <w:top w:w="72" w:type="dxa"/>
-              <w:left w:w="72" w:type="dxa"/>
-              <w:bottom w:w="72" w:type="dxa"/>
-              <w:right w:w="72" w:type="dxa"/>
-            </w:tcMar>
-            <w:vAlign w:val="center"/>
-          </w:tcPr>
-          <w:p>
-            <w:pPr>
-              <w:spacing w:after="0"/>
-              <w:jc w:val="center"/>
-            </w:pPr>
-          </w:p>
-        </w:tc>
-        <w:tc>
-          <w:tcPr>
-            <w:tcW w:w="374" w:type="dxa"/>
-            <w:shd w:val="clear" w:color="auto" w:fill="F8FAFC"/>
-            <w:tcMar>
-              <w:top w:w="72" w:type="dxa"/>
-              <w:left w:w="72" w:type="dxa"/>
-              <w:bottom w:w="72" w:type="dxa"/>
-              <w:right w:w="72" w:type="dxa"/>
-            </w:tcMar>
-            <w:vAlign w:val="center"/>
-          </w:tcPr>
-          <w:p>
-            <w:pPr>
-              <w:spacing w:after="0"/>
-              <w:jc w:val="center"/>
-            </w:pPr>
-          </w:p>
-        </w:tc>
-        <w:tc>
-          <w:tcPr>
-            <w:tcW w:w="374" w:type="dxa"/>
-            <w:shd w:val="clear" w:color="auto" w:fill="F8FAFC"/>
-            <w:tcMar>
-              <w:top w:w="72" w:type="dxa"/>
-              <w:left w:w="72" w:type="dxa"/>
-              <w:bottom w:w="72" w:type="dxa"/>
-              <w:right w:w="72" w:type="dxa"/>
-            </w:tcMar>
-            <w:vAlign w:val="center"/>
-          </w:tcPr>
-          <w:p>
-            <w:pPr>
-              <w:spacing w:after="0"/>
-              <w:jc w:val="center"/>
-            </w:pPr>
-          </w:p>
-        </w:tc>
-        <w:tc>
-          <w:tcPr>
-            <w:tcW w:w="374" w:type="dxa"/>
-            <w:shd w:val="clear" w:color="auto" w:fill="F8FAFC"/>
-            <w:tcMar>
-              <w:top w:w="72" w:type="dxa"/>
-              <w:left w:w="72" w:type="dxa"/>
-              <w:bottom w:w="72" w:type="dxa"/>
-              <w:right w:w="72" w:type="dxa"/>
-            </w:tcMar>
-            <w:vAlign w:val="center"/>
-          </w:tcPr>
-          <w:p>
-            <w:pPr>
-              <w:spacing w:after="0"/>
-              <w:jc w:val="center"/>
-            </w:pPr>
-          </w:p>
-        </w:tc>
-        <w:tc>
-          <w:tcPr>
-            <w:tcW w:w="374" w:type="dxa"/>
-            <w:shd w:val="clear" w:color="auto" w:fill="F8FAFC"/>
-            <w:tcMar>
-              <w:top w:w="72" w:type="dxa"/>
-              <w:left w:w="72" w:type="dxa"/>
-              <w:bottom w:w="72" w:type="dxa"/>
-              <w:right w:w="72" w:type="dxa"/>
-            </w:tcMar>
-            <w:vAlign w:val="center"/>
-          </w:tcPr>
-          <w:p>
-            <w:pPr>
-              <w:spacing w:after="0"/>
-              <w:jc w:val="center"/>
-            </w:pPr>
-          </w:p>
-        </w:tc>
-        <w:tc>
-          <w:tcPr>
-            <w:tcW w:w="374" w:type="dxa"/>
-            <w:shd w:val="clear" w:color="auto" w:fill="F8FAFC"/>
-            <w:tcMar>
-              <w:top w:w="72" w:type="dxa"/>
-              <w:left w:w="72" w:type="dxa"/>
-              <w:bottom w:w="72" w:type="dxa"/>
-              <w:right w:w="72" w:type="dxa"/>
-            </w:tcMar>
-            <w:vAlign w:val="center"/>
-          </w:tcPr>
-          <w:p>
-            <w:pPr>
-              <w:spacing w:after="0"/>
-              <w:jc w:val="center"/>
-            </w:pPr>
-          </w:p>
-        </w:tc>
-        <w:tc>
-          <w:tcPr>
-            <w:tcW w:w="374" w:type="dxa"/>
-            <w:shd w:val="clear" w:color="auto" w:fill="F8FAFC"/>
-            <w:tcMar>
-              <w:top w:w="72" w:type="dxa"/>
-              <w:left w:w="72" w:type="dxa"/>
-              <w:bottom w:w="72" w:type="dxa"/>
-              <w:right w:w="72" w:type="dxa"/>
-            </w:tcMar>
-            <w:vAlign w:val="center"/>
-          </w:tcPr>
-          <w:p>
-            <w:pPr>
-              <w:spacing w:after="0"/>
-              <w:jc w:val="center"/>
-            </w:pPr>
-          </w:p>
-        </w:tc>
-        <w:tc>
-          <w:tcPr>
-            <w:tcW w:w="374" w:type="dxa"/>
-            <w:shd w:val="clear" w:color="auto" w:fill="F8FAFC"/>
-            <w:tcMar>
-              <w:top w:w="72" w:type="dxa"/>
-              <w:left w:w="72" w:type="dxa"/>
-              <w:bottom w:w="72" w:type="dxa"/>
-              <w:right w:w="72" w:type="dxa"/>
-            </w:tcMar>
-            <w:vAlign w:val="center"/>
-          </w:tcPr>
-          <w:p>
-            <w:pPr>
-              <w:spacing w:after="0"/>
-              <w:jc w:val="center"/>
-            </w:pPr>
-          </w:p>
-        </w:tc>
-        <w:tc>
-          <w:tcPr>
-            <w:tcW w:w="374" w:type="dxa"/>
-            <w:shd w:val="clear" w:color="auto" w:fill="F8FAFC"/>
-            <w:tcMar>
-              <w:top w:w="72" w:type="dxa"/>
-              <w:left w:w="72" w:type="dxa"/>
-              <w:bottom w:w="72" w:type="dxa"/>
-              <w:right w:w="72" w:type="dxa"/>
-            </w:tcMar>
-            <w:vAlign w:val="center"/>
-          </w:tcPr>
-          <w:p>
-            <w:pPr>
-              <w:spacing w:after="0"/>
-              <w:jc w:val="center"/>
-            </w:pPr>
-            <w:r>
-              <w:rPr>
-                <w:rFonts w:ascii="Calibri" w:hAnsi="Calibri"/>
-                <w:b/>
-                <w:color w:val="0F5132"/>
-                <w:sz w:val="17"/>
-              </w:rPr>
-              <w:t>✓</w:t>
-            </w:r>
-          </w:p>
-        </w:tc>
-        <w:tc>
-          <w:tcPr>
-            <w:tcW w:w="374" w:type="dxa"/>
-            <w:shd w:val="clear" w:color="auto" w:fill="F8FAFC"/>
-            <w:tcMar>
-              <w:top w:w="72" w:type="dxa"/>
-              <w:left w:w="72" w:type="dxa"/>
-              <w:bottom w:w="72" w:type="dxa"/>
-              <w:right w:w="72" w:type="dxa"/>
-            </w:tcMar>
-            <w:vAlign w:val="center"/>
-          </w:tcPr>
-          <w:p>
-            <w:pPr>
-              <w:spacing w:after="0"/>
-              <w:jc w:val="center"/>
-            </w:pPr>
-          </w:p>
-        </w:tc>
-      </w:tr>
-      <w:tr>
-        <w:trPr>
-          <w:jc w:val="center"/>
-        </w:trPr>
-        <w:tc>
-          <w:tcPr>
-            <w:tcW w:w="3384" w:type="dxa"/>
-            <w:shd w:val="clear" w:color="auto" w:fill="FFFFFF"/>
-            <w:tcMar>
-              <w:top w:w="72" w:type="dxa"/>
-              <w:left w:w="72" w:type="dxa"/>
-              <w:bottom w:w="72" w:type="dxa"/>
-              <w:right w:w="72" w:type="dxa"/>
-            </w:tcMar>
-            <w:vAlign w:val="center"/>
-          </w:tcPr>
-          <w:p>
-            <w:pPr>
-              <w:spacing w:after="0"/>
-            </w:pPr>
-            <w:proofErr w:type="spellStart"/>
-            <w:r>
-              <w:rPr>
-                <w:rFonts w:ascii="Calibri" w:hAnsi="Calibri"/>
-                <w:color w:val="111827"/>
-                <w:sz w:val="14"/>
-              </w:rPr>
-              <w:t>test_register_pair</w:t>
-            </w:r>
-            <w:proofErr w:type="spellEnd"/>
-            <w:r>
-              <w:rPr>
-                <w:rFonts w:ascii="Calibri" w:hAnsi="Calibri"/>
-                <w:color w:val="111827"/>
-                <w:sz w:val="14"/>
-              </w:rPr>
-              <w:t>_</w:t>
-            </w:r>
-            <w:r>
-              <w:br/>
-            </w:r>
-            <w:proofErr w:type="spellStart"/>
-            <w:r>
-              <w:rPr>
-                <w:rFonts w:ascii="Calibri" w:hAnsi="Calibri"/>
-                <w:color w:val="111827"/>
-                <w:sz w:val="14"/>
-              </w:rPr>
-              <w:t>first_</w:t>
-            </w:r>
-            <w:proofErr w:type="gramStart"/>
-            <w:r>
-              <w:rPr>
-                <w:rFonts w:ascii="Calibri" w:hAnsi="Calibri"/>
-                <w:color w:val="111827"/>
-                <w:sz w:val="14"/>
-              </w:rPr>
-              <w:t>visit</w:t>
-            </w:r>
-            <w:proofErr w:type="spellEnd"/>
-            <w:r>
-              <w:rPr>
-                <w:rFonts w:ascii="Calibri" w:hAnsi="Calibri"/>
-                <w:color w:val="111827"/>
-                <w:sz w:val="14"/>
-              </w:rPr>
-              <w:t>(</w:t>
-            </w:r>
-            <w:proofErr w:type="gramEnd"/>
-            <w:r>
-              <w:rPr>
-                <w:rFonts w:ascii="Calibri" w:hAnsi="Calibri"/>
-                <w:color w:val="111827"/>
-                <w:sz w:val="14"/>
-              </w:rPr>
-              <w:t>)</w:t>
-            </w:r>
-          </w:p>
-        </w:tc>
-        <w:tc>
-          <w:tcPr>
-            <w:tcW w:w="374" w:type="dxa"/>
-            <w:shd w:val="clear" w:color="auto" w:fill="FFFFFF"/>
-            <w:tcMar>
-              <w:top w:w="72" w:type="dxa"/>
-              <w:left w:w="72" w:type="dxa"/>
-              <w:bottom w:w="72" w:type="dxa"/>
-              <w:right w:w="72" w:type="dxa"/>
-            </w:tcMar>
-            <w:vAlign w:val="center"/>
-          </w:tcPr>
-          <w:p>
-            <w:pPr>
-              <w:spacing w:after="0"/>
-              <w:jc w:val="center"/>
-            </w:pPr>
-          </w:p>
-        </w:tc>
-        <w:tc>
-          <w:tcPr>
-            <w:tcW w:w="374" w:type="dxa"/>
-            <w:shd w:val="clear" w:color="auto" w:fill="FFFFFF"/>
-            <w:tcMar>
-              <w:top w:w="72" w:type="dxa"/>
-              <w:left w:w="72" w:type="dxa"/>
-              <w:bottom w:w="72" w:type="dxa"/>
-              <w:right w:w="72" w:type="dxa"/>
-            </w:tcMar>
-            <w:vAlign w:val="center"/>
-          </w:tcPr>
-          <w:p>
-            <w:pPr>
-              <w:spacing w:after="0"/>
-              <w:jc w:val="center"/>
-            </w:pPr>
-          </w:p>
-        </w:tc>
-        <w:tc>
-          <w:tcPr>
-            <w:tcW w:w="374" w:type="dxa"/>
-            <w:shd w:val="clear" w:color="auto" w:fill="FFFFFF"/>
-            <w:tcMar>
-              <w:top w:w="72" w:type="dxa"/>
-              <w:left w:w="72" w:type="dxa"/>
-              <w:bottom w:w="72" w:type="dxa"/>
-              <w:right w:w="72" w:type="dxa"/>
-            </w:tcMar>
-            <w:vAlign w:val="center"/>
-          </w:tcPr>
-          <w:p>
-            <w:pPr>
-              <w:spacing w:after="0"/>
-              <w:jc w:val="center"/>
-            </w:pPr>
-          </w:p>
-        </w:tc>
-        <w:tc>
-          <w:tcPr>
-            <w:tcW w:w="374" w:type="dxa"/>
-            <w:shd w:val="clear" w:color="auto" w:fill="FFFFFF"/>
-            <w:tcMar>
-              <w:top w:w="72" w:type="dxa"/>
-              <w:left w:w="72" w:type="dxa"/>
-              <w:bottom w:w="72" w:type="dxa"/>
-              <w:right w:w="72" w:type="dxa"/>
-            </w:tcMar>
-            <w:vAlign w:val="center"/>
-          </w:tcPr>
-          <w:p>
-            <w:pPr>
-              <w:spacing w:after="0"/>
-              <w:jc w:val="center"/>
-            </w:pPr>
-          </w:p>
-        </w:tc>
-        <w:tc>
-          <w:tcPr>
-            <w:tcW w:w="374" w:type="dxa"/>
-            <w:shd w:val="clear" w:color="auto" w:fill="FFFFFF"/>
-            <w:tcMar>
-              <w:top w:w="72" w:type="dxa"/>
-              <w:left w:w="72" w:type="dxa"/>
-              <w:bottom w:w="72" w:type="dxa"/>
-              <w:right w:w="72" w:type="dxa"/>
-            </w:tcMar>
-            <w:vAlign w:val="center"/>
-          </w:tcPr>
-          <w:p>
-            <w:pPr>
-              <w:spacing w:after="0"/>
-              <w:jc w:val="center"/>
-            </w:pPr>
-          </w:p>
-        </w:tc>
-        <w:tc>
-          <w:tcPr>
-            <w:tcW w:w="374" w:type="dxa"/>
-            <w:shd w:val="clear" w:color="auto" w:fill="FFFFFF"/>
-            <w:tcMar>
-              <w:top w:w="72" w:type="dxa"/>
-              <w:left w:w="72" w:type="dxa"/>
-              <w:bottom w:w="72" w:type="dxa"/>
-              <w:right w:w="72" w:type="dxa"/>
-            </w:tcMar>
-            <w:vAlign w:val="center"/>
-          </w:tcPr>
-          <w:p>
-            <w:pPr>
-              <w:spacing w:after="0"/>
-              <w:jc w:val="center"/>
-            </w:pPr>
-          </w:p>
-        </w:tc>
-        <w:tc>
-          <w:tcPr>
-            <w:tcW w:w="374" w:type="dxa"/>
-            <w:shd w:val="clear" w:color="auto" w:fill="FFFFFF"/>
-            <w:tcMar>
-              <w:top w:w="72" w:type="dxa"/>
-              <w:left w:w="72" w:type="dxa"/>
-              <w:bottom w:w="72" w:type="dxa"/>
-              <w:right w:w="72" w:type="dxa"/>
-            </w:tcMar>
-            <w:vAlign w:val="center"/>
-          </w:tcPr>
-          <w:p>
-            <w:pPr>
-              <w:spacing w:after="0"/>
-              <w:jc w:val="center"/>
-            </w:pPr>
-          </w:p>
-        </w:tc>
-        <w:tc>
-          <w:tcPr>
-            <w:tcW w:w="374" w:type="dxa"/>
-            <w:shd w:val="clear" w:color="auto" w:fill="FFFFFF"/>
-            <w:tcMar>
-              <w:top w:w="72" w:type="dxa"/>
-              <w:left w:w="72" w:type="dxa"/>
-              <w:bottom w:w="72" w:type="dxa"/>
-              <w:right w:w="72" w:type="dxa"/>
-            </w:tcMar>
-            <w:vAlign w:val="center"/>
-          </w:tcPr>
-          <w:p>
-            <w:pPr>
-              <w:spacing w:after="0"/>
-              <w:jc w:val="center"/>
-            </w:pPr>
-          </w:p>
-        </w:tc>
-        <w:tc>
-          <w:tcPr>
-            <w:tcW w:w="374" w:type="dxa"/>
-            <w:shd w:val="clear" w:color="auto" w:fill="FFFFFF"/>
-            <w:tcMar>
-              <w:top w:w="72" w:type="dxa"/>
-              <w:left w:w="72" w:type="dxa"/>
-              <w:bottom w:w="72" w:type="dxa"/>
-              <w:right w:w="72" w:type="dxa"/>
-            </w:tcMar>
-            <w:vAlign w:val="center"/>
-          </w:tcPr>
-          <w:p>
-            <w:pPr>
-              <w:spacing w:after="0"/>
-              <w:jc w:val="center"/>
-            </w:pPr>
-          </w:p>
-        </w:tc>
-        <w:tc>
-          <w:tcPr>
-            <w:tcW w:w="374" w:type="dxa"/>
-            <w:shd w:val="clear" w:color="auto" w:fill="FFFFFF"/>
-            <w:tcMar>
-              <w:top w:w="72" w:type="dxa"/>
-              <w:left w:w="72" w:type="dxa"/>
-              <w:bottom w:w="72" w:type="dxa"/>
-              <w:right w:w="72" w:type="dxa"/>
-            </w:tcMar>
-            <w:vAlign w:val="center"/>
-          </w:tcPr>
-          <w:p>
-            <w:pPr>
-              <w:spacing w:after="0"/>
-              <w:jc w:val="center"/>
-            </w:pPr>
-          </w:p>
-        </w:tc>
-        <w:tc>
-          <w:tcPr>
-            <w:tcW w:w="374" w:type="dxa"/>
-            <w:shd w:val="clear" w:color="auto" w:fill="FFFFFF"/>
-            <w:tcMar>
-              <w:top w:w="72" w:type="dxa"/>
-              <w:left w:w="72" w:type="dxa"/>
-              <w:bottom w:w="72" w:type="dxa"/>
-              <w:right w:w="72" w:type="dxa"/>
-            </w:tcMar>
-            <w:vAlign w:val="center"/>
-          </w:tcPr>
-          <w:p>
-            <w:pPr>
-              <w:spacing w:after="0"/>
-              <w:jc w:val="center"/>
-            </w:pPr>
-          </w:p>
-        </w:tc>
-        <w:tc>
-          <w:tcPr>
-            <w:tcW w:w="374" w:type="dxa"/>
-            <w:shd w:val="clear" w:color="auto" w:fill="FFFFFF"/>
-            <w:tcMar>
-              <w:top w:w="72" w:type="dxa"/>
-              <w:left w:w="72" w:type="dxa"/>
-              <w:bottom w:w="72" w:type="dxa"/>
-              <w:right w:w="72" w:type="dxa"/>
-            </w:tcMar>
-            <w:vAlign w:val="center"/>
-          </w:tcPr>
-          <w:p>
-            <w:pPr>
-              <w:spacing w:after="0"/>
-              <w:jc w:val="center"/>
-            </w:pPr>
-          </w:p>
-        </w:tc>
-        <w:tc>
-          <w:tcPr>
-            <w:tcW w:w="374" w:type="dxa"/>
-            <w:shd w:val="clear" w:color="auto" w:fill="FFFFFF"/>
-            <w:tcMar>
-              <w:top w:w="72" w:type="dxa"/>
-              <w:left w:w="72" w:type="dxa"/>
-              <w:bottom w:w="72" w:type="dxa"/>
-              <w:right w:w="72" w:type="dxa"/>
-            </w:tcMar>
-            <w:vAlign w:val="center"/>
-          </w:tcPr>
-          <w:p>
-            <w:pPr>
-              <w:spacing w:after="0"/>
-              <w:jc w:val="center"/>
-            </w:pPr>
-          </w:p>
-        </w:tc>
-        <w:tc>
-          <w:tcPr>
-            <w:tcW w:w="374" w:type="dxa"/>
-            <w:shd w:val="clear" w:color="auto" w:fill="FFFFFF"/>
-            <w:tcMar>
-              <w:top w:w="72" w:type="dxa"/>
-              <w:left w:w="72" w:type="dxa"/>
-              <w:bottom w:w="72" w:type="dxa"/>
-              <w:right w:w="72" w:type="dxa"/>
-            </w:tcMar>
-            <w:vAlign w:val="center"/>
-          </w:tcPr>
-          <w:p>
-            <w:pPr>
-              <w:spacing w:after="0"/>
-              <w:jc w:val="center"/>
-            </w:pPr>
-            <w:r>
-              <w:rPr>
-                <w:rFonts w:ascii="Calibri" w:hAnsi="Calibri"/>
-                <w:b/>
-                <w:color w:val="0F5132"/>
-                <w:sz w:val="17"/>
-              </w:rPr>
-              <w:t>✓</w:t>
-            </w:r>
-          </w:p>
-        </w:tc>
-      </w:tr>
-      <w:tr>
-        <w:trPr>
-          <w:jc w:val="center"/>
-        </w:trPr>
-        <w:tc>
-          <w:tcPr>
-            <w:tcW w:w="3384" w:type="dxa"/>
-            <w:shd w:val="clear" w:color="auto" w:fill="F8FAFC"/>
-            <w:tcMar>
-              <w:top w:w="72" w:type="dxa"/>
-              <w:left w:w="72" w:type="dxa"/>
-              <w:bottom w:w="72" w:type="dxa"/>
-              <w:right w:w="72" w:type="dxa"/>
-            </w:tcMar>
-            <w:vAlign w:val="center"/>
-          </w:tcPr>
-          <w:p>
-            <w:pPr>
-              <w:spacing w:after="0"/>
-            </w:pPr>
-            <w:proofErr w:type="spellStart"/>
-            <w:r>
-              <w:rPr>
-                <w:rFonts w:ascii="Calibri" w:hAnsi="Calibri"/>
-                <w:color w:val="111827"/>
-                <w:sz w:val="14"/>
-              </w:rPr>
-              <w:t>test_register_pair</w:t>
-            </w:r>
-            <w:proofErr w:type="spellEnd"/>
-            <w:r>
-              <w:rPr>
-                <w:rFonts w:ascii="Calibri" w:hAnsi="Calibri"/>
-                <w:color w:val="111827"/>
-                <w:sz w:val="14"/>
-              </w:rPr>
-              <w:t>_</w:t>
-            </w:r>
-            <w:r>
-              <w:br/>
-            </w:r>
-            <w:proofErr w:type="gramStart"/>
-            <w:r>
-              <w:rPr>
-                <w:rFonts w:ascii="Calibri" w:hAnsi="Calibri"/>
-                <w:color w:val="111827"/>
-                <w:sz w:val="14"/>
-              </w:rPr>
-              <w:t>revisit(</w:t>
-            </w:r>
-            <w:proofErr w:type="gramEnd"/>
-            <w:r>
-              <w:rPr>
-                <w:rFonts w:ascii="Calibri" w:hAnsi="Calibri"/>
-                <w:color w:val="111827"/>
-                <w:sz w:val="14"/>
-              </w:rPr>
-              <w:t>)</w:t>
-            </w:r>
-          </w:p>
-        </w:tc>
-        <w:tc>
-          <w:tcPr>
-            <w:tcW w:w="374" w:type="dxa"/>
-            <w:shd w:val="clear" w:color="auto" w:fill="F8FAFC"/>
-            <w:tcMar>
-              <w:top w:w="72" w:type="dxa"/>
-              <w:left w:w="72" w:type="dxa"/>
-              <w:bottom w:w="72" w:type="dxa"/>
-              <w:right w:w="72" w:type="dxa"/>
-            </w:tcMar>
-            <w:vAlign w:val="center"/>
-          </w:tcPr>
-          <w:p>
-            <w:pPr>
-              <w:spacing w:after="0"/>
-              <w:jc w:val="center"/>
-            </w:pPr>
-          </w:p>
-        </w:tc>
-        <w:tc>
-          <w:tcPr>
-            <w:tcW w:w="374" w:type="dxa"/>
-            <w:shd w:val="clear" w:color="auto" w:fill="F8FAFC"/>
-            <w:tcMar>
-              <w:top w:w="72" w:type="dxa"/>
-              <w:left w:w="72" w:type="dxa"/>
-              <w:bottom w:w="72" w:type="dxa"/>
-              <w:right w:w="72" w:type="dxa"/>
-            </w:tcMar>
-            <w:vAlign w:val="center"/>
-          </w:tcPr>
-          <w:p>
-            <w:pPr>
-              <w:spacing w:after="0"/>
-              <w:jc w:val="center"/>
-            </w:pPr>
-          </w:p>
-        </w:tc>
-        <w:tc>
-          <w:tcPr>
-            <w:tcW w:w="374" w:type="dxa"/>
-            <w:shd w:val="clear" w:color="auto" w:fill="F8FAFC"/>
-            <w:tcMar>
-              <w:top w:w="72" w:type="dxa"/>
-              <w:left w:w="72" w:type="dxa"/>
-              <w:bottom w:w="72" w:type="dxa"/>
-              <w:right w:w="72" w:type="dxa"/>
-            </w:tcMar>
-            <w:vAlign w:val="center"/>
-          </w:tcPr>
-          <w:p>
-            <w:pPr>
-              <w:spacing w:after="0"/>
-              <w:jc w:val="center"/>
-            </w:pPr>
-          </w:p>
-        </w:tc>
-        <w:tc>
-          <w:tcPr>
-            <w:tcW w:w="374" w:type="dxa"/>
-            <w:shd w:val="clear" w:color="auto" w:fill="F8FAFC"/>
-            <w:tcMar>
-              <w:top w:w="72" w:type="dxa"/>
-              <w:left w:w="72" w:type="dxa"/>
-              <w:bottom w:w="72" w:type="dxa"/>
-              <w:right w:w="72" w:type="dxa"/>
-            </w:tcMar>
-            <w:vAlign w:val="center"/>
-          </w:tcPr>
-          <w:p>
-            <w:pPr>
-              <w:spacing w:after="0"/>
-              <w:jc w:val="center"/>
-            </w:pPr>
-          </w:p>
-        </w:tc>
-        <w:tc>
-          <w:tcPr>
-            <w:tcW w:w="374" w:type="dxa"/>
-            <w:shd w:val="clear" w:color="auto" w:fill="F8FAFC"/>
-            <w:tcMar>
-              <w:top w:w="72" w:type="dxa"/>
-              <w:left w:w="72" w:type="dxa"/>
-              <w:bottom w:w="72" w:type="dxa"/>
-              <w:right w:w="72" w:type="dxa"/>
-            </w:tcMar>
-            <w:vAlign w:val="center"/>
-          </w:tcPr>
-          <w:p>
-            <w:pPr>
-              <w:spacing w:after="0"/>
-              <w:jc w:val="center"/>
-            </w:pPr>
-          </w:p>
-        </w:tc>
-        <w:tc>
-          <w:tcPr>
-            <w:tcW w:w="374" w:type="dxa"/>
-            <w:shd w:val="clear" w:color="auto" w:fill="F8FAFC"/>
-            <w:tcMar>
-              <w:top w:w="72" w:type="dxa"/>
-              <w:left w:w="72" w:type="dxa"/>
-              <w:bottom w:w="72" w:type="dxa"/>
-              <w:right w:w="72" w:type="dxa"/>
-            </w:tcMar>
-            <w:vAlign w:val="center"/>
-          </w:tcPr>
-          <w:p>
-            <w:pPr>
-              <w:spacing w:after="0"/>
-              <w:jc w:val="center"/>
-            </w:pPr>
-          </w:p>
-        </w:tc>
-        <w:tc>
-          <w:tcPr>
-            <w:tcW w:w="374" w:type="dxa"/>
-            <w:shd w:val="clear" w:color="auto" w:fill="F8FAFC"/>
-            <w:tcMar>
-              <w:top w:w="72" w:type="dxa"/>
-              <w:left w:w="72" w:type="dxa"/>
-              <w:bottom w:w="72" w:type="dxa"/>
-              <w:right w:w="72" w:type="dxa"/>
-            </w:tcMar>
-            <w:vAlign w:val="center"/>
-          </w:tcPr>
-          <w:p>
-            <w:pPr>
-              <w:spacing w:after="0"/>
-              <w:jc w:val="center"/>
-            </w:pPr>
-          </w:p>
-        </w:tc>
-        <w:tc>
-          <w:tcPr>
-            <w:tcW w:w="374" w:type="dxa"/>
-            <w:shd w:val="clear" w:color="auto" w:fill="F8FAFC"/>
-            <w:tcMar>
-              <w:top w:w="72" w:type="dxa"/>
-              <w:left w:w="72" w:type="dxa"/>
-              <w:bottom w:w="72" w:type="dxa"/>
-              <w:right w:w="72" w:type="dxa"/>
-            </w:tcMar>
-            <w:vAlign w:val="center"/>
-          </w:tcPr>
-          <w:p>
-            <w:pPr>
-              <w:spacing w:after="0"/>
-              <w:jc w:val="center"/>
-            </w:pPr>
-          </w:p>
-        </w:tc>
-        <w:tc>
-          <w:tcPr>
-            <w:tcW w:w="374" w:type="dxa"/>
-            <w:shd w:val="clear" w:color="auto" w:fill="F8FAFC"/>
-            <w:tcMar>
-              <w:top w:w="72" w:type="dxa"/>
-              <w:left w:w="72" w:type="dxa"/>
-              <w:bottom w:w="72" w:type="dxa"/>
-              <w:right w:w="72" w:type="dxa"/>
-            </w:tcMar>
-            <w:vAlign w:val="center"/>
-          </w:tcPr>
-          <w:p>
-            <w:pPr>
-              <w:spacing w:after="0"/>
-              <w:jc w:val="center"/>
-            </w:pPr>
-          </w:p>
-        </w:tc>
-        <w:tc>
-          <w:tcPr>
-            <w:tcW w:w="374" w:type="dxa"/>
-            <w:shd w:val="clear" w:color="auto" w:fill="F8FAFC"/>
-            <w:tcMar>
-              <w:top w:w="72" w:type="dxa"/>
-              <w:left w:w="72" w:type="dxa"/>
-              <w:bottom w:w="72" w:type="dxa"/>
-              <w:right w:w="72" w:type="dxa"/>
-            </w:tcMar>
-            <w:vAlign w:val="center"/>
-          </w:tcPr>
-          <w:p>
-            <w:pPr>
-              <w:spacing w:after="0"/>
-              <w:jc w:val="center"/>
-            </w:pPr>
-          </w:p>
-        </w:tc>
-        <w:tc>
-          <w:tcPr>
-            <w:tcW w:w="374" w:type="dxa"/>
-            <w:shd w:val="clear" w:color="auto" w:fill="F8FAFC"/>
-            <w:tcMar>
-              <w:top w:w="72" w:type="dxa"/>
-              <w:left w:w="72" w:type="dxa"/>
-              <w:bottom w:w="72" w:type="dxa"/>
-              <w:right w:w="72" w:type="dxa"/>
-            </w:tcMar>
-            <w:vAlign w:val="center"/>
-          </w:tcPr>
-          <w:p>
-            <w:pPr>
-              <w:spacing w:after="0"/>
-              <w:jc w:val="center"/>
-            </w:pPr>
-          </w:p>
-        </w:tc>
-        <w:tc>
-          <w:tcPr>
-            <w:tcW w:w="374" w:type="dxa"/>
-            <w:shd w:val="clear" w:color="auto" w:fill="F8FAFC"/>
-            <w:tcMar>
-              <w:top w:w="72" w:type="dxa"/>
-              <w:left w:w="72" w:type="dxa"/>
-              <w:bottom w:w="72" w:type="dxa"/>
-              <w:right w:w="72" w:type="dxa"/>
-            </w:tcMar>
-            <w:vAlign w:val="center"/>
-          </w:tcPr>
-          <w:p>
-            <w:pPr>
-              <w:spacing w:after="0"/>
-              <w:jc w:val="center"/>
-            </w:pPr>
-          </w:p>
-        </w:tc>
-        <w:tc>
-          <w:tcPr>
-            <w:tcW w:w="374" w:type="dxa"/>
-            <w:shd w:val="clear" w:color="auto" w:fill="F8FAFC"/>
-            <w:tcMar>
-              <w:top w:w="72" w:type="dxa"/>
-              <w:left w:w="72" w:type="dxa"/>
-              <w:bottom w:w="72" w:type="dxa"/>
-              <w:right w:w="72" w:type="dxa"/>
-            </w:tcMar>
-            <w:vAlign w:val="center"/>
-          </w:tcPr>
-          <w:p>
-            <w:pPr>
-              <w:spacing w:after="0"/>
-              <w:jc w:val="center"/>
-            </w:pPr>
-          </w:p>
-        </w:tc>
-        <w:tc>
-          <w:tcPr>
-            <w:tcW w:w="374" w:type="dxa"/>
-            <w:shd w:val="clear" w:color="auto" w:fill="F8FAFC"/>
-            <w:tcMar>
-              <w:top w:w="72" w:type="dxa"/>
-              <w:left w:w="72" w:type="dxa"/>
-              <w:bottom w:w="72" w:type="dxa"/>
-              <w:right w:w="72" w:type="dxa"/>
-            </w:tcMar>
-            <w:vAlign w:val="center"/>
-          </w:tcPr>
-          <w:p>
-            <w:pPr>
-              <w:spacing w:after="0"/>
-              <w:jc w:val="center"/>
-            </w:pPr>
-            <w:r>
-              <w:rPr>
-                <w:rFonts w:ascii="Calibri" w:hAnsi="Calibri"/>
-                <w:b/>
-                <w:color w:val="0F5132"/>
-                <w:sz w:val="17"/>
-              </w:rPr>
               <w:t>✓</w:t>
             </w:r>
           </w:p>
@@ -10366,31 +6103,12 @@
     </w:p>
     <w:p>
       <w:r>
-        <w:t xml:space="preserve">Phenomenon: for the representative valid inputs covered by the project, including primitive types, nested containers, recursive structures, shared references, and code objects, </w:t>
-      </w:r>
-      <w:proofErr w:type="spellStart"/>
-      <w:proofErr w:type="gramStart"/>
-      <w:r>
-        <w:t>marshal.loads</w:t>
-      </w:r>
-      <w:proofErr w:type="spellEnd"/>
-      <w:proofErr w:type="gramEnd"/>
-      <w:r>
-        <w:t>(</w:t>
-      </w:r>
-      <w:proofErr w:type="spellStart"/>
-      <w:proofErr w:type="gramStart"/>
-      <w:r>
-        <w:t>marshal.dumps</w:t>
-      </w:r>
-      <w:proofErr w:type="spellEnd"/>
-      <w:proofErr w:type="gramEnd"/>
-      <w:r>
-        <w:t>(x)) reconstructed structures equivalent to the originals.</w:t>
+        <w:t>Phenomenon: for the representative valid inputs covered by the project, including primitive types, nested containers, recursive structures, shared references, and code objects, marshal.loads(marshal.dumps(x)) reconstructed structures equivalent to the originals.</w:t>
       </w:r>
     </w:p>
     <w:p>
       <w:r>
+        <w:lastRenderedPageBreak/>
         <w:t>Reason: the core goal of marshal is closer to object reconstruction than to cross-environment byte-level consistency. Within the current testing scope, it performs well in preserving object meaning after deserialization.</w:t>
       </w:r>
     </w:p>
@@ -10422,45 +6140,17 @@
     </w:p>
     <w:p>
       <w:r>
-        <w:t xml:space="preserve">Although this testing covered marshal's behavior across representative data types, boundary values, fuzzing inputs, and multiple execution environments, some limitations remain. The executed compatibility evidence </w:t>
-      </w:r>
-      <w:r>
-        <w:lastRenderedPageBreak/>
-        <w:t>covers Windows with Python 3.9, 3.10, 3.11, 3.12, and 3.13, Linux with Python 3.10.12, and macOS; however, older Python versions and special hardware architectures such as ARM were not covered.</w:t>
+        <w:t>Although this testing covered marshal's behavior across representative data types, boundary values, fuzzing inputs, and multiple execution environments, some limitations remain. The executed compatibility evidence covers Windows with Python 3.9, 3.10, 3.11, 3.12, and 3.13, Linux with Python 3.10.12, and macOS; however, older Python versions and special hardware architectures such as ARM were not covered.</w:t>
       </w:r>
     </w:p>
     <w:p>
       <w:r>
-        <w:t xml:space="preserve">The suite uses Equivalence Partitioning, Boundary Value Analysis, Fuzz Testing, Compatibility Testing, and source-guided White-Box Testing ideas, but it does not rebuild </w:t>
-      </w:r>
-      <w:proofErr w:type="spellStart"/>
-      <w:r>
-        <w:t>CPython</w:t>
-      </w:r>
-      <w:proofErr w:type="spellEnd"/>
-      <w:r>
-        <w:t xml:space="preserve"> or instrument Python/</w:t>
-      </w:r>
-      <w:proofErr w:type="spellStart"/>
-      <w:r>
-        <w:t>marshal.c</w:t>
-      </w:r>
-      <w:proofErr w:type="spellEnd"/>
-      <w:r>
-        <w:t>. Therefore, it cannot claim exact C-level coverage, and it cannot prove that every supported input is hash-identical under all circumstances. Fuzzing also improves confidence but cannot prove the absence of defects.</w:t>
+        <w:t>The suite uses Equivalence Partitioning, Boundary Value Analysis, Fuzz Testing, Compatibility Testing, and source-guided White-Box Testing ideas, but it does not rebuild CPython or instrument Python/marshal.c. Therefore, it cannot claim exact C-level coverage, and it cannot prove that every supported input is hash-identical under all circumstances. Fuzzing also improves confidence but cannot prove the absence of defects.</w:t>
       </w:r>
     </w:p>
     <w:p>
       <w:r>
-        <w:t xml:space="preserve">Based on these limitations, future work should add the remaining platform and hardware evidence, compare saved marshal byte streams or specimen hashes across environments, and consider </w:t>
-      </w:r>
-      <w:proofErr w:type="spellStart"/>
-      <w:r>
-        <w:t>CPython</w:t>
-      </w:r>
-      <w:proofErr w:type="spellEnd"/>
-      <w:r>
-        <w:t xml:space="preserve"> instrumentation for deeper White-Box Testing. These improvements would make the stability evidence more complete without overstating what the current suite proves.</w:t>
+        <w:t>Based on these limitations, future work should add the remaining platform and hardware evidence, compare saved marshal byte streams or specimen hashes across environments, and consider CPython instrumentation for deeper White-Box Testing. These improvements would make the stability evidence more complete without overstating what the current suite proves.</w:t>
       </w:r>
     </w:p>
     <w:p>
@@ -10498,28 +6188,13 @@
     </w:p>
     <w:p>
       <w:r>
-        <w:t xml:space="preserve">Several special behaviors require careful interpretation: </w:t>
-      </w:r>
-      <w:proofErr w:type="spellStart"/>
-      <w:r>
-        <w:t>bytearray</w:t>
-      </w:r>
-      <w:proofErr w:type="spellEnd"/>
-      <w:r>
-        <w:t xml:space="preserve"> can be dumped but loads back as bytes, and corrupted byte streams may sometimes decode into another valid marshal value instead of raising an exception.</w:t>
+        <w:lastRenderedPageBreak/>
+        <w:t>Several special behaviors require careful interpretation: bytearray can be dumped but loads back as bytes, and corrupted byte streams may sometimes decode into another valid marshal value instead of raising an exception.</w:t>
       </w:r>
     </w:p>
     <w:p>
       <w:r>
-        <w:t xml:space="preserve">In summary, marshal is suitable for Python internal data handling and object reconstruction within a controlled runtime ecosystem. However, for scenarios requiring strict hash consistency, cross-platform exchange, or cross-version data stability, a more stable and controllable serialization scheme such as JSON, </w:t>
-      </w:r>
-      <w:proofErr w:type="spellStart"/>
-      <w:r>
-        <w:t>MessagePack</w:t>
-      </w:r>
-      <w:proofErr w:type="spellEnd"/>
-      <w:r>
-        <w:t>, or a custom protocol should be used instead.</w:t>
+        <w:t>In summary, marshal is suitable for Python internal data handling and object reconstruction within a controlled runtime ecosystem. However, for scenarios requiring strict hash consistency, cross-platform exchange, or cross-version data stability, a more stable and controllable serialization scheme such as JSON, MessagePack, or a custom protocol should be used instead.</w:t>
       </w:r>
     </w:p>
     <w:p>
@@ -10541,18 +6216,17 @@
         <w:rPr>
           <w:noProof/>
         </w:rPr>
-        <w:lastRenderedPageBreak/>
         <w:drawing>
-          <wp:inline distT="0" distB="0" distL="114300" distR="114300" ns4:anchorId="226BAD4F" ns4:editId="17E474A3">
+          <wp:inline distT="0" distB="0" distL="114300" distR="114300" wp14:anchorId="226BAD4F" wp14:editId="17E474A3">
             <wp:extent cx="6216015" cy="3931285"/>
             <wp:effectExtent l="0" t="0" r="1905" b="635"/>
             <wp:docPr id="1" name="图片 1"/>
             <wp:cNvGraphicFramePr>
-              <a:graphicFrameLocks noChangeAspect="1"/>
+              <a:graphicFrameLocks xmlns:a="http://schemas.openxmlformats.org/drawingml/2006/main" noChangeAspect="1"/>
             </wp:cNvGraphicFramePr>
-            <a:graphic>
+            <a:graphic xmlns:a="http://schemas.openxmlformats.org/drawingml/2006/main">
               <a:graphicData uri="http://schemas.openxmlformats.org/drawingml/2006/picture">
-                <pic:pic>
+                <pic:pic xmlns:pic="http://schemas.openxmlformats.org/drawingml/2006/picture">
                   <pic:nvPicPr>
                     <pic:cNvPr id="1" name="图片 1"/>
                     <pic:cNvPicPr>
@@ -10635,16 +6309,16 @@
         </w:rPr>
         <w:lastRenderedPageBreak/>
         <w:drawing>
-          <wp:inline distT="0" distB="0" distL="114300" distR="114300" ns4:anchorId="325B48E3" ns4:editId="730804BA">
+          <wp:inline distT="0" distB="0" distL="114300" distR="114300" wp14:anchorId="325B48E3" wp14:editId="730804BA">
             <wp:extent cx="6212205" cy="4079240"/>
             <wp:effectExtent l="0" t="0" r="5715" b="5080"/>
             <wp:docPr id="2" name="图片 2"/>
             <wp:cNvGraphicFramePr>
-              <a:graphicFrameLocks noChangeAspect="1"/>
+              <a:graphicFrameLocks xmlns:a="http://schemas.openxmlformats.org/drawingml/2006/main" noChangeAspect="1"/>
             </wp:cNvGraphicFramePr>
-            <a:graphic>
+            <a:graphic xmlns:a="http://schemas.openxmlformats.org/drawingml/2006/main">
               <a:graphicData uri="http://schemas.openxmlformats.org/drawingml/2006/picture">
-                <pic:pic>
+                <pic:pic xmlns:pic="http://schemas.openxmlformats.org/drawingml/2006/picture">
                   <pic:nvPicPr>
                     <pic:cNvPr id="2" name="图片 2"/>
                     <pic:cNvPicPr>

--- a/report/report.docx
+++ b/report/report.docx
@@ -323,7 +323,7 @@
     </w:p>
     <w:p>
       <w:r>
-        <w:t>Because exact C-level coverage for marshal.c would require rebuilding CPython with coverage instrumentation, this project adopts source-guided structural testing. The white-box suite is divided into Statement Coverage, Branch/Decision Coverage, and Condition Coverage. tools/run_whitebox.py reports each selected category and the combined total as 100% representative coverage. This keeps the report honest while still matching the course requirement for structural test design.</w:t>
+        <w:t xml:space="preserve">Because exact C-level coverage for marshal.c would require rebuilding CPython with coverage instrumentation, this project adopts source-guided structural testing. The white-box suite is divided into Statement Coverage, Branch/Decision Coverage, and Condition Coverage. tools/run_whitebox.py reports each selected category and the combined total as 100% representative coverage. </w:t>
       </w:r>
     </w:p>
     <w:p>
@@ -924,6 +924,12 @@
             <w:insideH w:val="single" w:color="auto" w:sz="4" w:space="0"/>
             <w:insideV w:val="single" w:color="auto" w:sz="4" w:space="0"/>
           </w:tblBorders>
+          <w:tblCellMar>
+            <w:top w:w="0" w:type="dxa"/>
+            <w:left w:w="108" w:type="dxa"/>
+            <w:bottom w:w="0" w:type="dxa"/>
+            <w:right w:w="108" w:type="dxa"/>
+          </w:tblCellMar>
         </w:tblPrEx>
         <w:trPr>
           <w:jc w:val="center"/>
@@ -9080,12 +9086,69 @@
     <w:p>
       <w:pPr>
         <w:rPr>
-          <w:rFonts w:eastAsia="宋体"/>
-          <w:lang w:eastAsia="zh-CN"/>
+          <w:rFonts w:hint="default" w:eastAsia="宋体"/>
+          <w:lang w:val="en-US" w:eastAsia="zh-CN"/>
         </w:rPr>
       </w:pPr>
+      <w:r>
+        <w:rPr>
+          <w:rFonts w:hint="eastAsia" w:eastAsia="宋体"/>
+          <w:lang w:val="en-US" w:eastAsia="zh-CN"/>
+        </w:rPr>
+        <w:t>白盒：</w:t>
+      </w:r>
       <w:bookmarkStart w:id="0" w:name="_GoBack"/>
       <w:bookmarkEnd w:id="0"/>
+      <w:r>
+        <w:rPr>
+          <w:rFonts w:hint="eastAsia" w:eastAsia="宋体"/>
+          <w:lang w:val="en-US" w:eastAsia="zh-CN"/>
+        </w:rPr>
+        <w:br w:type="textWrapping"/>
+      </w:r>
+      <w:r>
+        <w:drawing>
+          <wp:inline distT="0" distB="0" distL="114300" distR="114300">
+            <wp:extent cx="4818380" cy="2788920"/>
+            <wp:effectExtent l="0" t="0" r="12700" b="0"/>
+            <wp:docPr id="1" name="图片 1"/>
+            <wp:cNvGraphicFramePr>
+              <a:graphicFrameLocks xmlns:a="http://schemas.openxmlformats.org/drawingml/2006/main" noChangeAspect="1"/>
+            </wp:cNvGraphicFramePr>
+            <a:graphic xmlns:a="http://schemas.openxmlformats.org/drawingml/2006/main">
+              <a:graphicData uri="http://schemas.openxmlformats.org/drawingml/2006/picture">
+                <pic:pic xmlns:pic="http://schemas.openxmlformats.org/drawingml/2006/picture">
+                  <pic:nvPicPr>
+                    <pic:cNvPr id="1" name="图片 1"/>
+                    <pic:cNvPicPr>
+                      <a:picLocks noChangeAspect="1"/>
+                    </pic:cNvPicPr>
+                  </pic:nvPicPr>
+                  <pic:blipFill>
+                    <a:blip r:embed="rId6"/>
+                    <a:stretch>
+                      <a:fillRect/>
+                    </a:stretch>
+                  </pic:blipFill>
+                  <pic:spPr>
+                    <a:xfrm>
+                      <a:off x="0" y="0"/>
+                      <a:ext cx="4818380" cy="2788920"/>
+                    </a:xfrm>
+                    <a:prstGeom prst="rect">
+                      <a:avLst/>
+                    </a:prstGeom>
+                    <a:noFill/>
+                    <a:ln>
+                      <a:noFill/>
+                    </a:ln>
+                  </pic:spPr>
+                </pic:pic>
+              </a:graphicData>
+            </a:graphic>
+          </wp:inline>
+        </w:drawing>
+      </w:r>
     </w:p>
     <w:sectPr>
       <w:pgSz w:w="12240" w:h="15840"/>
@@ -9500,7 +9563,7 @@
     <w:lsdException w:qFormat="1" w:uiPriority="99" w:semiHidden="0" w:name="List"/>
     <w:lsdException w:qFormat="1" w:uiPriority="99" w:semiHidden="0" w:name="List Bullet"/>
     <w:lsdException w:qFormat="1" w:uiPriority="99" w:semiHidden="0" w:name="List Number"/>
-    <w:lsdException w:uiPriority="99" w:semiHidden="0" w:name="List 2"/>
+    <w:lsdException w:qFormat="1" w:uiPriority="99" w:semiHidden="0" w:name="List 2"/>
     <w:lsdException w:qFormat="1" w:uiPriority="99" w:semiHidden="0" w:name="List 3"/>
     <w:lsdException w:uiPriority="99" w:name="List 4"/>
     <w:lsdException w:uiPriority="99" w:name="List 5"/>
@@ -10132,6 +10195,7 @@
     <w:name w:val="List 2"/>
     <w:basedOn w:val="1"/>
     <w:unhideWhenUsed/>
+    <w:qFormat/>
     <w:uiPriority w:val="99"/>
     <w:pPr>
       <w:ind w:left="720" w:hanging="360"/>

--- a/report/report.docx
+++ b/report/report.docx
@@ -115,8 +115,44 @@
       </w:r>
     </w:p>
     <w:p>
+      <w:pPr>
+        <w:rPr>
+          <w:rFonts w:hint="eastAsia"/>
+        </w:rPr>
+      </w:pPr>
       <w:r>
-        <w:t>Black-box testing treats marshal as a public API. This part does not rely on CPython internal implementation details; it checks whether selected inputs can be serialized, loaded, repeated, or rejected in observable and controlled ways. The evidence is based on byte streams, SHA-256 hashes, reconstructed objects, and exceptions.</w:t>
+        <w:rPr>
+          <w:rFonts w:hint="eastAsia"/>
+        </w:rPr>
+        <w:t>Black-box testing treats marshal as a public API. This part does not rely on CPython internal implementation details; it checks whether selected inputs can be  serialized, loaded, repeated, or rejected in observable and controlled ways. The evidence is based on byte streams, SHA-256 hashes, reconstructed objects, and</w:t>
+      </w:r>
+      <w:r>
+        <w:rPr>
+          <w:rFonts w:hint="eastAsia" w:eastAsia="宋体"/>
+          <w:lang w:val="en-US" w:eastAsia="zh-CN"/>
+        </w:rPr>
+        <w:t xml:space="preserve"> </w:t>
+      </w:r>
+      <w:r>
+        <w:rPr>
+          <w:rFonts w:hint="eastAsia"/>
+        </w:rPr>
+        <w:t>exceptions. The detailed reasons for selecting Equivalence Partitioning, Boundary Value Analysis, and Fuzz Testing are explained in the following subsections.</w:t>
+      </w:r>
+    </w:p>
+    <w:p>
+      <w:pPr>
+        <w:rPr>
+          <w:rFonts w:hint="eastAsia"/>
+        </w:rPr>
+      </w:pPr>
+    </w:p>
+    <w:p>
+      <w:r>
+        <w:rPr>
+          <w:rFonts w:hint="eastAsia"/>
+        </w:rPr>
+        <w:t>Other black-box techniques from the course were considered but not selected as primary techniques. Category-Partition Testing was not used separately because equivalence partitions already covered the main marshal input groups. Decision Table, State Transition, and Model-Based Testing were not emphasized because marshal has no complex business rules, workflow, or explicit state machine. Property-Based Testing was replaced by fixed-seed generation-based fuzzing for reproducibility, and Exploratory Testing was not used as formal evidence because the project prioritizes automated tests.</w:t>
       </w:r>
     </w:p>
     <w:p>
@@ -241,13 +277,35 @@
       </w:r>
     </w:p>
     <w:p>
+      <w:pPr>
+        <w:rPr>
+          <w:rFonts w:hint="eastAsia"/>
+        </w:rPr>
+      </w:pPr>
       <w:r>
-        <w:t>White-box testing focuses on coverage of a program's internal structure and implementation details, ensuring that marshal is exercised across representative implementation paths, branches, and conditions that may affect serialization and deserialization behavior. In this project, these tests are designed from Python/marshal.c instead of only from public API examples.</w:t>
+        <w:rPr>
+          <w:rFonts w:hint="eastAsia"/>
+        </w:rPr>
+        <w:t>White-box testing focuses on coverage of a program's internal structure and implementation details, ensuring that marshal is exercised across representative implementation paths, branches, and conditions that may affect serialization and deserialization behavior. In this project, these tests are designed from Python/marshal.c instead of only from public API examples. The detailed reasons for selecting Statement Coverage, Branch/Decision Coverage, and Condition Coverage are explained in the following subsections.</w:t>
       </w:r>
     </w:p>
     <w:p>
       <w:r>
         <w:t>Because exact C-level coverage for marshal.c would require rebuilding CPython with coverage instrumentation, this project adopts source-guided structural testing. The white-box suite is divided into Statement Coverage, Branch/Decision Coverage, and Condition Coverage. tools/run_whitebox.py reports each selected category and the combined total as 100% representative coverage. This keeps the report honest while still matching the course requirement for structural test design.</w:t>
+      </w:r>
+    </w:p>
+    <w:p>
+      <w:pPr>
+        <w:bidi w:val="0"/>
+        <w:rPr>
+          <w:rFonts w:hint="eastAsia"/>
+        </w:rPr>
+      </w:pPr>
+      <w:r>
+        <w:rPr>
+          <w:rFonts w:hint="eastAsia"/>
+        </w:rPr>
+        <w:t>Other white-box techniques from the course were considered but not selected as primary techniques. Path Coverage and Basis Path Testing were not used because marshal.c may contain many execution paths, and complete path coverage would require C-level instrumentation. MC/DC was not selected because it is mainly intended for safety-critical or certification-oriented systems, while this project only needs representative condition behavior. Data-Flow Testing and Mutation Testing were also outside the scope because they would require deeper definition-use analysis, fault injection, and rebuilding of CPython. Therefore, this project uses source-guided representative structural testing instead.</w:t>
       </w:r>
     </w:p>
     <w:p>
@@ -288,8 +346,16 @@
       </w:r>
     </w:p>
     <w:p>
+      <w:pPr>
+        <w:rPr>
+          <w:rFonts w:hint="eastAsia"/>
+        </w:rPr>
+      </w:pPr>
       <w:r>
-        <w:t>Statement Coverage requires every executable statement to be executed at least once. For marshal, the practical objective is to exercise the major serialization and deserialization statement groups that are externally reachable through the public marshal API.</w:t>
+        <w:rPr>
+          <w:rFonts w:hint="eastAsia"/>
+        </w:rPr>
+        <w:t>Statement Coverage was selected to ensure that the main serialization and deserialization statement groups in marshal.c were exercised by executable tests. Since exact C-level statement coverage would require rebuilding CPython with instrumentation, this project uses source-guided representative statement testing through the public marshal API.</w:t>
       </w:r>
     </w:p>
     <w:p>
@@ -394,8 +460,16 @@
       </w:r>
     </w:p>
     <w:p>
+      <w:pPr>
+        <w:rPr>
+          <w:rFonts w:hint="eastAsia"/>
+        </w:rPr>
+      </w:pPr>
       <w:r>
-        <w:t>Branch Coverage focuses on whether each important decision outcome is exercised, requiring the major branches of the program to be executed during testing.</w:t>
+        <w:rPr>
+          <w:rFonts w:hint="eastAsia"/>
+        </w:rPr>
+        <w:t>Branch Coverage was selected because marshal contains important decision outcomes that directly affect observable behavior, such as successful serialization versus unsupported-object rejection and valid loading versus invalid or truncated stream rejection.</w:t>
       </w:r>
     </w:p>
     <w:p>
@@ -536,8 +610,16 @@
       </w:r>
     </w:p>
     <w:p>
+      <w:pPr>
+        <w:rPr>
+          <w:rFonts w:hint="eastAsia"/>
+        </w:rPr>
+      </w:pPr>
       <w:r>
-        <w:t>Condition Coverage focuses on all possible outcomes of each boolean condition expression, requiring each important condition to take both True and False values during testing.</w:t>
+        <w:rPr>
+          <w:rFonts w:hint="eastAsia"/>
+        </w:rPr>
+        <w:t>Condition Coverage was selected to check important boolean conditions that may affect serialization, deserialization, or byte-level behavior, requiring representative conditions to take both True and False values during testing.</w:t>
       </w:r>
     </w:p>
     <w:p>
@@ -2601,6 +2683,8 @@
         <w:pStyle w:val="4"/>
         <w:spacing w:before="120" w:after="80"/>
       </w:pPr>
+      <w:bookmarkStart w:id="0" w:name="_GoBack"/>
+      <w:bookmarkEnd w:id="0"/>
       <w:r>
         <w:rPr>
           <w:rFonts w:ascii="Calibri" w:hAnsi="Calibri"/>
@@ -5433,8 +5517,6 @@
       <w:r>
         <w:t>AI assistance was used during the organization and wording of this report, but the final content was manually reviewed, revised, and aligned with the actual test results.</w:t>
       </w:r>
-      <w:bookmarkStart w:id="0" w:name="_GoBack"/>
-      <w:bookmarkEnd w:id="0"/>
     </w:p>
     <w:sectPr>
       <w:pgSz w:w="12240" w:h="15840"/>
@@ -5849,7 +5931,7 @@
     <w:lsdException w:qFormat="1" w:uiPriority="99" w:semiHidden="0" w:name="List"/>
     <w:lsdException w:qFormat="1" w:uiPriority="99" w:semiHidden="0" w:name="List Bullet"/>
     <w:lsdException w:qFormat="1" w:uiPriority="99" w:semiHidden="0" w:name="List Number"/>
-    <w:lsdException w:uiPriority="99" w:semiHidden="0" w:name="List 2"/>
+    <w:lsdException w:qFormat="1" w:uiPriority="99" w:semiHidden="0" w:name="List 2"/>
     <w:lsdException w:qFormat="1" w:uiPriority="99" w:semiHidden="0" w:name="List 3"/>
     <w:lsdException w:uiPriority="99" w:name="List 4"/>
     <w:lsdException w:uiPriority="99" w:name="List 5"/>
@@ -5864,12 +5946,12 @@
     <w:lsdException w:qFormat="1" w:unhideWhenUsed="0" w:uiPriority="10" w:semiHidden="0" w:name="Title"/>
     <w:lsdException w:uiPriority="99" w:name="Closing"/>
     <w:lsdException w:uiPriority="99" w:name="Signature"/>
-    <w:lsdException w:uiPriority="1" w:name="Default Paragraph Font"/>
+    <w:lsdException w:qFormat="1" w:uiPriority="1" w:name="Default Paragraph Font"/>
     <w:lsdException w:qFormat="1" w:uiPriority="99" w:semiHidden="0" w:name="Body Text"/>
     <w:lsdException w:uiPriority="99" w:name="Body Text Indent"/>
     <w:lsdException w:qFormat="1" w:uiPriority="99" w:semiHidden="0" w:name="List Continue"/>
     <w:lsdException w:qFormat="1" w:uiPriority="99" w:semiHidden="0" w:name="List Continue 2"/>
-    <w:lsdException w:uiPriority="99" w:semiHidden="0" w:name="List Continue 3"/>
+    <w:lsdException w:qFormat="1" w:uiPriority="99" w:semiHidden="0" w:name="List Continue 3"/>
     <w:lsdException w:uiPriority="99" w:name="List Continue 4"/>
     <w:lsdException w:uiPriority="99" w:name="List Continue 5"/>
     <w:lsdException w:uiPriority="99" w:name="Message Header"/>
@@ -5902,7 +5984,7 @@
     <w:lsdException w:uiPriority="99" w:name="HTML Sample"/>
     <w:lsdException w:uiPriority="99" w:name="HTML Typewriter"/>
     <w:lsdException w:uiPriority="99" w:name="HTML Variable"/>
-    <w:lsdException w:uiPriority="99" w:name="Normal Table"/>
+    <w:lsdException w:qFormat="1" w:uiPriority="99" w:name="Normal Table"/>
     <w:lsdException w:uiPriority="99" w:name="annotation subject"/>
     <w:lsdException w:uiPriority="99" w:name="Table Simple 1"/>
     <w:lsdException w:uiPriority="99" w:name="Table Simple 2"/>
@@ -6307,12 +6389,14 @@
     <w:name w:val="Default Paragraph Font"/>
     <w:semiHidden/>
     <w:unhideWhenUsed/>
+    <w:qFormat/>
     <w:uiPriority w:val="1"/>
   </w:style>
   <w:style w:type="table" w:default="1" w:styleId="33">
     <w:name w:val="Normal Table"/>
     <w:semiHidden/>
     <w:unhideWhenUsed/>
+    <w:qFormat/>
     <w:uiPriority w:val="99"/>
     <w:tblPr>
       <w:tblCellMar>
@@ -6481,6 +6565,7 @@
     <w:name w:val="List 2"/>
     <w:basedOn w:val="1"/>
     <w:unhideWhenUsed/>
+    <w:qFormat/>
     <w:uiPriority w:val="99"/>
     <w:pPr>
       <w:ind w:left="720" w:hanging="360"/>
@@ -6618,6 +6703,7 @@
     <w:name w:val="List Continue 3"/>
     <w:basedOn w:val="1"/>
     <w:unhideWhenUsed/>
+    <w:qFormat/>
     <w:uiPriority w:val="99"/>
     <w:pPr>
       <w:spacing w:after="120"/>
